--- a/Web/White box web.docx
+++ b/Web/White box web.docx
@@ -10,8 +10,8 @@
           <w:rFonts w:ascii="Times New Roman" w:hAnsi="Times New Roman" w:cs="Times New Roman"/>
           <w:b/>
           <w:bCs/>
-          <w:sz w:val="24"/>
-          <w:szCs w:val="24"/>
+          <w:sz w:val="28"/>
+          <w:szCs w:val="28"/>
         </w:rPr>
       </w:pPr>
       <w:r>
@@ -19,8 +19,8 @@
           <w:rFonts w:ascii="Times New Roman" w:hAnsi="Times New Roman" w:cs="Times New Roman"/>
           <w:b/>
           <w:bCs/>
-          <w:sz w:val="24"/>
-          <w:szCs w:val="24"/>
+          <w:sz w:val="28"/>
+          <w:szCs w:val="28"/>
         </w:rPr>
         <w:t>MERN Service Booking System</w:t>
       </w:r>
@@ -33,8 +33,8 @@
           <w:rFonts w:ascii="Times New Roman" w:hAnsi="Times New Roman" w:cs="Times New Roman"/>
           <w:b/>
           <w:bCs/>
-          <w:sz w:val="24"/>
-          <w:szCs w:val="24"/>
+          <w:sz w:val="28"/>
+          <w:szCs w:val="28"/>
         </w:rPr>
       </w:pPr>
       <w:r>
@@ -42,8 +42,8 @@
           <w:rFonts w:ascii="Times New Roman" w:hAnsi="Times New Roman" w:cs="Times New Roman"/>
           <w:b/>
           <w:bCs/>
-          <w:sz w:val="24"/>
-          <w:szCs w:val="24"/>
+          <w:sz w:val="28"/>
+          <w:szCs w:val="28"/>
         </w:rPr>
         <w:t>Modules: Authentication, Services, Booking, Admin</w:t>
       </w:r>
@@ -56,8 +56,8 @@
           <w:rFonts w:ascii="Times New Roman" w:hAnsi="Times New Roman" w:cs="Times New Roman"/>
           <w:b/>
           <w:bCs/>
-          <w:sz w:val="24"/>
-          <w:szCs w:val="24"/>
+          <w:sz w:val="28"/>
+          <w:szCs w:val="28"/>
         </w:rPr>
       </w:pPr>
       <w:r>
@@ -65,8 +65,8 @@
           <w:rFonts w:ascii="Times New Roman" w:hAnsi="Times New Roman" w:cs="Times New Roman"/>
           <w:b/>
           <w:bCs/>
-          <w:sz w:val="24"/>
-          <w:szCs w:val="24"/>
+          <w:sz w:val="28"/>
+          <w:szCs w:val="28"/>
         </w:rPr>
         <w:t>White Box Testing</w:t>
       </w:r>
@@ -79,8 +79,8 @@
           <w:rFonts w:ascii="Times New Roman" w:hAnsi="Times New Roman" w:cs="Times New Roman"/>
           <w:b/>
           <w:bCs/>
-          <w:sz w:val="24"/>
-          <w:szCs w:val="24"/>
+          <w:sz w:val="28"/>
+          <w:szCs w:val="28"/>
         </w:rPr>
       </w:pPr>
       <w:r>
@@ -88,8 +88,8 @@
           <w:rFonts w:ascii="Times New Roman" w:hAnsi="Times New Roman" w:cs="Times New Roman"/>
           <w:b/>
           <w:bCs/>
-          <w:sz w:val="24"/>
-          <w:szCs w:val="24"/>
+          <w:sz w:val="28"/>
+          <w:szCs w:val="28"/>
         </w:rPr>
         <w:t>1.</w:t>
       </w:r>
@@ -98,8 +98,18 @@
           <w:rFonts w:ascii="Times New Roman" w:hAnsi="Times New Roman" w:cs="Times New Roman"/>
           <w:b/>
           <w:bCs/>
-          <w:sz w:val="24"/>
-          <w:szCs w:val="24"/>
+          <w:sz w:val="28"/>
+          <w:szCs w:val="28"/>
+        </w:rPr>
+        <w:t xml:space="preserve">  </w:t>
+      </w:r>
+      <w:r>
+        <w:rPr>
+          <w:rFonts w:ascii="Times New Roman" w:hAnsi="Times New Roman" w:cs="Times New Roman"/>
+          <w:b/>
+          <w:bCs/>
+          <w:sz w:val="28"/>
+          <w:szCs w:val="28"/>
         </w:rPr>
         <w:t>Statement Coverage</w:t>
       </w:r>
@@ -195,7 +205,7 @@
     <w:tbl>
       <w:tblPr>
         <w:tblStyle w:val="TableGrid"/>
-        <w:tblW w:w="11505" w:type="dxa"/>
+        <w:tblW w:w="14213" w:type="dxa"/>
         <w:tblLook w:val="04A0" w:firstRow="1" w:lastRow="0" w:firstColumn="1" w:lastColumn="0" w:noHBand="0" w:noVBand="1"/>
       </w:tblPr>
       <w:tblGrid>
@@ -203,6 +213,7 @@
         <w:gridCol w:w="3241"/>
         <w:gridCol w:w="4575"/>
         <w:gridCol w:w="2708"/>
+        <w:gridCol w:w="2708"/>
       </w:tblGrid>
       <w:tr>
         <w:trPr>
@@ -298,7 +309,6 @@
         <w:tc>
           <w:tcPr>
             <w:tcW w:w="0" w:type="auto"/>
-            <w:hideMark/>
           </w:tcPr>
           <w:p>
             <w:pPr>
@@ -321,6 +331,35 @@
                 <w:szCs w:val="24"/>
               </w:rPr>
               <w:t>Expected Result</w:t>
+            </w:r>
+          </w:p>
+        </w:tc>
+        <w:tc>
+          <w:tcPr>
+            <w:tcW w:w="0" w:type="auto"/>
+            <w:hideMark/>
+          </w:tcPr>
+          <w:p>
+            <w:pPr>
+              <w:spacing w:line="276" w:lineRule="auto"/>
+              <w:jc w:val="both"/>
+              <w:rPr>
+                <w:rFonts w:ascii="Times New Roman" w:hAnsi="Times New Roman" w:cs="Times New Roman"/>
+                <w:b/>
+                <w:bCs/>
+                <w:sz w:val="24"/>
+                <w:szCs w:val="24"/>
+              </w:rPr>
+            </w:pPr>
+            <w:r>
+              <w:rPr>
+                <w:rFonts w:ascii="Times New Roman" w:hAnsi="Times New Roman" w:cs="Times New Roman"/>
+                <w:b/>
+                <w:bCs/>
+                <w:sz w:val="24"/>
+                <w:szCs w:val="24"/>
+              </w:rPr>
+              <w:t>Actual Result</w:t>
             </w:r>
           </w:p>
         </w:tc>
@@ -407,6 +446,30 @@
         <w:tc>
           <w:tcPr>
             <w:tcW w:w="0" w:type="auto"/>
+          </w:tcPr>
+          <w:p>
+            <w:pPr>
+              <w:spacing w:line="276" w:lineRule="auto"/>
+              <w:jc w:val="both"/>
+              <w:rPr>
+                <w:rFonts w:ascii="Times New Roman" w:hAnsi="Times New Roman" w:cs="Times New Roman"/>
+                <w:sz w:val="24"/>
+                <w:szCs w:val="24"/>
+              </w:rPr>
+            </w:pPr>
+            <w:r>
+              <w:rPr>
+                <w:rFonts w:ascii="Times New Roman" w:hAnsi="Times New Roman" w:cs="Times New Roman"/>
+                <w:sz w:val="24"/>
+                <w:szCs w:val="24"/>
+              </w:rPr>
+              <w:t>Registration failed</w:t>
+            </w:r>
+          </w:p>
+        </w:tc>
+        <w:tc>
+          <w:tcPr>
+            <w:tcW w:w="0" w:type="auto"/>
             <w:hideMark/>
           </w:tcPr>
           <w:p>
@@ -512,6 +575,30 @@
         <w:tc>
           <w:tcPr>
             <w:tcW w:w="0" w:type="auto"/>
+          </w:tcPr>
+          <w:p>
+            <w:pPr>
+              <w:spacing w:line="276" w:lineRule="auto"/>
+              <w:jc w:val="both"/>
+              <w:rPr>
+                <w:rFonts w:ascii="Times New Roman" w:hAnsi="Times New Roman" w:cs="Times New Roman"/>
+                <w:sz w:val="24"/>
+                <w:szCs w:val="24"/>
+              </w:rPr>
+            </w:pPr>
+            <w:r>
+              <w:rPr>
+                <w:rFonts w:ascii="Times New Roman" w:hAnsi="Times New Roman" w:cs="Times New Roman"/>
+                <w:sz w:val="24"/>
+                <w:szCs w:val="24"/>
+              </w:rPr>
+              <w:t>Registration successful</w:t>
+            </w:r>
+          </w:p>
+        </w:tc>
+        <w:tc>
+          <w:tcPr>
+            <w:tcW w:w="0" w:type="auto"/>
             <w:hideMark/>
           </w:tcPr>
           <w:p>
@@ -546,6 +633,154 @@
           <w:szCs w:val="24"/>
         </w:rPr>
       </w:pPr>
+    </w:p>
+    <w:p>
+      <w:pPr>
+        <w:spacing w:line="276" w:lineRule="auto"/>
+        <w:jc w:val="both"/>
+        <w:rPr>
+          <w:rFonts w:ascii="Times New Roman" w:hAnsi="Times New Roman" w:cs="Times New Roman"/>
+          <w:sz w:val="24"/>
+          <w:szCs w:val="24"/>
+        </w:rPr>
+      </w:pPr>
+      <w:r>
+        <w:rPr>
+          <w:rFonts w:ascii="Times New Roman" w:hAnsi="Times New Roman" w:cs="Times New Roman"/>
+          <w:sz w:val="24"/>
+          <w:szCs w:val="24"/>
+        </w:rPr>
+        <w:lastRenderedPageBreak/>
+        <w:drawing>
+          <wp:inline distT="0" distB="0" distL="0" distR="0" wp14:anchorId="3C3B8345" wp14:editId="5227B326">
+            <wp:extent cx="4258269" cy="4925112"/>
+            <wp:effectExtent l="0" t="0" r="9525" b="8890"/>
+            <wp:docPr id="3" name="Picture 3"/>
+            <wp:cNvGraphicFramePr>
+              <a:graphicFrameLocks xmlns:a="http://schemas.openxmlformats.org/drawingml/2006/main" noChangeAspect="1"/>
+            </wp:cNvGraphicFramePr>
+            <a:graphic xmlns:a="http://schemas.openxmlformats.org/drawingml/2006/main">
+              <a:graphicData uri="http://schemas.openxmlformats.org/drawingml/2006/picture">
+                <pic:pic xmlns:pic="http://schemas.openxmlformats.org/drawingml/2006/picture">
+                  <pic:nvPicPr>
+                    <pic:cNvPr id="1" name=""/>
+                    <pic:cNvPicPr/>
+                  </pic:nvPicPr>
+                  <pic:blipFill>
+                    <a:blip r:embed="rId5"/>
+                    <a:stretch>
+                      <a:fillRect/>
+                    </a:stretch>
+                  </pic:blipFill>
+                  <pic:spPr>
+                    <a:xfrm>
+                      <a:off x="0" y="0"/>
+                      <a:ext cx="4258269" cy="4925112"/>
+                    </a:xfrm>
+                    <a:prstGeom prst="rect">
+                      <a:avLst/>
+                    </a:prstGeom>
+                  </pic:spPr>
+                </pic:pic>
+              </a:graphicData>
+            </a:graphic>
+          </wp:inline>
+        </w:drawing>
+      </w:r>
+      <w:r>
+        <w:rPr>
+          <w:rFonts w:ascii="Times New Roman" w:hAnsi="Times New Roman" w:cs="Times New Roman"/>
+          <w:sz w:val="24"/>
+          <w:szCs w:val="24"/>
+        </w:rPr>
+        <w:lastRenderedPageBreak/>
+        <w:tab/>
+      </w:r>
+      <w:r>
+        <w:rPr>
+          <w:rFonts w:ascii="Times New Roman" w:hAnsi="Times New Roman" w:cs="Times New Roman"/>
+          <w:sz w:val="24"/>
+          <w:szCs w:val="24"/>
+        </w:rPr>
+        <w:drawing>
+          <wp:inline distT="0" distB="0" distL="0" distR="0" wp14:anchorId="4F341354" wp14:editId="1BD66944">
+            <wp:extent cx="4591691" cy="4829849"/>
+            <wp:effectExtent l="0" t="0" r="0" b="8890"/>
+            <wp:docPr id="4" name="Picture 4"/>
+            <wp:cNvGraphicFramePr>
+              <a:graphicFrameLocks xmlns:a="http://schemas.openxmlformats.org/drawingml/2006/main" noChangeAspect="1"/>
+            </wp:cNvGraphicFramePr>
+            <a:graphic xmlns:a="http://schemas.openxmlformats.org/drawingml/2006/main">
+              <a:graphicData uri="http://schemas.openxmlformats.org/drawingml/2006/picture">
+                <pic:pic xmlns:pic="http://schemas.openxmlformats.org/drawingml/2006/picture">
+                  <pic:nvPicPr>
+                    <pic:cNvPr id="1" name=""/>
+                    <pic:cNvPicPr/>
+                  </pic:nvPicPr>
+                  <pic:blipFill>
+                    <a:blip r:embed="rId6"/>
+                    <a:stretch>
+                      <a:fillRect/>
+                    </a:stretch>
+                  </pic:blipFill>
+                  <pic:spPr>
+                    <a:xfrm>
+                      <a:off x="0" y="0"/>
+                      <a:ext cx="4591691" cy="4829849"/>
+                    </a:xfrm>
+                    <a:prstGeom prst="rect">
+                      <a:avLst/>
+                    </a:prstGeom>
+                  </pic:spPr>
+                </pic:pic>
+              </a:graphicData>
+            </a:graphic>
+          </wp:inline>
+        </w:drawing>
+      </w:r>
+      <w:r>
+        <w:rPr>
+          <w:rFonts w:ascii="Times New Roman" w:hAnsi="Times New Roman" w:cs="Times New Roman"/>
+          <w:sz w:val="24"/>
+          <w:szCs w:val="24"/>
+        </w:rPr>
+        <w:lastRenderedPageBreak/>
+        <w:drawing>
+          <wp:inline distT="0" distB="0" distL="0" distR="0" wp14:anchorId="3A9F0F34" wp14:editId="65DDE46C">
+            <wp:extent cx="8863330" cy="3536315"/>
+            <wp:effectExtent l="0" t="0" r="0" b="6985"/>
+            <wp:docPr id="5" name="Picture 5"/>
+            <wp:cNvGraphicFramePr>
+              <a:graphicFrameLocks xmlns:a="http://schemas.openxmlformats.org/drawingml/2006/main" noChangeAspect="1"/>
+            </wp:cNvGraphicFramePr>
+            <a:graphic xmlns:a="http://schemas.openxmlformats.org/drawingml/2006/main">
+              <a:graphicData uri="http://schemas.openxmlformats.org/drawingml/2006/picture">
+                <pic:pic xmlns:pic="http://schemas.openxmlformats.org/drawingml/2006/picture">
+                  <pic:nvPicPr>
+                    <pic:cNvPr id="1" name=""/>
+                    <pic:cNvPicPr/>
+                  </pic:nvPicPr>
+                  <pic:blipFill>
+                    <a:blip r:embed="rId7"/>
+                    <a:stretch>
+                      <a:fillRect/>
+                    </a:stretch>
+                  </pic:blipFill>
+                  <pic:spPr>
+                    <a:xfrm>
+                      <a:off x="0" y="0"/>
+                      <a:ext cx="8863330" cy="3536315"/>
+                    </a:xfrm>
+                    <a:prstGeom prst="rect">
+                      <a:avLst/>
+                    </a:prstGeom>
+                  </pic:spPr>
+                </pic:pic>
+              </a:graphicData>
+            </a:graphic>
+          </wp:inline>
+        </w:drawing>
+      </w:r>
     </w:p>
     <w:p>
       <w:pPr>
@@ -638,18 +873,19 @@
     <w:tbl>
       <w:tblPr>
         <w:tblStyle w:val="TableGrid"/>
-        <w:tblW w:w="10396" w:type="dxa"/>
+        <w:tblW w:w="13544" w:type="dxa"/>
         <w:tblLook w:val="04A0" w:firstRow="1" w:lastRow="0" w:firstColumn="1" w:lastColumn="0" w:noHBand="0" w:noVBand="1"/>
       </w:tblPr>
       <w:tblGrid>
-        <w:gridCol w:w="952"/>
-        <w:gridCol w:w="3382"/>
-        <w:gridCol w:w="3896"/>
-        <w:gridCol w:w="2166"/>
+        <w:gridCol w:w="1026"/>
+        <w:gridCol w:w="3646"/>
+        <w:gridCol w:w="4200"/>
+        <w:gridCol w:w="2336"/>
+        <w:gridCol w:w="2336"/>
       </w:tblGrid>
       <w:tr>
         <w:trPr>
-          <w:trHeight w:val="1344"/>
+          <w:trHeight w:val="1189"/>
         </w:trPr>
         <w:tc>
           <w:tcPr>
@@ -676,7 +912,6 @@
                 <w:sz w:val="24"/>
                 <w:szCs w:val="24"/>
               </w:rPr>
-              <w:lastRenderedPageBreak/>
               <w:t>TC ID</w:t>
             </w:r>
           </w:p>
@@ -742,7 +977,6 @@
         <w:tc>
           <w:tcPr>
             <w:tcW w:w="0" w:type="auto"/>
-            <w:hideMark/>
           </w:tcPr>
           <w:p>
             <w:pPr>
@@ -765,13 +999,42 @@
                 <w:szCs w:val="24"/>
               </w:rPr>
               <w:t>Expected Result</w:t>
+            </w:r>
+          </w:p>
+        </w:tc>
+        <w:tc>
+          <w:tcPr>
+            <w:tcW w:w="0" w:type="auto"/>
+            <w:hideMark/>
+          </w:tcPr>
+          <w:p>
+            <w:pPr>
+              <w:spacing w:line="276" w:lineRule="auto"/>
+              <w:jc w:val="both"/>
+              <w:rPr>
+                <w:rFonts w:ascii="Times New Roman" w:hAnsi="Times New Roman" w:cs="Times New Roman"/>
+                <w:b/>
+                <w:bCs/>
+                <w:sz w:val="24"/>
+                <w:szCs w:val="24"/>
+              </w:rPr>
+            </w:pPr>
+            <w:r>
+              <w:rPr>
+                <w:rFonts w:ascii="Times New Roman" w:hAnsi="Times New Roman" w:cs="Times New Roman"/>
+                <w:b/>
+                <w:bCs/>
+                <w:sz w:val="24"/>
+                <w:szCs w:val="24"/>
+              </w:rPr>
+              <w:t>Actual Result</w:t>
             </w:r>
           </w:p>
         </w:tc>
       </w:tr>
       <w:tr>
         <w:trPr>
-          <w:trHeight w:val="1272"/>
+          <w:trHeight w:val="1125"/>
         </w:trPr>
         <w:tc>
           <w:tcPr>
@@ -794,6 +1057,7 @@
                 <w:sz w:val="24"/>
                 <w:szCs w:val="24"/>
               </w:rPr>
+              <w:lastRenderedPageBreak/>
               <w:t>SC-L1</w:t>
             </w:r>
           </w:p>
@@ -845,6 +1109,30 @@
                 <w:szCs w:val="24"/>
               </w:rPr>
               <w:t>Invalid email</w:t>
+            </w:r>
+          </w:p>
+        </w:tc>
+        <w:tc>
+          <w:tcPr>
+            <w:tcW w:w="0" w:type="auto"/>
+          </w:tcPr>
+          <w:p>
+            <w:pPr>
+              <w:spacing w:line="276" w:lineRule="auto"/>
+              <w:jc w:val="both"/>
+              <w:rPr>
+                <w:rFonts w:ascii="Times New Roman" w:hAnsi="Times New Roman" w:cs="Times New Roman"/>
+                <w:sz w:val="24"/>
+                <w:szCs w:val="24"/>
+              </w:rPr>
+            </w:pPr>
+            <w:r>
+              <w:rPr>
+                <w:rFonts w:ascii="Times New Roman" w:hAnsi="Times New Roman" w:cs="Times New Roman"/>
+                <w:sz w:val="24"/>
+                <w:szCs w:val="24"/>
+              </w:rPr>
+              <w:t>User not found</w:t>
             </w:r>
           </w:p>
         </w:tc>
@@ -876,7 +1164,7 @@
       </w:tr>
       <w:tr>
         <w:trPr>
-          <w:trHeight w:val="1344"/>
+          <w:trHeight w:val="1189"/>
         </w:trPr>
         <w:tc>
           <w:tcPr>
@@ -950,6 +1238,30 @@
                 <w:szCs w:val="24"/>
               </w:rPr>
               <w:t>Registered email, wrong password</w:t>
+            </w:r>
+          </w:p>
+        </w:tc>
+        <w:tc>
+          <w:tcPr>
+            <w:tcW w:w="0" w:type="auto"/>
+          </w:tcPr>
+          <w:p>
+            <w:pPr>
+              <w:spacing w:line="276" w:lineRule="auto"/>
+              <w:jc w:val="both"/>
+              <w:rPr>
+                <w:rFonts w:ascii="Times New Roman" w:hAnsi="Times New Roman" w:cs="Times New Roman"/>
+                <w:sz w:val="24"/>
+                <w:szCs w:val="24"/>
+              </w:rPr>
+            </w:pPr>
+            <w:r>
+              <w:rPr>
+                <w:rFonts w:ascii="Times New Roman" w:hAnsi="Times New Roman" w:cs="Times New Roman"/>
+                <w:sz w:val="24"/>
+                <w:szCs w:val="24"/>
+              </w:rPr>
+              <w:t>Invalid credentials</w:t>
             </w:r>
           </w:p>
         </w:tc>
@@ -981,7 +1293,7 @@
       </w:tr>
       <w:tr>
         <w:trPr>
-          <w:trHeight w:val="1272"/>
+          <w:trHeight w:val="1125"/>
         </w:trPr>
         <w:tc>
           <w:tcPr>
@@ -1055,6 +1367,30 @@
                 <w:szCs w:val="24"/>
               </w:rPr>
               <w:t>Registered email, correct password</w:t>
+            </w:r>
+          </w:p>
+        </w:tc>
+        <w:tc>
+          <w:tcPr>
+            <w:tcW w:w="0" w:type="auto"/>
+          </w:tcPr>
+          <w:p>
+            <w:pPr>
+              <w:spacing w:line="276" w:lineRule="auto"/>
+              <w:jc w:val="both"/>
+              <w:rPr>
+                <w:rFonts w:ascii="Times New Roman" w:hAnsi="Times New Roman" w:cs="Times New Roman"/>
+                <w:sz w:val="24"/>
+                <w:szCs w:val="24"/>
+              </w:rPr>
+            </w:pPr>
+            <w:r>
+              <w:rPr>
+                <w:rFonts w:ascii="Times New Roman" w:hAnsi="Times New Roman" w:cs="Times New Roman"/>
+                <w:sz w:val="24"/>
+                <w:szCs w:val="24"/>
+              </w:rPr>
+              <w:t>Login successful</w:t>
             </w:r>
           </w:p>
         </w:tc>
@@ -1091,6 +1427,159 @@
         <w:jc w:val="both"/>
         <w:rPr>
           <w:rFonts w:ascii="Times New Roman" w:hAnsi="Times New Roman" w:cs="Times New Roman"/>
+          <w:sz w:val="24"/>
+          <w:szCs w:val="24"/>
+        </w:rPr>
+      </w:pPr>
+      <w:r>
+        <w:rPr>
+          <w:rFonts w:ascii="Times New Roman" w:hAnsi="Times New Roman" w:cs="Times New Roman"/>
+          <w:sz w:val="24"/>
+          <w:szCs w:val="24"/>
+        </w:rPr>
+        <w:lastRenderedPageBreak/>
+        <w:drawing>
+          <wp:inline distT="0" distB="0" distL="0" distR="0" wp14:anchorId="4A3C834F" wp14:editId="0E865BB3">
+            <wp:extent cx="5296639" cy="4734586"/>
+            <wp:effectExtent l="0" t="0" r="0" b="8890"/>
+            <wp:docPr id="6" name="Picture 6"/>
+            <wp:cNvGraphicFramePr>
+              <a:graphicFrameLocks xmlns:a="http://schemas.openxmlformats.org/drawingml/2006/main" noChangeAspect="1"/>
+            </wp:cNvGraphicFramePr>
+            <a:graphic xmlns:a="http://schemas.openxmlformats.org/drawingml/2006/main">
+              <a:graphicData uri="http://schemas.openxmlformats.org/drawingml/2006/picture">
+                <pic:pic xmlns:pic="http://schemas.openxmlformats.org/drawingml/2006/picture">
+                  <pic:nvPicPr>
+                    <pic:cNvPr id="1" name=""/>
+                    <pic:cNvPicPr/>
+                  </pic:nvPicPr>
+                  <pic:blipFill>
+                    <a:blip r:embed="rId8"/>
+                    <a:stretch>
+                      <a:fillRect/>
+                    </a:stretch>
+                  </pic:blipFill>
+                  <pic:spPr>
+                    <a:xfrm>
+                      <a:off x="0" y="0"/>
+                      <a:ext cx="5296639" cy="4734586"/>
+                    </a:xfrm>
+                    <a:prstGeom prst="rect">
+                      <a:avLst/>
+                    </a:prstGeom>
+                  </pic:spPr>
+                </pic:pic>
+              </a:graphicData>
+            </a:graphic>
+          </wp:inline>
+        </w:drawing>
+      </w:r>
+      <w:r>
+        <w:rPr>
+          <w:rFonts w:ascii="Times New Roman" w:hAnsi="Times New Roman" w:cs="Times New Roman"/>
+          <w:sz w:val="24"/>
+          <w:szCs w:val="24"/>
+        </w:rPr>
+        <w:lastRenderedPageBreak/>
+        <w:drawing>
+          <wp:inline distT="0" distB="0" distL="0" distR="0" wp14:anchorId="76C638E9" wp14:editId="2D822733">
+            <wp:extent cx="4439270" cy="4096322"/>
+            <wp:effectExtent l="0" t="0" r="0" b="0"/>
+            <wp:docPr id="1" name="Picture 1"/>
+            <wp:cNvGraphicFramePr>
+              <a:graphicFrameLocks xmlns:a="http://schemas.openxmlformats.org/drawingml/2006/main" noChangeAspect="1"/>
+            </wp:cNvGraphicFramePr>
+            <a:graphic xmlns:a="http://schemas.openxmlformats.org/drawingml/2006/main">
+              <a:graphicData uri="http://schemas.openxmlformats.org/drawingml/2006/picture">
+                <pic:pic xmlns:pic="http://schemas.openxmlformats.org/drawingml/2006/picture">
+                  <pic:nvPicPr>
+                    <pic:cNvPr id="1" name=""/>
+                    <pic:cNvPicPr/>
+                  </pic:nvPicPr>
+                  <pic:blipFill>
+                    <a:blip r:embed="rId9"/>
+                    <a:stretch>
+                      <a:fillRect/>
+                    </a:stretch>
+                  </pic:blipFill>
+                  <pic:spPr>
+                    <a:xfrm>
+                      <a:off x="0" y="0"/>
+                      <a:ext cx="4439270" cy="4096322"/>
+                    </a:xfrm>
+                    <a:prstGeom prst="rect">
+                      <a:avLst/>
+                    </a:prstGeom>
+                  </pic:spPr>
+                </pic:pic>
+              </a:graphicData>
+            </a:graphic>
+          </wp:inline>
+        </w:drawing>
+      </w:r>
+    </w:p>
+    <w:p>
+      <w:pPr>
+        <w:spacing w:line="276" w:lineRule="auto"/>
+        <w:jc w:val="both"/>
+        <w:rPr>
+          <w:rFonts w:ascii="Times New Roman" w:hAnsi="Times New Roman" w:cs="Times New Roman"/>
+          <w:sz w:val="24"/>
+          <w:szCs w:val="24"/>
+        </w:rPr>
+      </w:pPr>
+      <w:r>
+        <w:rPr>
+          <w:rFonts w:ascii="Times New Roman" w:hAnsi="Times New Roman" w:cs="Times New Roman"/>
+          <w:sz w:val="24"/>
+          <w:szCs w:val="24"/>
+        </w:rPr>
+        <w:lastRenderedPageBreak/>
+        <w:drawing>
+          <wp:inline distT="0" distB="0" distL="0" distR="0" wp14:anchorId="45EA2F12" wp14:editId="2FFBBB7C">
+            <wp:extent cx="8863330" cy="3563620"/>
+            <wp:effectExtent l="0" t="0" r="0" b="0"/>
+            <wp:docPr id="2" name="Picture 2"/>
+            <wp:cNvGraphicFramePr>
+              <a:graphicFrameLocks xmlns:a="http://schemas.openxmlformats.org/drawingml/2006/main" noChangeAspect="1"/>
+            </wp:cNvGraphicFramePr>
+            <a:graphic xmlns:a="http://schemas.openxmlformats.org/drawingml/2006/main">
+              <a:graphicData uri="http://schemas.openxmlformats.org/drawingml/2006/picture">
+                <pic:pic xmlns:pic="http://schemas.openxmlformats.org/drawingml/2006/picture">
+                  <pic:nvPicPr>
+                    <pic:cNvPr id="1" name=""/>
+                    <pic:cNvPicPr/>
+                  </pic:nvPicPr>
+                  <pic:blipFill>
+                    <a:blip r:embed="rId10"/>
+                    <a:stretch>
+                      <a:fillRect/>
+                    </a:stretch>
+                  </pic:blipFill>
+                  <pic:spPr>
+                    <a:xfrm>
+                      <a:off x="0" y="0"/>
+                      <a:ext cx="8863330" cy="3563620"/>
+                    </a:xfrm>
+                    <a:prstGeom prst="rect">
+                      <a:avLst/>
+                    </a:prstGeom>
+                  </pic:spPr>
+                </pic:pic>
+              </a:graphicData>
+            </a:graphic>
+          </wp:inline>
+        </w:drawing>
+      </w:r>
+    </w:p>
+    <w:p>
+      <w:pPr>
+        <w:spacing w:line="276" w:lineRule="auto"/>
+        <w:jc w:val="both"/>
+        <w:rPr>
+          <w:rFonts w:ascii="Times New Roman" w:hAnsi="Times New Roman" w:cs="Times New Roman"/>
+          <w:b/>
+          <w:bCs/>
           <w:sz w:val="24"/>
           <w:szCs w:val="24"/>
         </w:rPr>
@@ -1187,7 +1676,7 @@
     <w:tbl>
       <w:tblPr>
         <w:tblStyle w:val="TableGrid"/>
-        <w:tblW w:w="9772" w:type="dxa"/>
+        <w:tblW w:w="13009" w:type="dxa"/>
         <w:tblLook w:val="04A0" w:firstRow="1" w:lastRow="0" w:firstColumn="1" w:lastColumn="0" w:noHBand="0" w:noVBand="1"/>
       </w:tblPr>
       <w:tblGrid>
@@ -1195,6 +1684,7 @@
         <w:gridCol w:w="3622"/>
         <w:gridCol w:w="1941"/>
         <w:gridCol w:w="3237"/>
+        <w:gridCol w:w="3237"/>
       </w:tblGrid>
       <w:tr>
         <w:trPr>
@@ -1290,7 +1780,6 @@
         <w:tc>
           <w:tcPr>
             <w:tcW w:w="0" w:type="auto"/>
-            <w:hideMark/>
           </w:tcPr>
           <w:p>
             <w:pPr>
@@ -1313,6 +1802,35 @@
                 <w:szCs w:val="24"/>
               </w:rPr>
               <w:t>Expected Result</w:t>
+            </w:r>
+          </w:p>
+        </w:tc>
+        <w:tc>
+          <w:tcPr>
+            <w:tcW w:w="0" w:type="auto"/>
+            <w:hideMark/>
+          </w:tcPr>
+          <w:p>
+            <w:pPr>
+              <w:spacing w:line="276" w:lineRule="auto"/>
+              <w:jc w:val="both"/>
+              <w:rPr>
+                <w:rFonts w:ascii="Times New Roman" w:hAnsi="Times New Roman" w:cs="Times New Roman"/>
+                <w:b/>
+                <w:bCs/>
+                <w:sz w:val="24"/>
+                <w:szCs w:val="24"/>
+              </w:rPr>
+            </w:pPr>
+            <w:r>
+              <w:rPr>
+                <w:rFonts w:ascii="Times New Roman" w:hAnsi="Times New Roman" w:cs="Times New Roman"/>
+                <w:b/>
+                <w:bCs/>
+                <w:sz w:val="24"/>
+                <w:szCs w:val="24"/>
+              </w:rPr>
+              <w:t>Actual Result</w:t>
             </w:r>
           </w:p>
         </w:tc>
@@ -1400,7 +1918,6 @@
         <w:tc>
           <w:tcPr>
             <w:tcW w:w="0" w:type="auto"/>
-            <w:hideMark/>
           </w:tcPr>
           <w:p>
             <w:pPr>
@@ -1419,6 +1936,31 @@
                 <w:szCs w:val="24"/>
               </w:rPr>
               <w:t>Access denied</w:t>
+            </w:r>
+          </w:p>
+        </w:tc>
+        <w:tc>
+          <w:tcPr>
+            <w:tcW w:w="0" w:type="auto"/>
+            <w:hideMark/>
+          </w:tcPr>
+          <w:p>
+            <w:pPr>
+              <w:spacing w:line="276" w:lineRule="auto"/>
+              <w:jc w:val="both"/>
+              <w:rPr>
+                <w:rFonts w:ascii="Times New Roman" w:hAnsi="Times New Roman" w:cs="Times New Roman"/>
+                <w:sz w:val="24"/>
+                <w:szCs w:val="24"/>
+              </w:rPr>
+            </w:pPr>
+            <w:r>
+              <w:rPr>
+                <w:rFonts w:ascii="Times New Roman" w:hAnsi="Times New Roman" w:cs="Times New Roman"/>
+                <w:sz w:val="24"/>
+                <w:szCs w:val="24"/>
+              </w:rPr>
+              <w:t>User cannot create service</w:t>
             </w:r>
           </w:p>
         </w:tc>
@@ -1505,6 +2047,30 @@
         <w:tc>
           <w:tcPr>
             <w:tcW w:w="0" w:type="auto"/>
+          </w:tcPr>
+          <w:p>
+            <w:pPr>
+              <w:spacing w:line="276" w:lineRule="auto"/>
+              <w:jc w:val="both"/>
+              <w:rPr>
+                <w:rFonts w:ascii="Times New Roman" w:hAnsi="Times New Roman" w:cs="Times New Roman"/>
+                <w:sz w:val="24"/>
+                <w:szCs w:val="24"/>
+              </w:rPr>
+            </w:pPr>
+            <w:r>
+              <w:rPr>
+                <w:rFonts w:ascii="Times New Roman" w:hAnsi="Times New Roman" w:cs="Times New Roman"/>
+                <w:sz w:val="24"/>
+                <w:szCs w:val="24"/>
+              </w:rPr>
+              <w:t>Service created successfully</w:t>
+            </w:r>
+          </w:p>
+        </w:tc>
+        <w:tc>
+          <w:tcPr>
+            <w:tcW w:w="0" w:type="auto"/>
             <w:hideMark/>
           </w:tcPr>
           <w:p>
@@ -1529,6 +2095,113 @@
         </w:tc>
       </w:tr>
     </w:tbl>
+    <w:p>
+      <w:pPr>
+        <w:spacing w:line="276" w:lineRule="auto"/>
+        <w:jc w:val="both"/>
+        <w:rPr>
+          <w:rFonts w:ascii="Times New Roman" w:hAnsi="Times New Roman" w:cs="Times New Roman"/>
+          <w:sz w:val="24"/>
+          <w:szCs w:val="24"/>
+        </w:rPr>
+      </w:pPr>
+    </w:p>
+    <w:p>
+      <w:pPr>
+        <w:spacing w:line="276" w:lineRule="auto"/>
+        <w:jc w:val="both"/>
+        <w:rPr>
+          <w:rFonts w:ascii="Times New Roman" w:hAnsi="Times New Roman" w:cs="Times New Roman"/>
+          <w:sz w:val="24"/>
+          <w:szCs w:val="24"/>
+        </w:rPr>
+      </w:pPr>
+      <w:r>
+        <w:rPr>
+          <w:rFonts w:ascii="Times New Roman" w:hAnsi="Times New Roman" w:cs="Times New Roman"/>
+          <w:noProof/>
+        </w:rPr>
+        <w:lastRenderedPageBreak/>
+        <w:drawing>
+          <wp:inline distT="0" distB="0" distL="0" distR="0" wp14:anchorId="71B69D44" wp14:editId="3C907802">
+            <wp:extent cx="8863330" cy="3535680"/>
+            <wp:effectExtent l="0" t="0" r="0" b="7620"/>
+            <wp:docPr id="7" name="Picture 7"/>
+            <wp:cNvGraphicFramePr>
+              <a:graphicFrameLocks xmlns:a="http://schemas.openxmlformats.org/drawingml/2006/main" noChangeAspect="1"/>
+            </wp:cNvGraphicFramePr>
+            <a:graphic xmlns:a="http://schemas.openxmlformats.org/drawingml/2006/main">
+              <a:graphicData uri="http://schemas.openxmlformats.org/drawingml/2006/picture">
+                <pic:pic xmlns:pic="http://schemas.openxmlformats.org/drawingml/2006/picture">
+                  <pic:nvPicPr>
+                    <pic:cNvPr id="1" name=""/>
+                    <pic:cNvPicPr/>
+                  </pic:nvPicPr>
+                  <pic:blipFill>
+                    <a:blip r:embed="rId11"/>
+                    <a:stretch>
+                      <a:fillRect/>
+                    </a:stretch>
+                  </pic:blipFill>
+                  <pic:spPr>
+                    <a:xfrm>
+                      <a:off x="0" y="0"/>
+                      <a:ext cx="8863330" cy="3535680"/>
+                    </a:xfrm>
+                    <a:prstGeom prst="rect">
+                      <a:avLst/>
+                    </a:prstGeom>
+                  </pic:spPr>
+                </pic:pic>
+              </a:graphicData>
+            </a:graphic>
+          </wp:inline>
+        </w:drawing>
+      </w:r>
+      <w:r>
+        <w:rPr>
+          <w:rFonts w:ascii="Times New Roman" w:hAnsi="Times New Roman" w:cs="Times New Roman"/>
+          <w:sz w:val="24"/>
+          <w:szCs w:val="24"/>
+        </w:rPr>
+        <w:lastRenderedPageBreak/>
+        <w:drawing>
+          <wp:inline distT="0" distB="0" distL="0" distR="0" wp14:anchorId="4A82EEF2" wp14:editId="5DF61B09">
+            <wp:extent cx="8863330" cy="3970655"/>
+            <wp:effectExtent l="0" t="0" r="0" b="0"/>
+            <wp:docPr id="8" name="Picture 8"/>
+            <wp:cNvGraphicFramePr>
+              <a:graphicFrameLocks xmlns:a="http://schemas.openxmlformats.org/drawingml/2006/main" noChangeAspect="1"/>
+            </wp:cNvGraphicFramePr>
+            <a:graphic xmlns:a="http://schemas.openxmlformats.org/drawingml/2006/main">
+              <a:graphicData uri="http://schemas.openxmlformats.org/drawingml/2006/picture">
+                <pic:pic xmlns:pic="http://schemas.openxmlformats.org/drawingml/2006/picture">
+                  <pic:nvPicPr>
+                    <pic:cNvPr id="1" name=""/>
+                    <pic:cNvPicPr/>
+                  </pic:nvPicPr>
+                  <pic:blipFill>
+                    <a:blip r:embed="rId12"/>
+                    <a:stretch>
+                      <a:fillRect/>
+                    </a:stretch>
+                  </pic:blipFill>
+                  <pic:spPr>
+                    <a:xfrm>
+                      <a:off x="0" y="0"/>
+                      <a:ext cx="8863330" cy="3970655"/>
+                    </a:xfrm>
+                    <a:prstGeom prst="rect">
+                      <a:avLst/>
+                    </a:prstGeom>
+                  </pic:spPr>
+                </pic:pic>
+              </a:graphicData>
+            </a:graphic>
+          </wp:inline>
+        </w:drawing>
+      </w:r>
+    </w:p>
     <w:p>
       <w:pPr>
         <w:spacing w:line="276" w:lineRule="auto"/>
@@ -1631,18 +2304,19 @@
     <w:tbl>
       <w:tblPr>
         <w:tblStyle w:val="TableGrid"/>
-        <w:tblW w:w="9894" w:type="dxa"/>
+        <w:tblW w:w="13259" w:type="dxa"/>
         <w:tblLook w:val="04A0" w:firstRow="1" w:lastRow="0" w:firstColumn="1" w:lastColumn="0" w:noHBand="0" w:noVBand="1"/>
       </w:tblPr>
       <w:tblGrid>
-        <w:gridCol w:w="937"/>
-        <w:gridCol w:w="3316"/>
-        <w:gridCol w:w="3408"/>
-        <w:gridCol w:w="2233"/>
+        <w:gridCol w:w="896"/>
+        <w:gridCol w:w="3173"/>
+        <w:gridCol w:w="3261"/>
+        <w:gridCol w:w="2137"/>
+        <w:gridCol w:w="3792"/>
       </w:tblGrid>
       <w:tr>
         <w:trPr>
-          <w:trHeight w:val="529"/>
+          <w:trHeight w:val="783"/>
         </w:trPr>
         <w:tc>
           <w:tcPr>
@@ -1669,6 +2343,7 @@
                 <w:sz w:val="24"/>
                 <w:szCs w:val="24"/>
               </w:rPr>
+              <w:lastRenderedPageBreak/>
               <w:t>TC ID</w:t>
             </w:r>
           </w:p>
@@ -1734,7 +2409,6 @@
         <w:tc>
           <w:tcPr>
             <w:tcW w:w="0" w:type="auto"/>
-            <w:hideMark/>
           </w:tcPr>
           <w:p>
             <w:pPr>
@@ -1757,13 +2431,42 @@
                 <w:szCs w:val="24"/>
               </w:rPr>
               <w:t>Expected Result</w:t>
+            </w:r>
+          </w:p>
+        </w:tc>
+        <w:tc>
+          <w:tcPr>
+            <w:tcW w:w="0" w:type="auto"/>
+            <w:hideMark/>
+          </w:tcPr>
+          <w:p>
+            <w:pPr>
+              <w:spacing w:line="276" w:lineRule="auto"/>
+              <w:jc w:val="both"/>
+              <w:rPr>
+                <w:rFonts w:ascii="Times New Roman" w:hAnsi="Times New Roman" w:cs="Times New Roman"/>
+                <w:b/>
+                <w:bCs/>
+                <w:sz w:val="24"/>
+                <w:szCs w:val="24"/>
+              </w:rPr>
+            </w:pPr>
+            <w:r>
+              <w:rPr>
+                <w:rFonts w:ascii="Times New Roman" w:hAnsi="Times New Roman" w:cs="Times New Roman"/>
+                <w:b/>
+                <w:bCs/>
+                <w:sz w:val="24"/>
+                <w:szCs w:val="24"/>
+              </w:rPr>
+              <w:t>Actual Result</w:t>
             </w:r>
           </w:p>
         </w:tc>
       </w:tr>
       <w:tr>
         <w:trPr>
-          <w:trHeight w:val="501"/>
+          <w:trHeight w:val="741"/>
         </w:trPr>
         <w:tc>
           <w:tcPr>
@@ -1843,7 +2546,6 @@
         <w:tc>
           <w:tcPr>
             <w:tcW w:w="0" w:type="auto"/>
-            <w:hideMark/>
           </w:tcPr>
           <w:p>
             <w:pPr>
@@ -1862,13 +2564,38 @@
                 <w:szCs w:val="24"/>
               </w:rPr>
               <w:t>Service not found</w:t>
+            </w:r>
+          </w:p>
+        </w:tc>
+        <w:tc>
+          <w:tcPr>
+            <w:tcW w:w="0" w:type="auto"/>
+            <w:hideMark/>
+          </w:tcPr>
+          <w:p>
+            <w:pPr>
+              <w:spacing w:line="276" w:lineRule="auto"/>
+              <w:jc w:val="both"/>
+              <w:rPr>
+                <w:rFonts w:ascii="Times New Roman" w:hAnsi="Times New Roman" w:cs="Times New Roman"/>
+                <w:sz w:val="24"/>
+                <w:szCs w:val="24"/>
+              </w:rPr>
+            </w:pPr>
+            <w:r>
+              <w:rPr>
+                <w:rFonts w:ascii="Times New Roman" w:hAnsi="Times New Roman" w:cs="Times New Roman"/>
+                <w:sz w:val="24"/>
+                <w:szCs w:val="24"/>
+              </w:rPr>
+              <w:t>Only admin approved services show</w:t>
             </w:r>
           </w:p>
         </w:tc>
       </w:tr>
       <w:tr>
         <w:trPr>
-          <w:trHeight w:val="529"/>
+          <w:trHeight w:val="783"/>
         </w:trPr>
         <w:tc>
           <w:tcPr>
@@ -1942,6 +2669,30 @@
                 <w:szCs w:val="24"/>
               </w:rPr>
               <w:t>Provider attempts self-booking</w:t>
+            </w:r>
+          </w:p>
+        </w:tc>
+        <w:tc>
+          <w:tcPr>
+            <w:tcW w:w="0" w:type="auto"/>
+          </w:tcPr>
+          <w:p>
+            <w:pPr>
+              <w:spacing w:line="276" w:lineRule="auto"/>
+              <w:jc w:val="both"/>
+              <w:rPr>
+                <w:rFonts w:ascii="Times New Roman" w:hAnsi="Times New Roman" w:cs="Times New Roman"/>
+                <w:sz w:val="24"/>
+                <w:szCs w:val="24"/>
+              </w:rPr>
+            </w:pPr>
+            <w:r>
+              <w:rPr>
+                <w:rFonts w:ascii="Times New Roman" w:hAnsi="Times New Roman" w:cs="Times New Roman"/>
+                <w:sz w:val="24"/>
+                <w:szCs w:val="24"/>
+              </w:rPr>
+              <w:t>Booking denied</w:t>
             </w:r>
           </w:p>
         </w:tc>
@@ -1973,7 +2724,7 @@
       </w:tr>
       <w:tr>
         <w:trPr>
-          <w:trHeight w:val="501"/>
+          <w:trHeight w:val="741"/>
         </w:trPr>
         <w:tc>
           <w:tcPr>
@@ -2047,6 +2798,30 @@
                 <w:szCs w:val="24"/>
               </w:rPr>
               <w:t>Valid Service ID and customer</w:t>
+            </w:r>
+          </w:p>
+        </w:tc>
+        <w:tc>
+          <w:tcPr>
+            <w:tcW w:w="0" w:type="auto"/>
+          </w:tcPr>
+          <w:p>
+            <w:pPr>
+              <w:spacing w:line="276" w:lineRule="auto"/>
+              <w:jc w:val="both"/>
+              <w:rPr>
+                <w:rFonts w:ascii="Times New Roman" w:hAnsi="Times New Roman" w:cs="Times New Roman"/>
+                <w:sz w:val="24"/>
+                <w:szCs w:val="24"/>
+              </w:rPr>
+            </w:pPr>
+            <w:r>
+              <w:rPr>
+                <w:rFonts w:ascii="Times New Roman" w:hAnsi="Times New Roman" w:cs="Times New Roman"/>
+                <w:sz w:val="24"/>
+                <w:szCs w:val="24"/>
+              </w:rPr>
+              <w:t>Booking successful</w:t>
             </w:r>
           </w:p>
         </w:tc>
@@ -2083,6 +2858,172 @@
         <w:jc w:val="both"/>
         <w:rPr>
           <w:rFonts w:ascii="Times New Roman" w:hAnsi="Times New Roman" w:cs="Times New Roman"/>
+          <w:sz w:val="24"/>
+          <w:szCs w:val="24"/>
+        </w:rPr>
+      </w:pPr>
+    </w:p>
+    <w:p>
+      <w:pPr>
+        <w:spacing w:line="276" w:lineRule="auto"/>
+        <w:jc w:val="both"/>
+        <w:rPr>
+          <w:rFonts w:ascii="Times New Roman" w:hAnsi="Times New Roman" w:cs="Times New Roman"/>
+          <w:sz w:val="24"/>
+          <w:szCs w:val="24"/>
+        </w:rPr>
+      </w:pPr>
+      <w:r>
+        <w:rPr>
+          <w:rFonts w:ascii="Times New Roman" w:hAnsi="Times New Roman" w:cs="Times New Roman"/>
+          <w:noProof/>
+          <w:sz w:val="24"/>
+          <w:szCs w:val="24"/>
+        </w:rPr>
+        <w:lastRenderedPageBreak/>
+        <w:drawing>
+          <wp:inline distT="0" distB="0" distL="0" distR="0" wp14:anchorId="2FA66F30" wp14:editId="1F045FB4">
+            <wp:extent cx="3781953" cy="4305901"/>
+            <wp:effectExtent l="0" t="0" r="9525" b="0"/>
+            <wp:docPr id="42" name="Picture 42"/>
+            <wp:cNvGraphicFramePr>
+              <a:graphicFrameLocks xmlns:a="http://schemas.openxmlformats.org/drawingml/2006/main" noChangeAspect="1"/>
+            </wp:cNvGraphicFramePr>
+            <a:graphic xmlns:a="http://schemas.openxmlformats.org/drawingml/2006/main">
+              <a:graphicData uri="http://schemas.openxmlformats.org/drawingml/2006/picture">
+                <pic:pic xmlns:pic="http://schemas.openxmlformats.org/drawingml/2006/picture">
+                  <pic:nvPicPr>
+                    <pic:cNvPr id="1" name=""/>
+                    <pic:cNvPicPr/>
+                  </pic:nvPicPr>
+                  <pic:blipFill>
+                    <a:blip r:embed="rId13"/>
+                    <a:stretch>
+                      <a:fillRect/>
+                    </a:stretch>
+                  </pic:blipFill>
+                  <pic:spPr>
+                    <a:xfrm>
+                      <a:off x="0" y="0"/>
+                      <a:ext cx="3781953" cy="4305901"/>
+                    </a:xfrm>
+                    <a:prstGeom prst="rect">
+                      <a:avLst/>
+                    </a:prstGeom>
+                  </pic:spPr>
+                </pic:pic>
+              </a:graphicData>
+            </a:graphic>
+          </wp:inline>
+        </w:drawing>
+      </w:r>
+      <w:r>
+        <w:rPr>
+          <w:rFonts w:ascii="Times New Roman" w:hAnsi="Times New Roman" w:cs="Times New Roman"/>
+          <w:noProof/>
+          <w:sz w:val="24"/>
+          <w:szCs w:val="24"/>
+        </w:rPr>
+        <w:lastRenderedPageBreak/>
+        <w:drawing>
+          <wp:inline distT="0" distB="0" distL="0" distR="0" wp14:anchorId="779F1EE1" wp14:editId="6EA6ABBB">
+            <wp:extent cx="8863330" cy="3013075"/>
+            <wp:effectExtent l="0" t="0" r="0" b="0"/>
+            <wp:docPr id="39" name="Picture 39"/>
+            <wp:cNvGraphicFramePr>
+              <a:graphicFrameLocks xmlns:a="http://schemas.openxmlformats.org/drawingml/2006/main" noChangeAspect="1"/>
+            </wp:cNvGraphicFramePr>
+            <a:graphic xmlns:a="http://schemas.openxmlformats.org/drawingml/2006/main">
+              <a:graphicData uri="http://schemas.openxmlformats.org/drawingml/2006/picture">
+                <pic:pic xmlns:pic="http://schemas.openxmlformats.org/drawingml/2006/picture">
+                  <pic:nvPicPr>
+                    <pic:cNvPr id="1" name=""/>
+                    <pic:cNvPicPr/>
+                  </pic:nvPicPr>
+                  <pic:blipFill>
+                    <a:blip r:embed="rId14"/>
+                    <a:stretch>
+                      <a:fillRect/>
+                    </a:stretch>
+                  </pic:blipFill>
+                  <pic:spPr>
+                    <a:xfrm>
+                      <a:off x="0" y="0"/>
+                      <a:ext cx="8863330" cy="3013075"/>
+                    </a:xfrm>
+                    <a:prstGeom prst="rect">
+                      <a:avLst/>
+                    </a:prstGeom>
+                  </pic:spPr>
+                </pic:pic>
+              </a:graphicData>
+            </a:graphic>
+          </wp:inline>
+        </w:drawing>
+      </w:r>
+    </w:p>
+    <w:p>
+      <w:pPr>
+        <w:spacing w:line="276" w:lineRule="auto"/>
+        <w:jc w:val="both"/>
+        <w:rPr>
+          <w:rFonts w:ascii="Times New Roman" w:hAnsi="Times New Roman" w:cs="Times New Roman"/>
+          <w:sz w:val="24"/>
+          <w:szCs w:val="24"/>
+        </w:rPr>
+      </w:pPr>
+      <w:r>
+        <w:rPr>
+          <w:rFonts w:ascii="Times New Roman" w:hAnsi="Times New Roman" w:cs="Times New Roman"/>
+          <w:sz w:val="24"/>
+          <w:szCs w:val="24"/>
+        </w:rPr>
+        <w:lastRenderedPageBreak/>
+        <w:drawing>
+          <wp:inline distT="0" distB="0" distL="0" distR="0" wp14:anchorId="4BE713DA" wp14:editId="79BB8A6D">
+            <wp:extent cx="8863330" cy="3331210"/>
+            <wp:effectExtent l="0" t="0" r="0" b="2540"/>
+            <wp:docPr id="9" name="Picture 9"/>
+            <wp:cNvGraphicFramePr>
+              <a:graphicFrameLocks xmlns:a="http://schemas.openxmlformats.org/drawingml/2006/main" noChangeAspect="1"/>
+            </wp:cNvGraphicFramePr>
+            <a:graphic xmlns:a="http://schemas.openxmlformats.org/drawingml/2006/main">
+              <a:graphicData uri="http://schemas.openxmlformats.org/drawingml/2006/picture">
+                <pic:pic xmlns:pic="http://schemas.openxmlformats.org/drawingml/2006/picture">
+                  <pic:nvPicPr>
+                    <pic:cNvPr id="1" name=""/>
+                    <pic:cNvPicPr/>
+                  </pic:nvPicPr>
+                  <pic:blipFill>
+                    <a:blip r:embed="rId15"/>
+                    <a:stretch>
+                      <a:fillRect/>
+                    </a:stretch>
+                  </pic:blipFill>
+                  <pic:spPr>
+                    <a:xfrm>
+                      <a:off x="0" y="0"/>
+                      <a:ext cx="8863330" cy="3331210"/>
+                    </a:xfrm>
+                    <a:prstGeom prst="rect">
+                      <a:avLst/>
+                    </a:prstGeom>
+                  </pic:spPr>
+                </pic:pic>
+              </a:graphicData>
+            </a:graphic>
+          </wp:inline>
+        </w:drawing>
+      </w:r>
+    </w:p>
+    <w:p>
+      <w:pPr>
+        <w:spacing w:line="276" w:lineRule="auto"/>
+        <w:jc w:val="both"/>
+        <w:rPr>
+          <w:rFonts w:ascii="Times New Roman" w:hAnsi="Times New Roman" w:cs="Times New Roman"/>
+          <w:b/>
+          <w:bCs/>
           <w:sz w:val="24"/>
           <w:szCs w:val="24"/>
         </w:rPr>
@@ -2179,18 +3120,19 @@
     <w:tbl>
       <w:tblPr>
         <w:tblStyle w:val="TableGrid"/>
-        <w:tblW w:w="9437" w:type="dxa"/>
+        <w:tblW w:w="12611" w:type="dxa"/>
         <w:tblLook w:val="04A0" w:firstRow="1" w:lastRow="0" w:firstColumn="1" w:lastColumn="0" w:noHBand="0" w:noVBand="1"/>
       </w:tblPr>
       <w:tblGrid>
-        <w:gridCol w:w="1222"/>
-        <w:gridCol w:w="4077"/>
-        <w:gridCol w:w="1824"/>
-        <w:gridCol w:w="2314"/>
+        <w:gridCol w:w="1388"/>
+        <w:gridCol w:w="3852"/>
+        <w:gridCol w:w="2268"/>
+        <w:gridCol w:w="2410"/>
+        <w:gridCol w:w="2693"/>
       </w:tblGrid>
       <w:tr>
         <w:trPr>
-          <w:trHeight w:val="1449"/>
+          <w:trHeight w:val="1023"/>
         </w:trPr>
         <w:tc>
           <w:tcPr>
@@ -2217,14 +3159,13 @@
                 <w:sz w:val="24"/>
                 <w:szCs w:val="24"/>
               </w:rPr>
-              <w:lastRenderedPageBreak/>
               <w:t>TC ID</w:t>
             </w:r>
           </w:p>
         </w:tc>
         <w:tc>
           <w:tcPr>
-            <w:tcW w:w="0" w:type="auto"/>
+            <w:tcW w:w="3852" w:type="dxa"/>
             <w:hideMark/>
           </w:tcPr>
           <w:p>
@@ -2253,7 +3194,7 @@
         </w:tc>
         <w:tc>
           <w:tcPr>
-            <w:tcW w:w="0" w:type="auto"/>
+            <w:tcW w:w="2268" w:type="dxa"/>
             <w:hideMark/>
           </w:tcPr>
           <w:p>
@@ -2282,8 +3223,7 @@
         </w:tc>
         <w:tc>
           <w:tcPr>
-            <w:tcW w:w="0" w:type="auto"/>
-            <w:hideMark/>
+            <w:tcW w:w="2410" w:type="dxa"/>
           </w:tcPr>
           <w:p>
             <w:pPr>
@@ -2306,13 +3246,42 @@
                 <w:szCs w:val="24"/>
               </w:rPr>
               <w:t>Expected Result</w:t>
+            </w:r>
+          </w:p>
+        </w:tc>
+        <w:tc>
+          <w:tcPr>
+            <w:tcW w:w="2693" w:type="dxa"/>
+            <w:hideMark/>
+          </w:tcPr>
+          <w:p>
+            <w:pPr>
+              <w:spacing w:line="276" w:lineRule="auto"/>
+              <w:jc w:val="both"/>
+              <w:rPr>
+                <w:rFonts w:ascii="Times New Roman" w:hAnsi="Times New Roman" w:cs="Times New Roman"/>
+                <w:b/>
+                <w:bCs/>
+                <w:sz w:val="24"/>
+                <w:szCs w:val="24"/>
+              </w:rPr>
+            </w:pPr>
+            <w:r>
+              <w:rPr>
+                <w:rFonts w:ascii="Times New Roman" w:hAnsi="Times New Roman" w:cs="Times New Roman"/>
+                <w:b/>
+                <w:bCs/>
+                <w:sz w:val="24"/>
+                <w:szCs w:val="24"/>
+              </w:rPr>
+              <w:t>Actual Result</w:t>
             </w:r>
           </w:p>
         </w:tc>
       </w:tr>
       <w:tr>
         <w:trPr>
-          <w:trHeight w:val="1530"/>
+          <w:trHeight w:val="1080"/>
         </w:trPr>
         <w:tc>
           <w:tcPr>
@@ -2335,13 +3304,14 @@
                 <w:sz w:val="24"/>
                 <w:szCs w:val="24"/>
               </w:rPr>
+              <w:lastRenderedPageBreak/>
               <w:t>SC-AD1</w:t>
             </w:r>
           </w:p>
         </w:tc>
         <w:tc>
           <w:tcPr>
-            <w:tcW w:w="0" w:type="auto"/>
+            <w:tcW w:w="3852" w:type="dxa"/>
             <w:hideMark/>
           </w:tcPr>
           <w:p>
@@ -2366,7 +3336,7 @@
         </w:tc>
         <w:tc>
           <w:tcPr>
-            <w:tcW w:w="0" w:type="auto"/>
+            <w:tcW w:w="2268" w:type="dxa"/>
             <w:hideMark/>
           </w:tcPr>
           <w:p>
@@ -2391,8 +3361,7 @@
         </w:tc>
         <w:tc>
           <w:tcPr>
-            <w:tcW w:w="0" w:type="auto"/>
-            <w:hideMark/>
+            <w:tcW w:w="2410" w:type="dxa"/>
           </w:tcPr>
           <w:p>
             <w:pPr>
@@ -2411,13 +3380,38 @@
                 <w:szCs w:val="24"/>
               </w:rPr>
               <w:t>Access denied</w:t>
+            </w:r>
+          </w:p>
+        </w:tc>
+        <w:tc>
+          <w:tcPr>
+            <w:tcW w:w="2693" w:type="dxa"/>
+            <w:hideMark/>
+          </w:tcPr>
+          <w:p>
+            <w:pPr>
+              <w:spacing w:line="276" w:lineRule="auto"/>
+              <w:jc w:val="both"/>
+              <w:rPr>
+                <w:rFonts w:ascii="Times New Roman" w:hAnsi="Times New Roman" w:cs="Times New Roman"/>
+                <w:sz w:val="24"/>
+                <w:szCs w:val="24"/>
+              </w:rPr>
+            </w:pPr>
+            <w:r>
+              <w:rPr>
+                <w:rFonts w:ascii="Times New Roman" w:hAnsi="Times New Roman" w:cs="Times New Roman"/>
+                <w:sz w:val="24"/>
+                <w:szCs w:val="24"/>
+              </w:rPr>
+              <w:t>User dashboard open</w:t>
             </w:r>
           </w:p>
         </w:tc>
       </w:tr>
       <w:tr>
         <w:trPr>
-          <w:trHeight w:val="1449"/>
+          <w:trHeight w:val="1023"/>
         </w:trPr>
         <w:tc>
           <w:tcPr>
@@ -2446,7 +3440,7 @@
         </w:tc>
         <w:tc>
           <w:tcPr>
-            <w:tcW w:w="0" w:type="auto"/>
+            <w:tcW w:w="3852" w:type="dxa"/>
             <w:hideMark/>
           </w:tcPr>
           <w:p>
@@ -2471,7 +3465,7 @@
         </w:tc>
         <w:tc>
           <w:tcPr>
-            <w:tcW w:w="0" w:type="auto"/>
+            <w:tcW w:w="2268" w:type="dxa"/>
             <w:hideMark/>
           </w:tcPr>
           <w:p>
@@ -2496,7 +3490,31 @@
         </w:tc>
         <w:tc>
           <w:tcPr>
-            <w:tcW w:w="0" w:type="auto"/>
+            <w:tcW w:w="2410" w:type="dxa"/>
+          </w:tcPr>
+          <w:p>
+            <w:pPr>
+              <w:spacing w:line="276" w:lineRule="auto"/>
+              <w:jc w:val="both"/>
+              <w:rPr>
+                <w:rFonts w:ascii="Times New Roman" w:hAnsi="Times New Roman" w:cs="Times New Roman"/>
+                <w:sz w:val="24"/>
+                <w:szCs w:val="24"/>
+              </w:rPr>
+            </w:pPr>
+            <w:r>
+              <w:rPr>
+                <w:rFonts w:ascii="Times New Roman" w:hAnsi="Times New Roman" w:cs="Times New Roman"/>
+                <w:sz w:val="24"/>
+                <w:szCs w:val="24"/>
+              </w:rPr>
+              <w:t>User list displayed</w:t>
+            </w:r>
+          </w:p>
+        </w:tc>
+        <w:tc>
+          <w:tcPr>
+            <w:tcW w:w="2693" w:type="dxa"/>
             <w:hideMark/>
           </w:tcPr>
           <w:p>
@@ -2538,10 +3556,118 @@
         <w:jc w:val="both"/>
         <w:rPr>
           <w:rFonts w:ascii="Times New Roman" w:hAnsi="Times New Roman" w:cs="Times New Roman"/>
+          <w:sz w:val="24"/>
+          <w:szCs w:val="24"/>
+        </w:rPr>
+      </w:pPr>
+      <w:r>
+        <w:rPr>
+          <w:rFonts w:ascii="Times New Roman" w:hAnsi="Times New Roman" w:cs="Times New Roman"/>
+          <w:sz w:val="24"/>
+          <w:szCs w:val="24"/>
+        </w:rPr>
+        <w:lastRenderedPageBreak/>
+        <w:drawing>
+          <wp:inline distT="0" distB="0" distL="0" distR="0" wp14:anchorId="049111DC" wp14:editId="4C66E4FC">
+            <wp:extent cx="4505954" cy="4296375"/>
+            <wp:effectExtent l="0" t="0" r="9525" b="9525"/>
+            <wp:docPr id="10" name="Picture 10"/>
+            <wp:cNvGraphicFramePr>
+              <a:graphicFrameLocks xmlns:a="http://schemas.openxmlformats.org/drawingml/2006/main" noChangeAspect="1"/>
+            </wp:cNvGraphicFramePr>
+            <a:graphic xmlns:a="http://schemas.openxmlformats.org/drawingml/2006/main">
+              <a:graphicData uri="http://schemas.openxmlformats.org/drawingml/2006/picture">
+                <pic:pic xmlns:pic="http://schemas.openxmlformats.org/drawingml/2006/picture">
+                  <pic:nvPicPr>
+                    <pic:cNvPr id="1" name=""/>
+                    <pic:cNvPicPr/>
+                  </pic:nvPicPr>
+                  <pic:blipFill>
+                    <a:blip r:embed="rId16"/>
+                    <a:stretch>
+                      <a:fillRect/>
+                    </a:stretch>
+                  </pic:blipFill>
+                  <pic:spPr>
+                    <a:xfrm>
+                      <a:off x="0" y="0"/>
+                      <a:ext cx="4505954" cy="4296375"/>
+                    </a:xfrm>
+                    <a:prstGeom prst="rect">
+                      <a:avLst/>
+                    </a:prstGeom>
+                  </pic:spPr>
+                </pic:pic>
+              </a:graphicData>
+            </a:graphic>
+          </wp:inline>
+        </w:drawing>
+      </w:r>
+      <w:r>
+        <w:rPr>
+          <w:rFonts w:ascii="Times New Roman" w:hAnsi="Times New Roman" w:cs="Times New Roman"/>
+          <w:sz w:val="24"/>
+          <w:szCs w:val="24"/>
+        </w:rPr>
+        <w:lastRenderedPageBreak/>
+        <w:drawing>
+          <wp:inline distT="0" distB="0" distL="0" distR="0" wp14:anchorId="6A9395B7" wp14:editId="3753DFB5">
+            <wp:extent cx="8863330" cy="3951605"/>
+            <wp:effectExtent l="0" t="0" r="0" b="0"/>
+            <wp:docPr id="11" name="Picture 11"/>
+            <wp:cNvGraphicFramePr>
+              <a:graphicFrameLocks xmlns:a="http://schemas.openxmlformats.org/drawingml/2006/main" noChangeAspect="1"/>
+            </wp:cNvGraphicFramePr>
+            <a:graphic xmlns:a="http://schemas.openxmlformats.org/drawingml/2006/main">
+              <a:graphicData uri="http://schemas.openxmlformats.org/drawingml/2006/picture">
+                <pic:pic xmlns:pic="http://schemas.openxmlformats.org/drawingml/2006/picture">
+                  <pic:nvPicPr>
+                    <pic:cNvPr id="1" name=""/>
+                    <pic:cNvPicPr/>
+                  </pic:nvPicPr>
+                  <pic:blipFill>
+                    <a:blip r:embed="rId17"/>
+                    <a:stretch>
+                      <a:fillRect/>
+                    </a:stretch>
+                  </pic:blipFill>
+                  <pic:spPr>
+                    <a:xfrm>
+                      <a:off x="0" y="0"/>
+                      <a:ext cx="8863330" cy="3951605"/>
+                    </a:xfrm>
+                    <a:prstGeom prst="rect">
+                      <a:avLst/>
+                    </a:prstGeom>
+                  </pic:spPr>
+                </pic:pic>
+              </a:graphicData>
+            </a:graphic>
+          </wp:inline>
+        </w:drawing>
+      </w:r>
+    </w:p>
+    <w:p>
+      <w:pPr>
+        <w:spacing w:line="276" w:lineRule="auto"/>
+        <w:jc w:val="both"/>
+        <w:rPr>
+          <w:rFonts w:ascii="Times New Roman" w:hAnsi="Times New Roman" w:cs="Times New Roman"/>
+          <w:sz w:val="24"/>
+          <w:szCs w:val="24"/>
+        </w:rPr>
+      </w:pPr>
+    </w:p>
+    <w:p>
+      <w:pPr>
+        <w:spacing w:line="276" w:lineRule="auto"/>
+        <w:jc w:val="both"/>
+        <w:rPr>
+          <w:rFonts w:ascii="Times New Roman" w:hAnsi="Times New Roman" w:cs="Times New Roman"/>
           <w:b/>
           <w:bCs/>
-          <w:sz w:val="24"/>
-          <w:szCs w:val="24"/>
+          <w:sz w:val="28"/>
+          <w:szCs w:val="28"/>
         </w:rPr>
       </w:pPr>
       <w:r>
@@ -2549,10 +3675,10 @@
           <w:rFonts w:ascii="Times New Roman" w:hAnsi="Times New Roman" w:cs="Times New Roman"/>
           <w:b/>
           <w:bCs/>
-          <w:sz w:val="24"/>
-          <w:szCs w:val="24"/>
-        </w:rPr>
-        <w:t>Module 6: JWT Authentication Middleware</w:t>
+          <w:sz w:val="28"/>
+          <w:szCs w:val="28"/>
+        </w:rPr>
+        <w:t>2. Branch Coverage</w:t>
       </w:r>
     </w:p>
     <w:p>
@@ -2575,7 +3701,7 @@
           <w:sz w:val="24"/>
           <w:szCs w:val="24"/>
         </w:rPr>
-        <w:t>Function:</w:t>
+        <w:t>Module Name: Authentication</w:t>
       </w:r>
     </w:p>
     <w:p>
@@ -2584,17 +3710,21 @@
         <w:jc w:val="both"/>
         <w:rPr>
           <w:rFonts w:ascii="Times New Roman" w:hAnsi="Times New Roman" w:cs="Times New Roman"/>
-          <w:sz w:val="24"/>
-          <w:szCs w:val="24"/>
-        </w:rPr>
-      </w:pPr>
-      <w:r>
-        <w:rPr>
-          <w:rFonts w:ascii="Times New Roman" w:hAnsi="Times New Roman" w:cs="Times New Roman"/>
-          <w:sz w:val="24"/>
-          <w:szCs w:val="24"/>
-        </w:rPr>
-        <w:t>Token Verification</w:t>
+          <w:b/>
+          <w:bCs/>
+          <w:sz w:val="24"/>
+          <w:szCs w:val="24"/>
+        </w:rPr>
+      </w:pPr>
+      <w:r>
+        <w:rPr>
+          <w:rFonts w:ascii="Times New Roman" w:hAnsi="Times New Roman" w:cs="Times New Roman"/>
+          <w:b/>
+          <w:bCs/>
+          <w:sz w:val="24"/>
+          <w:szCs w:val="24"/>
+        </w:rPr>
+        <w:t>Function Name: User Registration</w:t>
       </w:r>
     </w:p>
     <w:p>
@@ -2609,894 +3739,6 @@
           <w:szCs w:val="24"/>
         </w:rPr>
       </w:pPr>
-      <w:r>
-        <w:rPr>
-          <w:rFonts w:ascii="Times New Roman" w:hAnsi="Times New Roman" w:cs="Times New Roman"/>
-          <w:b/>
-          <w:bCs/>
-          <w:sz w:val="24"/>
-          <w:szCs w:val="24"/>
-        </w:rPr>
-        <w:t>Required Test Cases:</w:t>
-      </w:r>
-    </w:p>
-    <w:tbl>
-      <w:tblPr>
-        <w:tblStyle w:val="TableGrid"/>
-        <w:tblW w:w="9211" w:type="dxa"/>
-        <w:tblLook w:val="04A0" w:firstRow="1" w:lastRow="0" w:firstColumn="1" w:lastColumn="0" w:noHBand="0" w:noVBand="1"/>
-      </w:tblPr>
-      <w:tblGrid>
-        <w:gridCol w:w="1074"/>
-        <w:gridCol w:w="3196"/>
-        <w:gridCol w:w="2251"/>
-        <w:gridCol w:w="2690"/>
-      </w:tblGrid>
-      <w:tr>
-        <w:trPr>
-          <w:trHeight w:val="629"/>
-        </w:trPr>
-        <w:tc>
-          <w:tcPr>
-            <w:tcW w:w="0" w:type="auto"/>
-            <w:hideMark/>
-          </w:tcPr>
-          <w:p>
-            <w:pPr>
-              <w:spacing w:line="276" w:lineRule="auto"/>
-              <w:jc w:val="both"/>
-              <w:rPr>
-                <w:rFonts w:ascii="Times New Roman" w:hAnsi="Times New Roman" w:cs="Times New Roman"/>
-                <w:b/>
-                <w:bCs/>
-                <w:sz w:val="24"/>
-                <w:szCs w:val="24"/>
-              </w:rPr>
-            </w:pPr>
-            <w:r>
-              <w:rPr>
-                <w:rFonts w:ascii="Times New Roman" w:hAnsi="Times New Roman" w:cs="Times New Roman"/>
-                <w:b/>
-                <w:bCs/>
-                <w:sz w:val="24"/>
-                <w:szCs w:val="24"/>
-              </w:rPr>
-              <w:t>TC ID</w:t>
-            </w:r>
-          </w:p>
-        </w:tc>
-        <w:tc>
-          <w:tcPr>
-            <w:tcW w:w="0" w:type="auto"/>
-            <w:hideMark/>
-          </w:tcPr>
-          <w:p>
-            <w:pPr>
-              <w:spacing w:line="276" w:lineRule="auto"/>
-              <w:jc w:val="both"/>
-              <w:rPr>
-                <w:rFonts w:ascii="Times New Roman" w:hAnsi="Times New Roman" w:cs="Times New Roman"/>
-                <w:b/>
-                <w:bCs/>
-                <w:sz w:val="24"/>
-                <w:szCs w:val="24"/>
-              </w:rPr>
-            </w:pPr>
-            <w:r>
-              <w:rPr>
-                <w:rFonts w:ascii="Times New Roman" w:hAnsi="Times New Roman" w:cs="Times New Roman"/>
-                <w:b/>
-                <w:bCs/>
-                <w:sz w:val="24"/>
-                <w:szCs w:val="24"/>
-              </w:rPr>
-              <w:t>Test Case Description</w:t>
-            </w:r>
-          </w:p>
-        </w:tc>
-        <w:tc>
-          <w:tcPr>
-            <w:tcW w:w="0" w:type="auto"/>
-            <w:hideMark/>
-          </w:tcPr>
-          <w:p>
-            <w:pPr>
-              <w:spacing w:line="276" w:lineRule="auto"/>
-              <w:jc w:val="both"/>
-              <w:rPr>
-                <w:rFonts w:ascii="Times New Roman" w:hAnsi="Times New Roman" w:cs="Times New Roman"/>
-                <w:b/>
-                <w:bCs/>
-                <w:sz w:val="24"/>
-                <w:szCs w:val="24"/>
-              </w:rPr>
-            </w:pPr>
-            <w:r>
-              <w:rPr>
-                <w:rFonts w:ascii="Times New Roman" w:hAnsi="Times New Roman" w:cs="Times New Roman"/>
-                <w:b/>
-                <w:bCs/>
-                <w:sz w:val="24"/>
-                <w:szCs w:val="24"/>
-              </w:rPr>
-              <w:t>Input Data</w:t>
-            </w:r>
-          </w:p>
-        </w:tc>
-        <w:tc>
-          <w:tcPr>
-            <w:tcW w:w="0" w:type="auto"/>
-            <w:hideMark/>
-          </w:tcPr>
-          <w:p>
-            <w:pPr>
-              <w:spacing w:line="276" w:lineRule="auto"/>
-              <w:jc w:val="both"/>
-              <w:rPr>
-                <w:rFonts w:ascii="Times New Roman" w:hAnsi="Times New Roman" w:cs="Times New Roman"/>
-                <w:b/>
-                <w:bCs/>
-                <w:sz w:val="24"/>
-                <w:szCs w:val="24"/>
-              </w:rPr>
-            </w:pPr>
-            <w:r>
-              <w:rPr>
-                <w:rFonts w:ascii="Times New Roman" w:hAnsi="Times New Roman" w:cs="Times New Roman"/>
-                <w:b/>
-                <w:bCs/>
-                <w:sz w:val="24"/>
-                <w:szCs w:val="24"/>
-              </w:rPr>
-              <w:t>Expected Result</w:t>
-            </w:r>
-          </w:p>
-        </w:tc>
-      </w:tr>
-      <w:tr>
-        <w:trPr>
-          <w:trHeight w:val="596"/>
-        </w:trPr>
-        <w:tc>
-          <w:tcPr>
-            <w:tcW w:w="0" w:type="auto"/>
-            <w:hideMark/>
-          </w:tcPr>
-          <w:p>
-            <w:pPr>
-              <w:spacing w:line="276" w:lineRule="auto"/>
-              <w:jc w:val="both"/>
-              <w:rPr>
-                <w:rFonts w:ascii="Times New Roman" w:hAnsi="Times New Roman" w:cs="Times New Roman"/>
-                <w:sz w:val="24"/>
-                <w:szCs w:val="24"/>
-              </w:rPr>
-            </w:pPr>
-            <w:r>
-              <w:rPr>
-                <w:rFonts w:ascii="Times New Roman" w:hAnsi="Times New Roman" w:cs="Times New Roman"/>
-                <w:sz w:val="24"/>
-                <w:szCs w:val="24"/>
-              </w:rPr>
-              <w:t>SC-J1</w:t>
-            </w:r>
-          </w:p>
-        </w:tc>
-        <w:tc>
-          <w:tcPr>
-            <w:tcW w:w="0" w:type="auto"/>
-            <w:hideMark/>
-          </w:tcPr>
-          <w:p>
-            <w:pPr>
-              <w:spacing w:line="276" w:lineRule="auto"/>
-              <w:jc w:val="both"/>
-              <w:rPr>
-                <w:rFonts w:ascii="Times New Roman" w:hAnsi="Times New Roman" w:cs="Times New Roman"/>
-                <w:sz w:val="24"/>
-                <w:szCs w:val="24"/>
-              </w:rPr>
-            </w:pPr>
-            <w:r>
-              <w:rPr>
-                <w:rFonts w:ascii="Times New Roman" w:hAnsi="Times New Roman" w:cs="Times New Roman"/>
-                <w:sz w:val="24"/>
-                <w:szCs w:val="24"/>
-              </w:rPr>
-              <w:t>Request without token</w:t>
-            </w:r>
-          </w:p>
-        </w:tc>
-        <w:tc>
-          <w:tcPr>
-            <w:tcW w:w="0" w:type="auto"/>
-            <w:hideMark/>
-          </w:tcPr>
-          <w:p>
-            <w:pPr>
-              <w:spacing w:line="276" w:lineRule="auto"/>
-              <w:jc w:val="both"/>
-              <w:rPr>
-                <w:rFonts w:ascii="Times New Roman" w:hAnsi="Times New Roman" w:cs="Times New Roman"/>
-                <w:sz w:val="24"/>
-                <w:szCs w:val="24"/>
-              </w:rPr>
-            </w:pPr>
-            <w:r>
-              <w:rPr>
-                <w:rFonts w:ascii="Times New Roman" w:hAnsi="Times New Roman" w:cs="Times New Roman"/>
-                <w:sz w:val="24"/>
-                <w:szCs w:val="24"/>
-              </w:rPr>
-              <w:t>No JWT token</w:t>
-            </w:r>
-          </w:p>
-        </w:tc>
-        <w:tc>
-          <w:tcPr>
-            <w:tcW w:w="0" w:type="auto"/>
-            <w:hideMark/>
-          </w:tcPr>
-          <w:p>
-            <w:pPr>
-              <w:spacing w:line="276" w:lineRule="auto"/>
-              <w:jc w:val="both"/>
-              <w:rPr>
-                <w:rFonts w:ascii="Times New Roman" w:hAnsi="Times New Roman" w:cs="Times New Roman"/>
-                <w:sz w:val="24"/>
-                <w:szCs w:val="24"/>
-              </w:rPr>
-            </w:pPr>
-            <w:r>
-              <w:rPr>
-                <w:rFonts w:ascii="Times New Roman" w:hAnsi="Times New Roman" w:cs="Times New Roman"/>
-                <w:sz w:val="24"/>
-                <w:szCs w:val="24"/>
-              </w:rPr>
-              <w:t>Unauthorized access</w:t>
-            </w:r>
-          </w:p>
-        </w:tc>
-      </w:tr>
-      <w:tr>
-        <w:trPr>
-          <w:trHeight w:val="596"/>
-        </w:trPr>
-        <w:tc>
-          <w:tcPr>
-            <w:tcW w:w="0" w:type="auto"/>
-            <w:hideMark/>
-          </w:tcPr>
-          <w:p>
-            <w:pPr>
-              <w:spacing w:line="276" w:lineRule="auto"/>
-              <w:jc w:val="both"/>
-              <w:rPr>
-                <w:rFonts w:ascii="Times New Roman" w:hAnsi="Times New Roman" w:cs="Times New Roman"/>
-                <w:sz w:val="24"/>
-                <w:szCs w:val="24"/>
-              </w:rPr>
-            </w:pPr>
-            <w:r>
-              <w:rPr>
-                <w:rFonts w:ascii="Times New Roman" w:hAnsi="Times New Roman" w:cs="Times New Roman"/>
-                <w:sz w:val="24"/>
-                <w:szCs w:val="24"/>
-              </w:rPr>
-              <w:t>SC-J2</w:t>
-            </w:r>
-          </w:p>
-        </w:tc>
-        <w:tc>
-          <w:tcPr>
-            <w:tcW w:w="0" w:type="auto"/>
-            <w:hideMark/>
-          </w:tcPr>
-          <w:p>
-            <w:pPr>
-              <w:spacing w:line="276" w:lineRule="auto"/>
-              <w:jc w:val="both"/>
-              <w:rPr>
-                <w:rFonts w:ascii="Times New Roman" w:hAnsi="Times New Roman" w:cs="Times New Roman"/>
-                <w:sz w:val="24"/>
-                <w:szCs w:val="24"/>
-              </w:rPr>
-            </w:pPr>
-            <w:r>
-              <w:rPr>
-                <w:rFonts w:ascii="Times New Roman" w:hAnsi="Times New Roman" w:cs="Times New Roman"/>
-                <w:sz w:val="24"/>
-                <w:szCs w:val="24"/>
-              </w:rPr>
-              <w:t>Request with valid token</w:t>
-            </w:r>
-          </w:p>
-        </w:tc>
-        <w:tc>
-          <w:tcPr>
-            <w:tcW w:w="0" w:type="auto"/>
-            <w:hideMark/>
-          </w:tcPr>
-          <w:p>
-            <w:pPr>
-              <w:spacing w:line="276" w:lineRule="auto"/>
-              <w:jc w:val="both"/>
-              <w:rPr>
-                <w:rFonts w:ascii="Times New Roman" w:hAnsi="Times New Roman" w:cs="Times New Roman"/>
-                <w:sz w:val="24"/>
-                <w:szCs w:val="24"/>
-              </w:rPr>
-            </w:pPr>
-            <w:r>
-              <w:rPr>
-                <w:rFonts w:ascii="Times New Roman" w:hAnsi="Times New Roman" w:cs="Times New Roman"/>
-                <w:sz w:val="24"/>
-                <w:szCs w:val="24"/>
-              </w:rPr>
-              <w:t>Valid JWT token</w:t>
-            </w:r>
-          </w:p>
-        </w:tc>
-        <w:tc>
-          <w:tcPr>
-            <w:tcW w:w="0" w:type="auto"/>
-            <w:hideMark/>
-          </w:tcPr>
-          <w:p>
-            <w:pPr>
-              <w:spacing w:line="276" w:lineRule="auto"/>
-              <w:jc w:val="both"/>
-              <w:rPr>
-                <w:rFonts w:ascii="Times New Roman" w:hAnsi="Times New Roman" w:cs="Times New Roman"/>
-                <w:sz w:val="24"/>
-                <w:szCs w:val="24"/>
-              </w:rPr>
-            </w:pPr>
-            <w:r>
-              <w:rPr>
-                <w:rFonts w:ascii="Times New Roman" w:hAnsi="Times New Roman" w:cs="Times New Roman"/>
-                <w:sz w:val="24"/>
-                <w:szCs w:val="24"/>
-              </w:rPr>
-              <w:t>Access granted</w:t>
-            </w:r>
-          </w:p>
-        </w:tc>
-      </w:tr>
-    </w:tbl>
-    <w:p>
-      <w:pPr>
-        <w:spacing w:line="276" w:lineRule="auto"/>
-        <w:jc w:val="both"/>
-        <w:rPr>
-          <w:rFonts w:ascii="Times New Roman" w:hAnsi="Times New Roman" w:cs="Times New Roman"/>
-          <w:sz w:val="24"/>
-          <w:szCs w:val="24"/>
-        </w:rPr>
-      </w:pPr>
-    </w:p>
-    <w:p>
-      <w:pPr>
-        <w:spacing w:line="276" w:lineRule="auto"/>
-        <w:jc w:val="both"/>
-        <w:rPr>
-          <w:rFonts w:ascii="Times New Roman" w:hAnsi="Times New Roman" w:cs="Times New Roman"/>
-          <w:b/>
-          <w:bCs/>
-          <w:sz w:val="24"/>
-          <w:szCs w:val="24"/>
-        </w:rPr>
-      </w:pPr>
-      <w:r>
-        <w:rPr>
-          <w:rFonts w:ascii="Times New Roman" w:hAnsi="Times New Roman" w:cs="Times New Roman"/>
-          <w:b/>
-          <w:bCs/>
-          <w:sz w:val="24"/>
-          <w:szCs w:val="24"/>
-        </w:rPr>
-        <w:lastRenderedPageBreak/>
-        <w:t>Module 7: Role Update (Admin)</w:t>
-      </w:r>
-    </w:p>
-    <w:p>
-      <w:pPr>
-        <w:spacing w:line="276" w:lineRule="auto"/>
-        <w:jc w:val="both"/>
-        <w:rPr>
-          <w:rFonts w:ascii="Times New Roman" w:hAnsi="Times New Roman" w:cs="Times New Roman"/>
-          <w:b/>
-          <w:bCs/>
-          <w:sz w:val="24"/>
-          <w:szCs w:val="24"/>
-        </w:rPr>
-      </w:pPr>
-      <w:r>
-        <w:rPr>
-          <w:rFonts w:ascii="Times New Roman" w:hAnsi="Times New Roman" w:cs="Times New Roman"/>
-          <w:b/>
-          <w:bCs/>
-          <w:sz w:val="24"/>
-          <w:szCs w:val="24"/>
-        </w:rPr>
-        <w:t>Function:</w:t>
-      </w:r>
-    </w:p>
-    <w:p>
-      <w:pPr>
-        <w:spacing w:line="276" w:lineRule="auto"/>
-        <w:jc w:val="both"/>
-        <w:rPr>
-          <w:rFonts w:ascii="Times New Roman" w:hAnsi="Times New Roman" w:cs="Times New Roman"/>
-          <w:sz w:val="24"/>
-          <w:szCs w:val="24"/>
-        </w:rPr>
-      </w:pPr>
-      <w:r>
-        <w:rPr>
-          <w:rFonts w:ascii="Times New Roman" w:hAnsi="Times New Roman" w:cs="Times New Roman"/>
-          <w:sz w:val="24"/>
-          <w:szCs w:val="24"/>
-        </w:rPr>
-        <w:t>Update User Role</w:t>
-      </w:r>
-    </w:p>
-    <w:p>
-      <w:pPr>
-        <w:spacing w:line="276" w:lineRule="auto"/>
-        <w:jc w:val="both"/>
-        <w:rPr>
-          <w:rFonts w:ascii="Times New Roman" w:hAnsi="Times New Roman" w:cs="Times New Roman"/>
-          <w:b/>
-          <w:bCs/>
-          <w:sz w:val="24"/>
-          <w:szCs w:val="24"/>
-        </w:rPr>
-      </w:pPr>
-      <w:r>
-        <w:rPr>
-          <w:rFonts w:ascii="Times New Roman" w:hAnsi="Times New Roman" w:cs="Times New Roman"/>
-          <w:b/>
-          <w:bCs/>
-          <w:sz w:val="24"/>
-          <w:szCs w:val="24"/>
-        </w:rPr>
-        <w:t>Required Test Cases:</w:t>
-      </w:r>
-    </w:p>
-    <w:tbl>
-      <w:tblPr>
-        <w:tblStyle w:val="TableGrid"/>
-        <w:tblW w:w="9992" w:type="dxa"/>
-        <w:tblLook w:val="04A0" w:firstRow="1" w:lastRow="0" w:firstColumn="1" w:lastColumn="0" w:noHBand="0" w:noVBand="1"/>
-      </w:tblPr>
-      <w:tblGrid>
-        <w:gridCol w:w="916"/>
-        <w:gridCol w:w="3473"/>
-        <w:gridCol w:w="2756"/>
-        <w:gridCol w:w="2847"/>
-      </w:tblGrid>
-      <w:tr>
-        <w:trPr>
-          <w:trHeight w:val="553"/>
-        </w:trPr>
-        <w:tc>
-          <w:tcPr>
-            <w:tcW w:w="0" w:type="auto"/>
-            <w:hideMark/>
-          </w:tcPr>
-          <w:p>
-            <w:pPr>
-              <w:spacing w:line="276" w:lineRule="auto"/>
-              <w:jc w:val="both"/>
-              <w:rPr>
-                <w:rFonts w:ascii="Times New Roman" w:hAnsi="Times New Roman" w:cs="Times New Roman"/>
-                <w:b/>
-                <w:bCs/>
-                <w:sz w:val="24"/>
-                <w:szCs w:val="24"/>
-              </w:rPr>
-            </w:pPr>
-            <w:r>
-              <w:rPr>
-                <w:rFonts w:ascii="Times New Roman" w:hAnsi="Times New Roman" w:cs="Times New Roman"/>
-                <w:b/>
-                <w:bCs/>
-                <w:sz w:val="24"/>
-                <w:szCs w:val="24"/>
-              </w:rPr>
-              <w:t>TC ID</w:t>
-            </w:r>
-          </w:p>
-        </w:tc>
-        <w:tc>
-          <w:tcPr>
-            <w:tcW w:w="0" w:type="auto"/>
-            <w:hideMark/>
-          </w:tcPr>
-          <w:p>
-            <w:pPr>
-              <w:spacing w:line="276" w:lineRule="auto"/>
-              <w:jc w:val="both"/>
-              <w:rPr>
-                <w:rFonts w:ascii="Times New Roman" w:hAnsi="Times New Roman" w:cs="Times New Roman"/>
-                <w:b/>
-                <w:bCs/>
-                <w:sz w:val="24"/>
-                <w:szCs w:val="24"/>
-              </w:rPr>
-            </w:pPr>
-            <w:r>
-              <w:rPr>
-                <w:rFonts w:ascii="Times New Roman" w:hAnsi="Times New Roman" w:cs="Times New Roman"/>
-                <w:b/>
-                <w:bCs/>
-                <w:sz w:val="24"/>
-                <w:szCs w:val="24"/>
-              </w:rPr>
-              <w:t>Test Case Description</w:t>
-            </w:r>
-          </w:p>
-        </w:tc>
-        <w:tc>
-          <w:tcPr>
-            <w:tcW w:w="0" w:type="auto"/>
-            <w:hideMark/>
-          </w:tcPr>
-          <w:p>
-            <w:pPr>
-              <w:spacing w:line="276" w:lineRule="auto"/>
-              <w:jc w:val="both"/>
-              <w:rPr>
-                <w:rFonts w:ascii="Times New Roman" w:hAnsi="Times New Roman" w:cs="Times New Roman"/>
-                <w:b/>
-                <w:bCs/>
-                <w:sz w:val="24"/>
-                <w:szCs w:val="24"/>
-              </w:rPr>
-            </w:pPr>
-            <w:r>
-              <w:rPr>
-                <w:rFonts w:ascii="Times New Roman" w:hAnsi="Times New Roman" w:cs="Times New Roman"/>
-                <w:b/>
-                <w:bCs/>
-                <w:sz w:val="24"/>
-                <w:szCs w:val="24"/>
-              </w:rPr>
-              <w:t>Input Data</w:t>
-            </w:r>
-          </w:p>
-        </w:tc>
-        <w:tc>
-          <w:tcPr>
-            <w:tcW w:w="0" w:type="auto"/>
-            <w:hideMark/>
-          </w:tcPr>
-          <w:p>
-            <w:pPr>
-              <w:spacing w:line="276" w:lineRule="auto"/>
-              <w:jc w:val="both"/>
-              <w:rPr>
-                <w:rFonts w:ascii="Times New Roman" w:hAnsi="Times New Roman" w:cs="Times New Roman"/>
-                <w:b/>
-                <w:bCs/>
-                <w:sz w:val="24"/>
-                <w:szCs w:val="24"/>
-              </w:rPr>
-            </w:pPr>
-            <w:r>
-              <w:rPr>
-                <w:rFonts w:ascii="Times New Roman" w:hAnsi="Times New Roman" w:cs="Times New Roman"/>
-                <w:b/>
-                <w:bCs/>
-                <w:sz w:val="24"/>
-                <w:szCs w:val="24"/>
-              </w:rPr>
-              <w:t>Expected Result</w:t>
-            </w:r>
-          </w:p>
-        </w:tc>
-      </w:tr>
-      <w:tr>
-        <w:trPr>
-          <w:trHeight w:val="523"/>
-        </w:trPr>
-        <w:tc>
-          <w:tcPr>
-            <w:tcW w:w="0" w:type="auto"/>
-            <w:hideMark/>
-          </w:tcPr>
-          <w:p>
-            <w:pPr>
-              <w:spacing w:line="276" w:lineRule="auto"/>
-              <w:jc w:val="both"/>
-              <w:rPr>
-                <w:rFonts w:ascii="Times New Roman" w:hAnsi="Times New Roman" w:cs="Times New Roman"/>
-                <w:sz w:val="24"/>
-                <w:szCs w:val="24"/>
-              </w:rPr>
-            </w:pPr>
-            <w:r>
-              <w:rPr>
-                <w:rFonts w:ascii="Times New Roman" w:hAnsi="Times New Roman" w:cs="Times New Roman"/>
-                <w:sz w:val="24"/>
-                <w:szCs w:val="24"/>
-              </w:rPr>
-              <w:t>SC-R1</w:t>
-            </w:r>
-          </w:p>
-        </w:tc>
-        <w:tc>
-          <w:tcPr>
-            <w:tcW w:w="0" w:type="auto"/>
-            <w:hideMark/>
-          </w:tcPr>
-          <w:p>
-            <w:pPr>
-              <w:spacing w:line="276" w:lineRule="auto"/>
-              <w:jc w:val="both"/>
-              <w:rPr>
-                <w:rFonts w:ascii="Times New Roman" w:hAnsi="Times New Roman" w:cs="Times New Roman"/>
-                <w:sz w:val="24"/>
-                <w:szCs w:val="24"/>
-              </w:rPr>
-            </w:pPr>
-            <w:r>
-              <w:rPr>
-                <w:rFonts w:ascii="Times New Roman" w:hAnsi="Times New Roman" w:cs="Times New Roman"/>
-                <w:sz w:val="24"/>
-                <w:szCs w:val="24"/>
-              </w:rPr>
-              <w:t>Update role of non-existing user</w:t>
-            </w:r>
-          </w:p>
-        </w:tc>
-        <w:tc>
-          <w:tcPr>
-            <w:tcW w:w="0" w:type="auto"/>
-            <w:hideMark/>
-          </w:tcPr>
-          <w:p>
-            <w:pPr>
-              <w:spacing w:line="276" w:lineRule="auto"/>
-              <w:jc w:val="both"/>
-              <w:rPr>
-                <w:rFonts w:ascii="Times New Roman" w:hAnsi="Times New Roman" w:cs="Times New Roman"/>
-                <w:sz w:val="24"/>
-                <w:szCs w:val="24"/>
-              </w:rPr>
-            </w:pPr>
-            <w:r>
-              <w:rPr>
-                <w:rFonts w:ascii="Times New Roman" w:hAnsi="Times New Roman" w:cs="Times New Roman"/>
-                <w:sz w:val="24"/>
-                <w:szCs w:val="24"/>
-              </w:rPr>
-              <w:t>Invalid User ID</w:t>
-            </w:r>
-          </w:p>
-        </w:tc>
-        <w:tc>
-          <w:tcPr>
-            <w:tcW w:w="0" w:type="auto"/>
-            <w:hideMark/>
-          </w:tcPr>
-          <w:p>
-            <w:pPr>
-              <w:spacing w:line="276" w:lineRule="auto"/>
-              <w:jc w:val="both"/>
-              <w:rPr>
-                <w:rFonts w:ascii="Times New Roman" w:hAnsi="Times New Roman" w:cs="Times New Roman"/>
-                <w:sz w:val="24"/>
-                <w:szCs w:val="24"/>
-              </w:rPr>
-            </w:pPr>
-            <w:r>
-              <w:rPr>
-                <w:rFonts w:ascii="Times New Roman" w:hAnsi="Times New Roman" w:cs="Times New Roman"/>
-                <w:sz w:val="24"/>
-                <w:szCs w:val="24"/>
-              </w:rPr>
-              <w:t>User not found</w:t>
-            </w:r>
-          </w:p>
-        </w:tc>
-      </w:tr>
-      <w:tr>
-        <w:trPr>
-          <w:trHeight w:val="523"/>
-        </w:trPr>
-        <w:tc>
-          <w:tcPr>
-            <w:tcW w:w="0" w:type="auto"/>
-            <w:hideMark/>
-          </w:tcPr>
-          <w:p>
-            <w:pPr>
-              <w:spacing w:line="276" w:lineRule="auto"/>
-              <w:jc w:val="both"/>
-              <w:rPr>
-                <w:rFonts w:ascii="Times New Roman" w:hAnsi="Times New Roman" w:cs="Times New Roman"/>
-                <w:sz w:val="24"/>
-                <w:szCs w:val="24"/>
-              </w:rPr>
-            </w:pPr>
-            <w:r>
-              <w:rPr>
-                <w:rFonts w:ascii="Times New Roman" w:hAnsi="Times New Roman" w:cs="Times New Roman"/>
-                <w:sz w:val="24"/>
-                <w:szCs w:val="24"/>
-              </w:rPr>
-              <w:t>SC-R2</w:t>
-            </w:r>
-          </w:p>
-        </w:tc>
-        <w:tc>
-          <w:tcPr>
-            <w:tcW w:w="0" w:type="auto"/>
-            <w:hideMark/>
-          </w:tcPr>
-          <w:p>
-            <w:pPr>
-              <w:spacing w:line="276" w:lineRule="auto"/>
-              <w:jc w:val="both"/>
-              <w:rPr>
-                <w:rFonts w:ascii="Times New Roman" w:hAnsi="Times New Roman" w:cs="Times New Roman"/>
-                <w:sz w:val="24"/>
-                <w:szCs w:val="24"/>
-              </w:rPr>
-            </w:pPr>
-            <w:r>
-              <w:rPr>
-                <w:rFonts w:ascii="Times New Roman" w:hAnsi="Times New Roman" w:cs="Times New Roman"/>
-                <w:sz w:val="24"/>
-                <w:szCs w:val="24"/>
-              </w:rPr>
-              <w:t>Update role of existing user</w:t>
-            </w:r>
-          </w:p>
-        </w:tc>
-        <w:tc>
-          <w:tcPr>
-            <w:tcW w:w="0" w:type="auto"/>
-            <w:hideMark/>
-          </w:tcPr>
-          <w:p>
-            <w:pPr>
-              <w:spacing w:line="276" w:lineRule="auto"/>
-              <w:jc w:val="both"/>
-              <w:rPr>
-                <w:rFonts w:ascii="Times New Roman" w:hAnsi="Times New Roman" w:cs="Times New Roman"/>
-                <w:sz w:val="24"/>
-                <w:szCs w:val="24"/>
-              </w:rPr>
-            </w:pPr>
-            <w:r>
-              <w:rPr>
-                <w:rFonts w:ascii="Times New Roman" w:hAnsi="Times New Roman" w:cs="Times New Roman"/>
-                <w:sz w:val="24"/>
-                <w:szCs w:val="24"/>
-              </w:rPr>
-              <w:t>Valid User ID, New Role</w:t>
-            </w:r>
-          </w:p>
-        </w:tc>
-        <w:tc>
-          <w:tcPr>
-            <w:tcW w:w="0" w:type="auto"/>
-            <w:hideMark/>
-          </w:tcPr>
-          <w:p>
-            <w:pPr>
-              <w:spacing w:line="276" w:lineRule="auto"/>
-              <w:jc w:val="both"/>
-              <w:rPr>
-                <w:rFonts w:ascii="Times New Roman" w:hAnsi="Times New Roman" w:cs="Times New Roman"/>
-                <w:sz w:val="24"/>
-                <w:szCs w:val="24"/>
-              </w:rPr>
-            </w:pPr>
-            <w:r>
-              <w:rPr>
-                <w:rFonts w:ascii="Times New Roman" w:hAnsi="Times New Roman" w:cs="Times New Roman"/>
-                <w:sz w:val="24"/>
-                <w:szCs w:val="24"/>
-              </w:rPr>
-              <w:t>Role updated successfully</w:t>
-            </w:r>
-          </w:p>
-        </w:tc>
-      </w:tr>
-    </w:tbl>
-    <w:p>
-      <w:pPr>
-        <w:spacing w:line="276" w:lineRule="auto"/>
-        <w:jc w:val="both"/>
-        <w:rPr>
-          <w:rFonts w:ascii="Times New Roman" w:hAnsi="Times New Roman" w:cs="Times New Roman"/>
-          <w:sz w:val="24"/>
-          <w:szCs w:val="24"/>
-        </w:rPr>
-      </w:pPr>
-    </w:p>
-    <w:p>
-      <w:pPr>
-        <w:spacing w:line="276" w:lineRule="auto"/>
-        <w:jc w:val="both"/>
-        <w:rPr>
-          <w:rFonts w:ascii="Times New Roman" w:hAnsi="Times New Roman" w:cs="Times New Roman"/>
-          <w:b/>
-          <w:bCs/>
-          <w:sz w:val="24"/>
-          <w:szCs w:val="24"/>
-        </w:rPr>
-      </w:pPr>
-      <w:r>
-        <w:rPr>
-          <w:rFonts w:ascii="Times New Roman" w:hAnsi="Times New Roman" w:cs="Times New Roman"/>
-          <w:b/>
-          <w:bCs/>
-          <w:sz w:val="24"/>
-          <w:szCs w:val="24"/>
-        </w:rPr>
-        <w:t xml:space="preserve">2. </w:t>
-      </w:r>
-      <w:r>
-        <w:rPr>
-          <w:rFonts w:ascii="Times New Roman" w:hAnsi="Times New Roman" w:cs="Times New Roman"/>
-          <w:b/>
-          <w:bCs/>
-          <w:sz w:val="24"/>
-          <w:szCs w:val="24"/>
-        </w:rPr>
-        <w:t>Branch Coverage</w:t>
-      </w:r>
-    </w:p>
-    <w:p>
-      <w:pPr>
-        <w:spacing w:line="276" w:lineRule="auto"/>
-        <w:jc w:val="both"/>
-        <w:rPr>
-          <w:rFonts w:ascii="Times New Roman" w:hAnsi="Times New Roman" w:cs="Times New Roman"/>
-          <w:b/>
-          <w:bCs/>
-          <w:sz w:val="24"/>
-          <w:szCs w:val="24"/>
-        </w:rPr>
-      </w:pPr>
-      <w:r>
-        <w:rPr>
-          <w:rFonts w:ascii="Times New Roman" w:hAnsi="Times New Roman" w:cs="Times New Roman"/>
-          <w:b/>
-          <w:bCs/>
-          <w:sz w:val="24"/>
-          <w:szCs w:val="24"/>
-        </w:rPr>
-        <w:t>Module Name: Authentication</w:t>
-      </w:r>
-    </w:p>
-    <w:p>
-      <w:pPr>
-        <w:spacing w:line="276" w:lineRule="auto"/>
-        <w:jc w:val="both"/>
-        <w:rPr>
-          <w:rFonts w:ascii="Times New Roman" w:hAnsi="Times New Roman" w:cs="Times New Roman"/>
-          <w:b/>
-          <w:bCs/>
-          <w:sz w:val="24"/>
-          <w:szCs w:val="24"/>
-        </w:rPr>
-      </w:pPr>
-      <w:r>
-        <w:rPr>
-          <w:rFonts w:ascii="Times New Roman" w:hAnsi="Times New Roman" w:cs="Times New Roman"/>
-          <w:b/>
-          <w:bCs/>
-          <w:sz w:val="24"/>
-          <w:szCs w:val="24"/>
-        </w:rPr>
-        <w:t>Function Name: User Registration</w:t>
-      </w:r>
     </w:p>
     <w:tbl>
       <w:tblPr>
@@ -3539,6 +3781,7 @@
                 <w:sz w:val="24"/>
                 <w:szCs w:val="24"/>
               </w:rPr>
+              <w:lastRenderedPageBreak/>
               <w:t>Branch No</w:t>
             </w:r>
           </w:p>
@@ -3778,13 +4021,14 @@
     <w:tbl>
       <w:tblPr>
         <w:tblStyle w:val="TableGrid"/>
-        <w:tblW w:w="7319" w:type="dxa"/>
+        <w:tblW w:w="10561" w:type="dxa"/>
         <w:tblLook w:val="04A0" w:firstRow="1" w:lastRow="0" w:firstColumn="1" w:lastColumn="0" w:noHBand="0" w:noVBand="1"/>
       </w:tblPr>
       <w:tblGrid>
         <w:gridCol w:w="1194"/>
         <w:gridCol w:w="2883"/>
         <w:gridCol w:w="3242"/>
+        <w:gridCol w:w="3242"/>
       </w:tblGrid>
       <w:tr>
         <w:trPr>
@@ -3851,7 +4095,6 @@
         <w:tc>
           <w:tcPr>
             <w:tcW w:w="0" w:type="auto"/>
-            <w:hideMark/>
           </w:tcPr>
           <w:p>
             <w:pPr>
@@ -3874,6 +4117,35 @@
                 <w:szCs w:val="24"/>
               </w:rPr>
               <w:t>Expected Result</w:t>
+            </w:r>
+          </w:p>
+        </w:tc>
+        <w:tc>
+          <w:tcPr>
+            <w:tcW w:w="0" w:type="auto"/>
+            <w:hideMark/>
+          </w:tcPr>
+          <w:p>
+            <w:pPr>
+              <w:spacing w:line="276" w:lineRule="auto"/>
+              <w:jc w:val="both"/>
+              <w:rPr>
+                <w:rFonts w:ascii="Times New Roman" w:hAnsi="Times New Roman" w:cs="Times New Roman"/>
+                <w:b/>
+                <w:bCs/>
+                <w:sz w:val="24"/>
+                <w:szCs w:val="24"/>
+              </w:rPr>
+            </w:pPr>
+            <w:r>
+              <w:rPr>
+                <w:rFonts w:ascii="Times New Roman" w:hAnsi="Times New Roman" w:cs="Times New Roman"/>
+                <w:b/>
+                <w:bCs/>
+                <w:sz w:val="24"/>
+                <w:szCs w:val="24"/>
+              </w:rPr>
+              <w:t>Actual Result</w:t>
             </w:r>
           </w:p>
         </w:tc>
@@ -3935,6 +4207,30 @@
         <w:tc>
           <w:tcPr>
             <w:tcW w:w="0" w:type="auto"/>
+          </w:tcPr>
+          <w:p>
+            <w:pPr>
+              <w:spacing w:line="276" w:lineRule="auto"/>
+              <w:jc w:val="both"/>
+              <w:rPr>
+                <w:rFonts w:ascii="Times New Roman" w:hAnsi="Times New Roman" w:cs="Times New Roman"/>
+                <w:sz w:val="24"/>
+                <w:szCs w:val="24"/>
+              </w:rPr>
+            </w:pPr>
+            <w:r>
+              <w:rPr>
+                <w:rFonts w:ascii="Times New Roman" w:hAnsi="Times New Roman" w:cs="Times New Roman"/>
+                <w:sz w:val="24"/>
+                <w:szCs w:val="24"/>
+              </w:rPr>
+              <w:t>Registration failed</w:t>
+            </w:r>
+          </w:p>
+        </w:tc>
+        <w:tc>
+          <w:tcPr>
+            <w:tcW w:w="0" w:type="auto"/>
             <w:hideMark/>
           </w:tcPr>
           <w:p>
@@ -3983,7 +4279,6 @@
                 <w:sz w:val="24"/>
                 <w:szCs w:val="24"/>
               </w:rPr>
-              <w:lastRenderedPageBreak/>
               <w:t>BC-R2</w:t>
             </w:r>
           </w:p>
@@ -4010,6 +4305,30 @@
                 <w:szCs w:val="24"/>
               </w:rPr>
               <w:t>B1 = FALSE</w:t>
+            </w:r>
+          </w:p>
+        </w:tc>
+        <w:tc>
+          <w:tcPr>
+            <w:tcW w:w="0" w:type="auto"/>
+          </w:tcPr>
+          <w:p>
+            <w:pPr>
+              <w:spacing w:line="276" w:lineRule="auto"/>
+              <w:jc w:val="both"/>
+              <w:rPr>
+                <w:rFonts w:ascii="Times New Roman" w:hAnsi="Times New Roman" w:cs="Times New Roman"/>
+                <w:sz w:val="24"/>
+                <w:szCs w:val="24"/>
+              </w:rPr>
+            </w:pPr>
+            <w:r>
+              <w:rPr>
+                <w:rFonts w:ascii="Times New Roman" w:hAnsi="Times New Roman" w:cs="Times New Roman"/>
+                <w:sz w:val="24"/>
+                <w:szCs w:val="24"/>
+              </w:rPr>
+              <w:t>Registration successful</w:t>
             </w:r>
           </w:p>
         </w:tc>
@@ -4057,6 +4376,123 @@
         <w:jc w:val="both"/>
         <w:rPr>
           <w:rFonts w:ascii="Times New Roman" w:hAnsi="Times New Roman" w:cs="Times New Roman"/>
+          <w:sz w:val="24"/>
+          <w:szCs w:val="24"/>
+        </w:rPr>
+      </w:pPr>
+      <w:r>
+        <w:rPr>
+          <w:rFonts w:ascii="Times New Roman" w:hAnsi="Times New Roman" w:cs="Times New Roman"/>
+          <w:sz w:val="24"/>
+          <w:szCs w:val="24"/>
+        </w:rPr>
+        <w:lastRenderedPageBreak/>
+        <w:drawing>
+          <wp:inline distT="0" distB="0" distL="0" distR="0" wp14:anchorId="62670E68" wp14:editId="26A0997A">
+            <wp:extent cx="4258269" cy="4925112"/>
+            <wp:effectExtent l="0" t="0" r="9525" b="8890"/>
+            <wp:docPr id="12" name="Picture 12"/>
+            <wp:cNvGraphicFramePr>
+              <a:graphicFrameLocks xmlns:a="http://schemas.openxmlformats.org/drawingml/2006/main" noChangeAspect="1"/>
+            </wp:cNvGraphicFramePr>
+            <a:graphic xmlns:a="http://schemas.openxmlformats.org/drawingml/2006/main">
+              <a:graphicData uri="http://schemas.openxmlformats.org/drawingml/2006/picture">
+                <pic:pic xmlns:pic="http://schemas.openxmlformats.org/drawingml/2006/picture">
+                  <pic:nvPicPr>
+                    <pic:cNvPr id="1" name=""/>
+                    <pic:cNvPicPr/>
+                  </pic:nvPicPr>
+                  <pic:blipFill>
+                    <a:blip r:embed="rId5"/>
+                    <a:stretch>
+                      <a:fillRect/>
+                    </a:stretch>
+                  </pic:blipFill>
+                  <pic:spPr>
+                    <a:xfrm>
+                      <a:off x="0" y="0"/>
+                      <a:ext cx="4258269" cy="4925112"/>
+                    </a:xfrm>
+                    <a:prstGeom prst="rect">
+                      <a:avLst/>
+                    </a:prstGeom>
+                  </pic:spPr>
+                </pic:pic>
+              </a:graphicData>
+            </a:graphic>
+          </wp:inline>
+        </w:drawing>
+      </w:r>
+      <w:r>
+        <w:rPr>
+          <w:rFonts w:ascii="Times New Roman" w:hAnsi="Times New Roman" w:cs="Times New Roman"/>
+          <w:noProof/>
+        </w:rPr>
+        <w:drawing>
+          <wp:inline distT="0" distB="0" distL="0" distR="0" wp14:anchorId="7747A547" wp14:editId="129C7DEC">
+            <wp:extent cx="4590476" cy="4828571"/>
+            <wp:effectExtent l="0" t="0" r="635" b="0"/>
+            <wp:docPr id="13" name="Picture 13"/>
+            <wp:cNvGraphicFramePr>
+              <a:graphicFrameLocks xmlns:a="http://schemas.openxmlformats.org/drawingml/2006/main" noChangeAspect="1"/>
+            </wp:cNvGraphicFramePr>
+            <a:graphic xmlns:a="http://schemas.openxmlformats.org/drawingml/2006/main">
+              <a:graphicData uri="http://schemas.openxmlformats.org/drawingml/2006/picture">
+                <pic:pic xmlns:pic="http://schemas.openxmlformats.org/drawingml/2006/picture">
+                  <pic:nvPicPr>
+                    <pic:cNvPr id="1" name=""/>
+                    <pic:cNvPicPr/>
+                  </pic:nvPicPr>
+                  <pic:blipFill>
+                    <a:blip r:embed="rId18"/>
+                    <a:stretch>
+                      <a:fillRect/>
+                    </a:stretch>
+                  </pic:blipFill>
+                  <pic:spPr>
+                    <a:xfrm>
+                      <a:off x="0" y="0"/>
+                      <a:ext cx="4590476" cy="4828571"/>
+                    </a:xfrm>
+                    <a:prstGeom prst="rect">
+                      <a:avLst/>
+                    </a:prstGeom>
+                  </pic:spPr>
+                </pic:pic>
+              </a:graphicData>
+            </a:graphic>
+          </wp:inline>
+        </w:drawing>
+      </w:r>
+    </w:p>
+    <w:p>
+      <w:pPr>
+        <w:spacing w:line="276" w:lineRule="auto"/>
+        <w:jc w:val="both"/>
+        <w:rPr>
+          <w:rFonts w:ascii="Times New Roman" w:hAnsi="Times New Roman" w:cs="Times New Roman"/>
+          <w:sz w:val="24"/>
+          <w:szCs w:val="24"/>
+        </w:rPr>
+      </w:pPr>
+    </w:p>
+    <w:p>
+      <w:pPr>
+        <w:spacing w:line="276" w:lineRule="auto"/>
+        <w:jc w:val="both"/>
+        <w:rPr>
+          <w:rFonts w:ascii="Times New Roman" w:hAnsi="Times New Roman" w:cs="Times New Roman"/>
+          <w:sz w:val="24"/>
+          <w:szCs w:val="24"/>
+        </w:rPr>
+      </w:pPr>
+    </w:p>
+    <w:p>
+      <w:pPr>
+        <w:spacing w:line="276" w:lineRule="auto"/>
+        <w:jc w:val="both"/>
+        <w:rPr>
+          <w:rFonts w:ascii="Times New Roman" w:hAnsi="Times New Roman" w:cs="Times New Roman"/>
           <w:b/>
           <w:bCs/>
           <w:sz w:val="24"/>
@@ -4071,6 +4507,7 @@
           <w:sz w:val="24"/>
           <w:szCs w:val="24"/>
         </w:rPr>
+        <w:lastRenderedPageBreak/>
         <w:t>Module Name: Authentication</w:t>
       </w:r>
     </w:p>
@@ -4457,6 +4894,19 @@
           <w:szCs w:val="24"/>
         </w:rPr>
       </w:pPr>
+    </w:p>
+    <w:p>
+      <w:pPr>
+        <w:spacing w:line="276" w:lineRule="auto"/>
+        <w:jc w:val="both"/>
+        <w:rPr>
+          <w:rFonts w:ascii="Times New Roman" w:hAnsi="Times New Roman" w:cs="Times New Roman"/>
+          <w:b/>
+          <w:bCs/>
+          <w:sz w:val="24"/>
+          <w:szCs w:val="24"/>
+        </w:rPr>
+      </w:pPr>
       <w:r>
         <w:rPr>
           <w:rFonts w:ascii="Times New Roman" w:hAnsi="Times New Roman" w:cs="Times New Roman"/>
@@ -4471,13 +4921,14 @@
     <w:tbl>
       <w:tblPr>
         <w:tblStyle w:val="TableGrid"/>
-        <w:tblW w:w="7353" w:type="dxa"/>
+        <w:tblW w:w="9920" w:type="dxa"/>
         <w:tblLook w:val="04A0" w:firstRow="1" w:lastRow="0" w:firstColumn="1" w:lastColumn="0" w:noHBand="0" w:noVBand="1"/>
       </w:tblPr>
       <w:tblGrid>
         <w:gridCol w:w="1135"/>
         <w:gridCol w:w="3651"/>
         <w:gridCol w:w="2567"/>
+        <w:gridCol w:w="2567"/>
       </w:tblGrid>
       <w:tr>
         <w:trPr>
@@ -4544,7 +4995,6 @@
         <w:tc>
           <w:tcPr>
             <w:tcW w:w="0" w:type="auto"/>
-            <w:hideMark/>
           </w:tcPr>
           <w:p>
             <w:pPr>
@@ -4567,6 +5017,35 @@
                 <w:szCs w:val="24"/>
               </w:rPr>
               <w:t>Expected Result</w:t>
+            </w:r>
+          </w:p>
+        </w:tc>
+        <w:tc>
+          <w:tcPr>
+            <w:tcW w:w="0" w:type="auto"/>
+            <w:hideMark/>
+          </w:tcPr>
+          <w:p>
+            <w:pPr>
+              <w:spacing w:line="276" w:lineRule="auto"/>
+              <w:jc w:val="both"/>
+              <w:rPr>
+                <w:rFonts w:ascii="Times New Roman" w:hAnsi="Times New Roman" w:cs="Times New Roman"/>
+                <w:b/>
+                <w:bCs/>
+                <w:sz w:val="24"/>
+                <w:szCs w:val="24"/>
+              </w:rPr>
+            </w:pPr>
+            <w:r>
+              <w:rPr>
+                <w:rFonts w:ascii="Times New Roman" w:hAnsi="Times New Roman" w:cs="Times New Roman"/>
+                <w:b/>
+                <w:bCs/>
+                <w:sz w:val="24"/>
+                <w:szCs w:val="24"/>
+              </w:rPr>
+              <w:t>Actual Result</w:t>
             </w:r>
           </w:p>
         </w:tc>
@@ -4628,6 +5107,30 @@
         <w:tc>
           <w:tcPr>
             <w:tcW w:w="0" w:type="auto"/>
+          </w:tcPr>
+          <w:p>
+            <w:pPr>
+              <w:spacing w:line="276" w:lineRule="auto"/>
+              <w:jc w:val="both"/>
+              <w:rPr>
+                <w:rFonts w:ascii="Times New Roman" w:hAnsi="Times New Roman" w:cs="Times New Roman"/>
+                <w:sz w:val="24"/>
+                <w:szCs w:val="24"/>
+              </w:rPr>
+            </w:pPr>
+            <w:r>
+              <w:rPr>
+                <w:rFonts w:ascii="Times New Roman" w:hAnsi="Times New Roman" w:cs="Times New Roman"/>
+                <w:sz w:val="24"/>
+                <w:szCs w:val="24"/>
+              </w:rPr>
+              <w:t>User not found</w:t>
+            </w:r>
+          </w:p>
+        </w:tc>
+        <w:tc>
+          <w:tcPr>
+            <w:tcW w:w="0" w:type="auto"/>
             <w:hideMark/>
           </w:tcPr>
           <w:p>
@@ -4708,6 +5211,30 @@
         <w:tc>
           <w:tcPr>
             <w:tcW w:w="0" w:type="auto"/>
+          </w:tcPr>
+          <w:p>
+            <w:pPr>
+              <w:spacing w:line="276" w:lineRule="auto"/>
+              <w:jc w:val="both"/>
+              <w:rPr>
+                <w:rFonts w:ascii="Times New Roman" w:hAnsi="Times New Roman" w:cs="Times New Roman"/>
+                <w:sz w:val="24"/>
+                <w:szCs w:val="24"/>
+              </w:rPr>
+            </w:pPr>
+            <w:r>
+              <w:rPr>
+                <w:rFonts w:ascii="Times New Roman" w:hAnsi="Times New Roman" w:cs="Times New Roman"/>
+                <w:sz w:val="24"/>
+                <w:szCs w:val="24"/>
+              </w:rPr>
+              <w:t>Invalid credentials</w:t>
+            </w:r>
+          </w:p>
+        </w:tc>
+        <w:tc>
+          <w:tcPr>
+            <w:tcW w:w="0" w:type="auto"/>
             <w:hideMark/>
           </w:tcPr>
           <w:p>
@@ -4788,6 +5315,30 @@
         <w:tc>
           <w:tcPr>
             <w:tcW w:w="0" w:type="auto"/>
+          </w:tcPr>
+          <w:p>
+            <w:pPr>
+              <w:spacing w:line="276" w:lineRule="auto"/>
+              <w:jc w:val="both"/>
+              <w:rPr>
+                <w:rFonts w:ascii="Times New Roman" w:hAnsi="Times New Roman" w:cs="Times New Roman"/>
+                <w:sz w:val="24"/>
+                <w:szCs w:val="24"/>
+              </w:rPr>
+            </w:pPr>
+            <w:r>
+              <w:rPr>
+                <w:rFonts w:ascii="Times New Roman" w:hAnsi="Times New Roman" w:cs="Times New Roman"/>
+                <w:sz w:val="24"/>
+                <w:szCs w:val="24"/>
+              </w:rPr>
+              <w:t>Login successful</w:t>
+            </w:r>
+          </w:p>
+        </w:tc>
+        <w:tc>
+          <w:tcPr>
+            <w:tcW w:w="0" w:type="auto"/>
             <w:hideMark/>
           </w:tcPr>
           <w:p>
@@ -4818,6 +5369,159 @@
         <w:jc w:val="both"/>
         <w:rPr>
           <w:rFonts w:ascii="Times New Roman" w:hAnsi="Times New Roman" w:cs="Times New Roman"/>
+          <w:sz w:val="24"/>
+          <w:szCs w:val="24"/>
+        </w:rPr>
+      </w:pPr>
+    </w:p>
+    <w:p>
+      <w:pPr>
+        <w:spacing w:line="276" w:lineRule="auto"/>
+        <w:jc w:val="both"/>
+        <w:rPr>
+          <w:rFonts w:ascii="Times New Roman" w:hAnsi="Times New Roman" w:cs="Times New Roman"/>
+          <w:sz w:val="24"/>
+          <w:szCs w:val="24"/>
+        </w:rPr>
+      </w:pPr>
+      <w:r>
+        <w:rPr>
+          <w:rFonts w:ascii="Times New Roman" w:hAnsi="Times New Roman" w:cs="Times New Roman"/>
+          <w:noProof/>
+          <w:sz w:val="24"/>
+          <w:szCs w:val="24"/>
+        </w:rPr>
+        <w:lastRenderedPageBreak/>
+        <w:drawing>
+          <wp:inline distT="0" distB="0" distL="0" distR="0" wp14:anchorId="7667A2E8" wp14:editId="00E1877C">
+            <wp:extent cx="4591691" cy="4296375"/>
+            <wp:effectExtent l="0" t="0" r="0" b="9525"/>
+            <wp:docPr id="37" name="Picture 37"/>
+            <wp:cNvGraphicFramePr>
+              <a:graphicFrameLocks xmlns:a="http://schemas.openxmlformats.org/drawingml/2006/main" noChangeAspect="1"/>
+            </wp:cNvGraphicFramePr>
+            <a:graphic xmlns:a="http://schemas.openxmlformats.org/drawingml/2006/main">
+              <a:graphicData uri="http://schemas.openxmlformats.org/drawingml/2006/picture">
+                <pic:pic xmlns:pic="http://schemas.openxmlformats.org/drawingml/2006/picture">
+                  <pic:nvPicPr>
+                    <pic:cNvPr id="1" name=""/>
+                    <pic:cNvPicPr/>
+                  </pic:nvPicPr>
+                  <pic:blipFill>
+                    <a:blip r:embed="rId19"/>
+                    <a:stretch>
+                      <a:fillRect/>
+                    </a:stretch>
+                  </pic:blipFill>
+                  <pic:spPr>
+                    <a:xfrm>
+                      <a:off x="0" y="0"/>
+                      <a:ext cx="4591691" cy="4296375"/>
+                    </a:xfrm>
+                    <a:prstGeom prst="rect">
+                      <a:avLst/>
+                    </a:prstGeom>
+                  </pic:spPr>
+                </pic:pic>
+              </a:graphicData>
+            </a:graphic>
+          </wp:inline>
+        </w:drawing>
+      </w:r>
+      <w:r>
+        <w:rPr>
+          <w:rFonts w:ascii="Times New Roman" w:hAnsi="Times New Roman" w:cs="Times New Roman"/>
+          <w:sz w:val="24"/>
+          <w:szCs w:val="24"/>
+        </w:rPr>
+        <w:lastRenderedPageBreak/>
+        <w:drawing>
+          <wp:inline distT="0" distB="0" distL="0" distR="0" wp14:anchorId="05A44999" wp14:editId="0AA8392B">
+            <wp:extent cx="4439270" cy="4096322"/>
+            <wp:effectExtent l="0" t="0" r="0" b="0"/>
+            <wp:docPr id="14" name="Picture 14"/>
+            <wp:cNvGraphicFramePr>
+              <a:graphicFrameLocks xmlns:a="http://schemas.openxmlformats.org/drawingml/2006/main" noChangeAspect="1"/>
+            </wp:cNvGraphicFramePr>
+            <a:graphic xmlns:a="http://schemas.openxmlformats.org/drawingml/2006/main">
+              <a:graphicData uri="http://schemas.openxmlformats.org/drawingml/2006/picture">
+                <pic:pic xmlns:pic="http://schemas.openxmlformats.org/drawingml/2006/picture">
+                  <pic:nvPicPr>
+                    <pic:cNvPr id="1" name=""/>
+                    <pic:cNvPicPr/>
+                  </pic:nvPicPr>
+                  <pic:blipFill>
+                    <a:blip r:embed="rId9"/>
+                    <a:stretch>
+                      <a:fillRect/>
+                    </a:stretch>
+                  </pic:blipFill>
+                  <pic:spPr>
+                    <a:xfrm>
+                      <a:off x="0" y="0"/>
+                      <a:ext cx="4439270" cy="4096322"/>
+                    </a:xfrm>
+                    <a:prstGeom prst="rect">
+                      <a:avLst/>
+                    </a:prstGeom>
+                  </pic:spPr>
+                </pic:pic>
+              </a:graphicData>
+            </a:graphic>
+          </wp:inline>
+        </w:drawing>
+      </w:r>
+      <w:r>
+        <w:rPr>
+          <w:rFonts w:ascii="Times New Roman" w:hAnsi="Times New Roman" w:cs="Times New Roman"/>
+          <w:noProof/>
+        </w:rPr>
+        <w:lastRenderedPageBreak/>
+        <w:drawing>
+          <wp:inline distT="0" distB="0" distL="0" distR="0" wp14:anchorId="75B195B4" wp14:editId="3B998280">
+            <wp:extent cx="8863330" cy="3560445"/>
+            <wp:effectExtent l="0" t="0" r="0" b="1905"/>
+            <wp:docPr id="15" name="Picture 15"/>
+            <wp:cNvGraphicFramePr>
+              <a:graphicFrameLocks xmlns:a="http://schemas.openxmlformats.org/drawingml/2006/main" noChangeAspect="1"/>
+            </wp:cNvGraphicFramePr>
+            <a:graphic xmlns:a="http://schemas.openxmlformats.org/drawingml/2006/main">
+              <a:graphicData uri="http://schemas.openxmlformats.org/drawingml/2006/picture">
+                <pic:pic xmlns:pic="http://schemas.openxmlformats.org/drawingml/2006/picture">
+                  <pic:nvPicPr>
+                    <pic:cNvPr id="1" name=""/>
+                    <pic:cNvPicPr/>
+                  </pic:nvPicPr>
+                  <pic:blipFill>
+                    <a:blip r:embed="rId20"/>
+                    <a:stretch>
+                      <a:fillRect/>
+                    </a:stretch>
+                  </pic:blipFill>
+                  <pic:spPr>
+                    <a:xfrm>
+                      <a:off x="0" y="0"/>
+                      <a:ext cx="8863330" cy="3560445"/>
+                    </a:xfrm>
+                    <a:prstGeom prst="rect">
+                      <a:avLst/>
+                    </a:prstGeom>
+                  </pic:spPr>
+                </pic:pic>
+              </a:graphicData>
+            </a:graphic>
+          </wp:inline>
+        </w:drawing>
+      </w:r>
+    </w:p>
+    <w:p>
+      <w:pPr>
+        <w:spacing w:line="276" w:lineRule="auto"/>
+        <w:jc w:val="both"/>
+        <w:rPr>
+          <w:rFonts w:ascii="Times New Roman" w:hAnsi="Times New Roman" w:cs="Times New Roman"/>
+          <w:b/>
+          <w:bCs/>
           <w:sz w:val="24"/>
           <w:szCs w:val="24"/>
         </w:rPr>
@@ -5151,20 +5855,20 @@
           <w:sz w:val="24"/>
           <w:szCs w:val="24"/>
         </w:rPr>
-        <w:lastRenderedPageBreak/>
         <w:t>Required Test Cases</w:t>
       </w:r>
     </w:p>
     <w:tbl>
       <w:tblPr>
         <w:tblStyle w:val="TableGrid"/>
-        <w:tblW w:w="5971" w:type="dxa"/>
+        <w:tblW w:w="8248" w:type="dxa"/>
         <w:tblLook w:val="04A0" w:firstRow="1" w:lastRow="0" w:firstColumn="1" w:lastColumn="0" w:noHBand="0" w:noVBand="1"/>
       </w:tblPr>
       <w:tblGrid>
-        <w:gridCol w:w="1065"/>
-        <w:gridCol w:w="2629"/>
-        <w:gridCol w:w="2277"/>
+        <w:gridCol w:w="1094"/>
+        <w:gridCol w:w="2704"/>
+        <w:gridCol w:w="2342"/>
+        <w:gridCol w:w="2108"/>
       </w:tblGrid>
       <w:tr>
         <w:trPr>
@@ -5195,6 +5899,7 @@
                 <w:sz w:val="24"/>
                 <w:szCs w:val="24"/>
               </w:rPr>
+              <w:lastRenderedPageBreak/>
               <w:t>TC ID</w:t>
             </w:r>
           </w:p>
@@ -5231,7 +5936,6 @@
         <w:tc>
           <w:tcPr>
             <w:tcW w:w="0" w:type="auto"/>
-            <w:hideMark/>
           </w:tcPr>
           <w:p>
             <w:pPr>
@@ -5254,6 +5958,35 @@
                 <w:szCs w:val="24"/>
               </w:rPr>
               <w:t>Expected Result</w:t>
+            </w:r>
+          </w:p>
+        </w:tc>
+        <w:tc>
+          <w:tcPr>
+            <w:tcW w:w="0" w:type="auto"/>
+            <w:hideMark/>
+          </w:tcPr>
+          <w:p>
+            <w:pPr>
+              <w:spacing w:line="276" w:lineRule="auto"/>
+              <w:jc w:val="both"/>
+              <w:rPr>
+                <w:rFonts w:ascii="Times New Roman" w:hAnsi="Times New Roman" w:cs="Times New Roman"/>
+                <w:b/>
+                <w:bCs/>
+                <w:sz w:val="24"/>
+                <w:szCs w:val="24"/>
+              </w:rPr>
+            </w:pPr>
+            <w:r>
+              <w:rPr>
+                <w:rFonts w:ascii="Times New Roman" w:hAnsi="Times New Roman" w:cs="Times New Roman"/>
+                <w:b/>
+                <w:bCs/>
+                <w:sz w:val="24"/>
+                <w:szCs w:val="24"/>
+              </w:rPr>
+              <w:t>Actual Result</w:t>
             </w:r>
           </w:p>
         </w:tc>
@@ -5315,6 +6048,30 @@
         <w:tc>
           <w:tcPr>
             <w:tcW w:w="0" w:type="auto"/>
+          </w:tcPr>
+          <w:p>
+            <w:pPr>
+              <w:spacing w:line="276" w:lineRule="auto"/>
+              <w:jc w:val="both"/>
+              <w:rPr>
+                <w:rFonts w:ascii="Times New Roman" w:hAnsi="Times New Roman" w:cs="Times New Roman"/>
+                <w:sz w:val="24"/>
+                <w:szCs w:val="24"/>
+              </w:rPr>
+            </w:pPr>
+            <w:r>
+              <w:rPr>
+                <w:rFonts w:ascii="Times New Roman" w:hAnsi="Times New Roman" w:cs="Times New Roman"/>
+                <w:sz w:val="24"/>
+                <w:szCs w:val="24"/>
+              </w:rPr>
+              <w:t>Access denied</w:t>
+            </w:r>
+          </w:p>
+        </w:tc>
+        <w:tc>
+          <w:tcPr>
+            <w:tcW w:w="0" w:type="auto"/>
             <w:hideMark/>
           </w:tcPr>
           <w:p>
@@ -5395,6 +6152,30 @@
         <w:tc>
           <w:tcPr>
             <w:tcW w:w="0" w:type="auto"/>
+          </w:tcPr>
+          <w:p>
+            <w:pPr>
+              <w:spacing w:line="276" w:lineRule="auto"/>
+              <w:jc w:val="both"/>
+              <w:rPr>
+                <w:rFonts w:ascii="Times New Roman" w:hAnsi="Times New Roman" w:cs="Times New Roman"/>
+                <w:sz w:val="24"/>
+                <w:szCs w:val="24"/>
+              </w:rPr>
+            </w:pPr>
+            <w:r>
+              <w:rPr>
+                <w:rFonts w:ascii="Times New Roman" w:hAnsi="Times New Roman" w:cs="Times New Roman"/>
+                <w:sz w:val="24"/>
+                <w:szCs w:val="24"/>
+              </w:rPr>
+              <w:t>Service created</w:t>
+            </w:r>
+          </w:p>
+        </w:tc>
+        <w:tc>
+          <w:tcPr>
+            <w:tcW w:w="0" w:type="auto"/>
             <w:hideMark/>
           </w:tcPr>
           <w:p>
@@ -5419,6 +6200,118 @@
         </w:tc>
       </w:tr>
     </w:tbl>
+    <w:p>
+      <w:pPr>
+        <w:spacing w:line="276" w:lineRule="auto"/>
+        <w:jc w:val="both"/>
+        <w:rPr>
+          <w:rFonts w:ascii="Times New Roman" w:hAnsi="Times New Roman" w:cs="Times New Roman"/>
+          <w:sz w:val="24"/>
+          <w:szCs w:val="24"/>
+        </w:rPr>
+      </w:pPr>
+    </w:p>
+    <w:p>
+      <w:pPr>
+        <w:spacing w:line="276" w:lineRule="auto"/>
+        <w:jc w:val="both"/>
+        <w:rPr>
+          <w:rFonts w:ascii="Times New Roman" w:hAnsi="Times New Roman" w:cs="Times New Roman"/>
+          <w:sz w:val="24"/>
+          <w:szCs w:val="24"/>
+        </w:rPr>
+      </w:pPr>
+      <w:r>
+        <w:rPr>
+          <w:rFonts w:ascii="Times New Roman" w:eastAsia="Times New Roman" w:hAnsi="Times New Roman" w:cs="Times New Roman"/>
+          <w:noProof/>
+          <w:kern w:val="0"/>
+          <w:sz w:val="24"/>
+          <w:szCs w:val="24"/>
+          <w:lang w:eastAsia="en-GB"/>
+          <w14:ligatures w14:val="none"/>
+        </w:rPr>
+        <w:lastRenderedPageBreak/>
+        <w:drawing>
+          <wp:inline distT="0" distB="0" distL="0" distR="0" wp14:anchorId="057A4E06" wp14:editId="400FFD84">
+            <wp:extent cx="3115110" cy="4696480"/>
+            <wp:effectExtent l="0" t="0" r="9525" b="0"/>
+            <wp:docPr id="29" name="Picture 29"/>
+            <wp:cNvGraphicFramePr>
+              <a:graphicFrameLocks xmlns:a="http://schemas.openxmlformats.org/drawingml/2006/main" noChangeAspect="1"/>
+            </wp:cNvGraphicFramePr>
+            <a:graphic xmlns:a="http://schemas.openxmlformats.org/drawingml/2006/main">
+              <a:graphicData uri="http://schemas.openxmlformats.org/drawingml/2006/picture">
+                <pic:pic xmlns:pic="http://schemas.openxmlformats.org/drawingml/2006/picture">
+                  <pic:nvPicPr>
+                    <pic:cNvPr id="1" name=""/>
+                    <pic:cNvPicPr/>
+                  </pic:nvPicPr>
+                  <pic:blipFill>
+                    <a:blip r:embed="rId21"/>
+                    <a:stretch>
+                      <a:fillRect/>
+                    </a:stretch>
+                  </pic:blipFill>
+                  <pic:spPr>
+                    <a:xfrm>
+                      <a:off x="0" y="0"/>
+                      <a:ext cx="3115110" cy="4696480"/>
+                    </a:xfrm>
+                    <a:prstGeom prst="rect">
+                      <a:avLst/>
+                    </a:prstGeom>
+                  </pic:spPr>
+                </pic:pic>
+              </a:graphicData>
+            </a:graphic>
+          </wp:inline>
+        </w:drawing>
+      </w:r>
+      <w:r>
+        <w:rPr>
+          <w:rFonts w:ascii="Times New Roman" w:hAnsi="Times New Roman" w:cs="Times New Roman"/>
+          <w:sz w:val="24"/>
+          <w:szCs w:val="24"/>
+        </w:rPr>
+        <w:lastRenderedPageBreak/>
+        <w:drawing>
+          <wp:inline distT="0" distB="0" distL="0" distR="0" wp14:anchorId="040C2923" wp14:editId="03E9C620">
+            <wp:extent cx="8863330" cy="2997200"/>
+            <wp:effectExtent l="0" t="0" r="0" b="0"/>
+            <wp:docPr id="16" name="Picture 16"/>
+            <wp:cNvGraphicFramePr>
+              <a:graphicFrameLocks xmlns:a="http://schemas.openxmlformats.org/drawingml/2006/main" noChangeAspect="1"/>
+            </wp:cNvGraphicFramePr>
+            <a:graphic xmlns:a="http://schemas.openxmlformats.org/drawingml/2006/main">
+              <a:graphicData uri="http://schemas.openxmlformats.org/drawingml/2006/picture">
+                <pic:pic xmlns:pic="http://schemas.openxmlformats.org/drawingml/2006/picture">
+                  <pic:nvPicPr>
+                    <pic:cNvPr id="1" name=""/>
+                    <pic:cNvPicPr/>
+                  </pic:nvPicPr>
+                  <pic:blipFill>
+                    <a:blip r:embed="rId22"/>
+                    <a:stretch>
+                      <a:fillRect/>
+                    </a:stretch>
+                  </pic:blipFill>
+                  <pic:spPr>
+                    <a:xfrm>
+                      <a:off x="0" y="0"/>
+                      <a:ext cx="8863330" cy="2997200"/>
+                    </a:xfrm>
+                    <a:prstGeom prst="rect">
+                      <a:avLst/>
+                    </a:prstGeom>
+                  </pic:spPr>
+                </pic:pic>
+              </a:graphicData>
+            </a:graphic>
+          </wp:inline>
+        </w:drawing>
+      </w:r>
+    </w:p>
     <w:p>
       <w:pPr>
         <w:spacing w:line="276" w:lineRule="auto"/>
@@ -5850,13 +6743,14 @@
     <w:tbl>
       <w:tblPr>
         <w:tblStyle w:val="TableGrid"/>
-        <w:tblW w:w="7298" w:type="dxa"/>
+        <w:tblW w:w="9916" w:type="dxa"/>
         <w:tblLook w:val="04A0" w:firstRow="1" w:lastRow="0" w:firstColumn="1" w:lastColumn="0" w:noHBand="0" w:noVBand="1"/>
       </w:tblPr>
       <w:tblGrid>
         <w:gridCol w:w="1124"/>
         <w:gridCol w:w="3556"/>
         <w:gridCol w:w="2618"/>
+        <w:gridCol w:w="2618"/>
       </w:tblGrid>
       <w:tr>
         <w:trPr>
@@ -5923,7 +6817,6 @@
         <w:tc>
           <w:tcPr>
             <w:tcW w:w="0" w:type="auto"/>
-            <w:hideMark/>
           </w:tcPr>
           <w:p>
             <w:pPr>
@@ -5946,6 +6839,35 @@
                 <w:szCs w:val="24"/>
               </w:rPr>
               <w:t>Expected Result</w:t>
+            </w:r>
+          </w:p>
+        </w:tc>
+        <w:tc>
+          <w:tcPr>
+            <w:tcW w:w="0" w:type="auto"/>
+            <w:hideMark/>
+          </w:tcPr>
+          <w:p>
+            <w:pPr>
+              <w:spacing w:line="276" w:lineRule="auto"/>
+              <w:jc w:val="both"/>
+              <w:rPr>
+                <w:rFonts w:ascii="Times New Roman" w:hAnsi="Times New Roman" w:cs="Times New Roman"/>
+                <w:b/>
+                <w:bCs/>
+                <w:sz w:val="24"/>
+                <w:szCs w:val="24"/>
+              </w:rPr>
+            </w:pPr>
+            <w:r>
+              <w:rPr>
+                <w:rFonts w:ascii="Times New Roman" w:hAnsi="Times New Roman" w:cs="Times New Roman"/>
+                <w:b/>
+                <w:bCs/>
+                <w:sz w:val="24"/>
+                <w:szCs w:val="24"/>
+              </w:rPr>
+              <w:t>Actual Result</w:t>
             </w:r>
           </w:p>
         </w:tc>
@@ -6007,6 +6929,30 @@
         <w:tc>
           <w:tcPr>
             <w:tcW w:w="0" w:type="auto"/>
+          </w:tcPr>
+          <w:p>
+            <w:pPr>
+              <w:spacing w:line="276" w:lineRule="auto"/>
+              <w:jc w:val="both"/>
+              <w:rPr>
+                <w:rFonts w:ascii="Times New Roman" w:hAnsi="Times New Roman" w:cs="Times New Roman"/>
+                <w:sz w:val="24"/>
+                <w:szCs w:val="24"/>
+              </w:rPr>
+            </w:pPr>
+            <w:r>
+              <w:rPr>
+                <w:rFonts w:ascii="Times New Roman" w:hAnsi="Times New Roman" w:cs="Times New Roman"/>
+                <w:sz w:val="24"/>
+                <w:szCs w:val="24"/>
+              </w:rPr>
+              <w:t>Service not found</w:t>
+            </w:r>
+          </w:p>
+        </w:tc>
+        <w:tc>
+          <w:tcPr>
+            <w:tcW w:w="0" w:type="auto"/>
             <w:hideMark/>
           </w:tcPr>
           <w:p>
@@ -6055,6 +7001,7 @@
                 <w:sz w:val="24"/>
                 <w:szCs w:val="24"/>
               </w:rPr>
+              <w:lastRenderedPageBreak/>
               <w:t>BC-B2</w:t>
             </w:r>
           </w:p>
@@ -6081,6 +7028,30 @@
                 <w:szCs w:val="24"/>
               </w:rPr>
               <w:t>B1 = FALSE, B2 = TRUE</w:t>
+            </w:r>
+          </w:p>
+        </w:tc>
+        <w:tc>
+          <w:tcPr>
+            <w:tcW w:w="0" w:type="auto"/>
+          </w:tcPr>
+          <w:p>
+            <w:pPr>
+              <w:spacing w:line="276" w:lineRule="auto"/>
+              <w:jc w:val="both"/>
+              <w:rPr>
+                <w:rFonts w:ascii="Times New Roman" w:hAnsi="Times New Roman" w:cs="Times New Roman"/>
+                <w:sz w:val="24"/>
+                <w:szCs w:val="24"/>
+              </w:rPr>
+            </w:pPr>
+            <w:r>
+              <w:rPr>
+                <w:rFonts w:ascii="Times New Roman" w:hAnsi="Times New Roman" w:cs="Times New Roman"/>
+                <w:sz w:val="24"/>
+                <w:szCs w:val="24"/>
+              </w:rPr>
+              <w:t>Booking denied</w:t>
             </w:r>
           </w:p>
         </w:tc>
@@ -6167,6 +7138,30 @@
         <w:tc>
           <w:tcPr>
             <w:tcW w:w="0" w:type="auto"/>
+          </w:tcPr>
+          <w:p>
+            <w:pPr>
+              <w:spacing w:line="276" w:lineRule="auto"/>
+              <w:jc w:val="both"/>
+              <w:rPr>
+                <w:rFonts w:ascii="Times New Roman" w:hAnsi="Times New Roman" w:cs="Times New Roman"/>
+                <w:sz w:val="24"/>
+                <w:szCs w:val="24"/>
+              </w:rPr>
+            </w:pPr>
+            <w:r>
+              <w:rPr>
+                <w:rFonts w:ascii="Times New Roman" w:hAnsi="Times New Roman" w:cs="Times New Roman"/>
+                <w:sz w:val="24"/>
+                <w:szCs w:val="24"/>
+              </w:rPr>
+              <w:t>Booking successful</w:t>
+            </w:r>
+          </w:p>
+        </w:tc>
+        <w:tc>
+          <w:tcPr>
+            <w:tcW w:w="0" w:type="auto"/>
             <w:hideMark/>
           </w:tcPr>
           <w:p>
@@ -6201,6 +7196,145 @@
           <w:szCs w:val="24"/>
         </w:rPr>
       </w:pPr>
+    </w:p>
+    <w:p>
+      <w:pPr>
+        <w:spacing w:line="276" w:lineRule="auto"/>
+        <w:jc w:val="both"/>
+        <w:rPr>
+          <w:rFonts w:ascii="Times New Roman" w:hAnsi="Times New Roman" w:cs="Times New Roman"/>
+          <w:sz w:val="24"/>
+          <w:szCs w:val="24"/>
+        </w:rPr>
+      </w:pPr>
+      <w:r>
+        <w:rPr>
+          <w:rFonts w:ascii="Times New Roman" w:hAnsi="Times New Roman" w:cs="Times New Roman"/>
+          <w:sz w:val="24"/>
+          <w:szCs w:val="24"/>
+        </w:rPr>
+        <w:lastRenderedPageBreak/>
+        <w:drawing>
+          <wp:inline distT="0" distB="0" distL="0" distR="0" wp14:anchorId="407DEB8A" wp14:editId="5398FB2A">
+            <wp:extent cx="8863330" cy="3140710"/>
+            <wp:effectExtent l="0" t="0" r="0" b="2540"/>
+            <wp:docPr id="17" name="Picture 17"/>
+            <wp:cNvGraphicFramePr>
+              <a:graphicFrameLocks xmlns:a="http://schemas.openxmlformats.org/drawingml/2006/main" noChangeAspect="1"/>
+            </wp:cNvGraphicFramePr>
+            <a:graphic xmlns:a="http://schemas.openxmlformats.org/drawingml/2006/main">
+              <a:graphicData uri="http://schemas.openxmlformats.org/drawingml/2006/picture">
+                <pic:pic xmlns:pic="http://schemas.openxmlformats.org/drawingml/2006/picture">
+                  <pic:nvPicPr>
+                    <pic:cNvPr id="1" name=""/>
+                    <pic:cNvPicPr/>
+                  </pic:nvPicPr>
+                  <pic:blipFill>
+                    <a:blip r:embed="rId23"/>
+                    <a:stretch>
+                      <a:fillRect/>
+                    </a:stretch>
+                  </pic:blipFill>
+                  <pic:spPr>
+                    <a:xfrm>
+                      <a:off x="0" y="0"/>
+                      <a:ext cx="8863330" cy="3140710"/>
+                    </a:xfrm>
+                    <a:prstGeom prst="rect">
+                      <a:avLst/>
+                    </a:prstGeom>
+                  </pic:spPr>
+                </pic:pic>
+              </a:graphicData>
+            </a:graphic>
+          </wp:inline>
+        </w:drawing>
+      </w:r>
+      <w:r>
+        <w:rPr>
+          <w:rFonts w:ascii="Times New Roman" w:hAnsi="Times New Roman" w:cs="Times New Roman"/>
+          <w:sz w:val="24"/>
+          <w:szCs w:val="24"/>
+        </w:rPr>
+        <w:lastRenderedPageBreak/>
+        <w:drawing>
+          <wp:inline distT="0" distB="0" distL="0" distR="0" wp14:anchorId="2C6EBA47" wp14:editId="2EECF961">
+            <wp:extent cx="4696480" cy="4696480"/>
+            <wp:effectExtent l="0" t="0" r="8890" b="8890"/>
+            <wp:docPr id="18" name="Picture 18"/>
+            <wp:cNvGraphicFramePr>
+              <a:graphicFrameLocks xmlns:a="http://schemas.openxmlformats.org/drawingml/2006/main" noChangeAspect="1"/>
+            </wp:cNvGraphicFramePr>
+            <a:graphic xmlns:a="http://schemas.openxmlformats.org/drawingml/2006/main">
+              <a:graphicData uri="http://schemas.openxmlformats.org/drawingml/2006/picture">
+                <pic:pic xmlns:pic="http://schemas.openxmlformats.org/drawingml/2006/picture">
+                  <pic:nvPicPr>
+                    <pic:cNvPr id="1" name=""/>
+                    <pic:cNvPicPr/>
+                  </pic:nvPicPr>
+                  <pic:blipFill>
+                    <a:blip r:embed="rId24"/>
+                    <a:stretch>
+                      <a:fillRect/>
+                    </a:stretch>
+                  </pic:blipFill>
+                  <pic:spPr>
+                    <a:xfrm>
+                      <a:off x="0" y="0"/>
+                      <a:ext cx="4696480" cy="4696480"/>
+                    </a:xfrm>
+                    <a:prstGeom prst="rect">
+                      <a:avLst/>
+                    </a:prstGeom>
+                  </pic:spPr>
+                </pic:pic>
+              </a:graphicData>
+            </a:graphic>
+          </wp:inline>
+        </w:drawing>
+      </w:r>
+      <w:r>
+        <w:rPr>
+          <w:rFonts w:ascii="Times New Roman" w:hAnsi="Times New Roman" w:cs="Times New Roman"/>
+          <w:sz w:val="24"/>
+          <w:szCs w:val="24"/>
+        </w:rPr>
+        <w:drawing>
+          <wp:inline distT="0" distB="0" distL="0" distR="0" wp14:anchorId="369CED95" wp14:editId="3D533775">
+            <wp:extent cx="3991532" cy="4972744"/>
+            <wp:effectExtent l="0" t="0" r="9525" b="0"/>
+            <wp:docPr id="19" name="Picture 19"/>
+            <wp:cNvGraphicFramePr>
+              <a:graphicFrameLocks xmlns:a="http://schemas.openxmlformats.org/drawingml/2006/main" noChangeAspect="1"/>
+            </wp:cNvGraphicFramePr>
+            <a:graphic xmlns:a="http://schemas.openxmlformats.org/drawingml/2006/main">
+              <a:graphicData uri="http://schemas.openxmlformats.org/drawingml/2006/picture">
+                <pic:pic xmlns:pic="http://schemas.openxmlformats.org/drawingml/2006/picture">
+                  <pic:nvPicPr>
+                    <pic:cNvPr id="1" name=""/>
+                    <pic:cNvPicPr/>
+                  </pic:nvPicPr>
+                  <pic:blipFill>
+                    <a:blip r:embed="rId25"/>
+                    <a:stretch>
+                      <a:fillRect/>
+                    </a:stretch>
+                  </pic:blipFill>
+                  <pic:spPr>
+                    <a:xfrm>
+                      <a:off x="0" y="0"/>
+                      <a:ext cx="3991532" cy="4972744"/>
+                    </a:xfrm>
+                    <a:prstGeom prst="rect">
+                      <a:avLst/>
+                    </a:prstGeom>
+                  </pic:spPr>
+                </pic:pic>
+              </a:graphicData>
+            </a:graphic>
+          </wp:inline>
+        </w:drawing>
+      </w:r>
     </w:p>
     <w:p>
       <w:pPr>
@@ -6289,6 +7423,7 @@
                 <w:sz w:val="24"/>
                 <w:szCs w:val="24"/>
               </w:rPr>
+              <w:lastRenderedPageBreak/>
               <w:t>Branch No</w:t>
             </w:r>
           </w:p>
@@ -6406,7 +7541,6 @@
                 <w:sz w:val="24"/>
                 <w:szCs w:val="24"/>
               </w:rPr>
-              <w:lastRenderedPageBreak/>
               <w:t>B1</w:t>
             </w:r>
           </w:p>
@@ -6524,13 +7658,14 @@
     <w:tbl>
       <w:tblPr>
         <w:tblStyle w:val="TableGrid"/>
-        <w:tblW w:w="6448" w:type="dxa"/>
+        <w:tblW w:w="8991" w:type="dxa"/>
         <w:tblLook w:val="04A0" w:firstRow="1" w:lastRow="0" w:firstColumn="1" w:lastColumn="0" w:noHBand="0" w:noVBand="1"/>
       </w:tblPr>
       <w:tblGrid>
         <w:gridCol w:w="1155"/>
         <w:gridCol w:w="2750"/>
         <w:gridCol w:w="2543"/>
+        <w:gridCol w:w="2543"/>
       </w:tblGrid>
       <w:tr>
         <w:trPr>
@@ -6597,7 +7732,6 @@
         <w:tc>
           <w:tcPr>
             <w:tcW w:w="0" w:type="auto"/>
-            <w:hideMark/>
           </w:tcPr>
           <w:p>
             <w:pPr>
@@ -6620,6 +7754,35 @@
                 <w:szCs w:val="24"/>
               </w:rPr>
               <w:t>Expected Result</w:t>
+            </w:r>
+          </w:p>
+        </w:tc>
+        <w:tc>
+          <w:tcPr>
+            <w:tcW w:w="0" w:type="auto"/>
+            <w:hideMark/>
+          </w:tcPr>
+          <w:p>
+            <w:pPr>
+              <w:spacing w:line="276" w:lineRule="auto"/>
+              <w:jc w:val="both"/>
+              <w:rPr>
+                <w:rFonts w:ascii="Times New Roman" w:hAnsi="Times New Roman" w:cs="Times New Roman"/>
+                <w:b/>
+                <w:bCs/>
+                <w:sz w:val="24"/>
+                <w:szCs w:val="24"/>
+              </w:rPr>
+            </w:pPr>
+            <w:r>
+              <w:rPr>
+                <w:rFonts w:ascii="Times New Roman" w:hAnsi="Times New Roman" w:cs="Times New Roman"/>
+                <w:b/>
+                <w:bCs/>
+                <w:sz w:val="24"/>
+                <w:szCs w:val="24"/>
+              </w:rPr>
+              <w:t>Actual Result</w:t>
             </w:r>
           </w:p>
         </w:tc>
@@ -6681,6 +7844,30 @@
         <w:tc>
           <w:tcPr>
             <w:tcW w:w="0" w:type="auto"/>
+          </w:tcPr>
+          <w:p>
+            <w:pPr>
+              <w:spacing w:line="276" w:lineRule="auto"/>
+              <w:jc w:val="both"/>
+              <w:rPr>
+                <w:rFonts w:ascii="Times New Roman" w:hAnsi="Times New Roman" w:cs="Times New Roman"/>
+                <w:sz w:val="24"/>
+                <w:szCs w:val="24"/>
+              </w:rPr>
+            </w:pPr>
+            <w:r>
+              <w:rPr>
+                <w:rFonts w:ascii="Times New Roman" w:hAnsi="Times New Roman" w:cs="Times New Roman"/>
+                <w:sz w:val="24"/>
+                <w:szCs w:val="24"/>
+              </w:rPr>
+              <w:t>Access denied</w:t>
+            </w:r>
+          </w:p>
+        </w:tc>
+        <w:tc>
+          <w:tcPr>
+            <w:tcW w:w="0" w:type="auto"/>
             <w:hideMark/>
           </w:tcPr>
           <w:p>
@@ -6761,6 +7948,30 @@
         <w:tc>
           <w:tcPr>
             <w:tcW w:w="0" w:type="auto"/>
+          </w:tcPr>
+          <w:p>
+            <w:pPr>
+              <w:spacing w:line="276" w:lineRule="auto"/>
+              <w:jc w:val="both"/>
+              <w:rPr>
+                <w:rFonts w:ascii="Times New Roman" w:hAnsi="Times New Roman" w:cs="Times New Roman"/>
+                <w:sz w:val="24"/>
+                <w:szCs w:val="24"/>
+              </w:rPr>
+            </w:pPr>
+            <w:r>
+              <w:rPr>
+                <w:rFonts w:ascii="Times New Roman" w:hAnsi="Times New Roman" w:cs="Times New Roman"/>
+                <w:sz w:val="24"/>
+                <w:szCs w:val="24"/>
+              </w:rPr>
+              <w:t>User list displayed</w:t>
+            </w:r>
+          </w:p>
+        </w:tc>
+        <w:tc>
+          <w:tcPr>
+            <w:tcW w:w="0" w:type="auto"/>
             <w:hideMark/>
           </w:tcPr>
           <w:p>
@@ -6816,7 +8027,42 @@
           <w:sz w:val="24"/>
           <w:szCs w:val="24"/>
         </w:rPr>
-        <w:t>Module Name: Authentication Middleware</w:t>
+        <w:lastRenderedPageBreak/>
+        <w:drawing>
+          <wp:inline distT="0" distB="0" distL="0" distR="0" wp14:anchorId="243F6B51" wp14:editId="66738395">
+            <wp:extent cx="8863330" cy="3610610"/>
+            <wp:effectExtent l="0" t="0" r="0" b="8890"/>
+            <wp:docPr id="20" name="Picture 20"/>
+            <wp:cNvGraphicFramePr>
+              <a:graphicFrameLocks xmlns:a="http://schemas.openxmlformats.org/drawingml/2006/main" noChangeAspect="1"/>
+            </wp:cNvGraphicFramePr>
+            <a:graphic xmlns:a="http://schemas.openxmlformats.org/drawingml/2006/main">
+              <a:graphicData uri="http://schemas.openxmlformats.org/drawingml/2006/picture">
+                <pic:pic xmlns:pic="http://schemas.openxmlformats.org/drawingml/2006/picture">
+                  <pic:nvPicPr>
+                    <pic:cNvPr id="1" name=""/>
+                    <pic:cNvPicPr/>
+                  </pic:nvPicPr>
+                  <pic:blipFill>
+                    <a:blip r:embed="rId26"/>
+                    <a:stretch>
+                      <a:fillRect/>
+                    </a:stretch>
+                  </pic:blipFill>
+                  <pic:spPr>
+                    <a:xfrm>
+                      <a:off x="0" y="0"/>
+                      <a:ext cx="8863330" cy="3610610"/>
+                    </a:xfrm>
+                    <a:prstGeom prst="rect">
+                      <a:avLst/>
+                    </a:prstGeom>
+                  </pic:spPr>
+                </pic:pic>
+              </a:graphicData>
+            </a:graphic>
+          </wp:inline>
+        </w:drawing>
       </w:r>
     </w:p>
     <w:p>
@@ -6831,7 +8077,11 @@
           <w:szCs w:val="24"/>
         </w:rPr>
       </w:pPr>
-      <w:r>
+    </w:p>
+    <w:p>
+      <w:pPr>
+        <w:spacing w:line="276" w:lineRule="auto"/>
+        <w:jc w:val="both"/>
         <w:rPr>
           <w:rFonts w:ascii="Times New Roman" w:hAnsi="Times New Roman" w:cs="Times New Roman"/>
           <w:b/>
@@ -6839,250 +8089,8 @@
           <w:sz w:val="24"/>
           <w:szCs w:val="24"/>
         </w:rPr>
-        <w:t>Function Name: JWT Verification</w:t>
-      </w:r>
+      </w:pPr>
     </w:p>
-    <w:tbl>
-      <w:tblPr>
-        <w:tblStyle w:val="TableGrid"/>
-        <w:tblW w:w="6664" w:type="dxa"/>
-        <w:tblLook w:val="04A0" w:firstRow="1" w:lastRow="0" w:firstColumn="1" w:lastColumn="0" w:noHBand="0" w:noVBand="1"/>
-      </w:tblPr>
-      <w:tblGrid>
-        <w:gridCol w:w="1474"/>
-        <w:gridCol w:w="1378"/>
-        <w:gridCol w:w="1881"/>
-        <w:gridCol w:w="1931"/>
-      </w:tblGrid>
-      <w:tr>
-        <w:trPr>
-          <w:trHeight w:val="546"/>
-        </w:trPr>
-        <w:tc>
-          <w:tcPr>
-            <w:tcW w:w="0" w:type="auto"/>
-            <w:hideMark/>
-          </w:tcPr>
-          <w:p>
-            <w:pPr>
-              <w:spacing w:line="276" w:lineRule="auto"/>
-              <w:jc w:val="both"/>
-              <w:rPr>
-                <w:rFonts w:ascii="Times New Roman" w:hAnsi="Times New Roman" w:cs="Times New Roman"/>
-                <w:b/>
-                <w:bCs/>
-                <w:sz w:val="24"/>
-                <w:szCs w:val="24"/>
-              </w:rPr>
-            </w:pPr>
-            <w:r>
-              <w:rPr>
-                <w:rFonts w:ascii="Times New Roman" w:hAnsi="Times New Roman" w:cs="Times New Roman"/>
-                <w:b/>
-                <w:bCs/>
-                <w:sz w:val="24"/>
-                <w:szCs w:val="24"/>
-              </w:rPr>
-              <w:t>Branch No</w:t>
-            </w:r>
-          </w:p>
-        </w:tc>
-        <w:tc>
-          <w:tcPr>
-            <w:tcW w:w="0" w:type="auto"/>
-            <w:hideMark/>
-          </w:tcPr>
-          <w:p>
-            <w:pPr>
-              <w:spacing w:line="276" w:lineRule="auto"/>
-              <w:jc w:val="both"/>
-              <w:rPr>
-                <w:rFonts w:ascii="Times New Roman" w:hAnsi="Times New Roman" w:cs="Times New Roman"/>
-                <w:b/>
-                <w:bCs/>
-                <w:sz w:val="24"/>
-                <w:szCs w:val="24"/>
-              </w:rPr>
-            </w:pPr>
-            <w:r>
-              <w:rPr>
-                <w:rFonts w:ascii="Times New Roman" w:hAnsi="Times New Roman" w:cs="Times New Roman"/>
-                <w:b/>
-                <w:bCs/>
-                <w:sz w:val="24"/>
-                <w:szCs w:val="24"/>
-              </w:rPr>
-              <w:t>Condition</w:t>
-            </w:r>
-          </w:p>
-        </w:tc>
-        <w:tc>
-          <w:tcPr>
-            <w:tcW w:w="0" w:type="auto"/>
-            <w:hideMark/>
-          </w:tcPr>
-          <w:p>
-            <w:pPr>
-              <w:spacing w:line="276" w:lineRule="auto"/>
-              <w:jc w:val="both"/>
-              <w:rPr>
-                <w:rFonts w:ascii="Times New Roman" w:hAnsi="Times New Roman" w:cs="Times New Roman"/>
-                <w:b/>
-                <w:bCs/>
-                <w:sz w:val="24"/>
-                <w:szCs w:val="24"/>
-              </w:rPr>
-            </w:pPr>
-            <w:r>
-              <w:rPr>
-                <w:rFonts w:ascii="Times New Roman" w:hAnsi="Times New Roman" w:cs="Times New Roman"/>
-                <w:b/>
-                <w:bCs/>
-                <w:sz w:val="24"/>
-                <w:szCs w:val="24"/>
-              </w:rPr>
-              <w:t>True Outcome</w:t>
-            </w:r>
-          </w:p>
-        </w:tc>
-        <w:tc>
-          <w:tcPr>
-            <w:tcW w:w="0" w:type="auto"/>
-            <w:hideMark/>
-          </w:tcPr>
-          <w:p>
-            <w:pPr>
-              <w:spacing w:line="276" w:lineRule="auto"/>
-              <w:jc w:val="both"/>
-              <w:rPr>
-                <w:rFonts w:ascii="Times New Roman" w:hAnsi="Times New Roman" w:cs="Times New Roman"/>
-                <w:b/>
-                <w:bCs/>
-                <w:sz w:val="24"/>
-                <w:szCs w:val="24"/>
-              </w:rPr>
-            </w:pPr>
-            <w:r>
-              <w:rPr>
-                <w:rFonts w:ascii="Times New Roman" w:hAnsi="Times New Roman" w:cs="Times New Roman"/>
-                <w:b/>
-                <w:bCs/>
-                <w:sz w:val="24"/>
-                <w:szCs w:val="24"/>
-              </w:rPr>
-              <w:t>False Outcome</w:t>
-            </w:r>
-          </w:p>
-        </w:tc>
-      </w:tr>
-      <w:tr>
-        <w:trPr>
-          <w:trHeight w:val="516"/>
-        </w:trPr>
-        <w:tc>
-          <w:tcPr>
-            <w:tcW w:w="0" w:type="auto"/>
-            <w:hideMark/>
-          </w:tcPr>
-          <w:p>
-            <w:pPr>
-              <w:spacing w:line="276" w:lineRule="auto"/>
-              <w:jc w:val="both"/>
-              <w:rPr>
-                <w:rFonts w:ascii="Times New Roman" w:hAnsi="Times New Roman" w:cs="Times New Roman"/>
-                <w:sz w:val="24"/>
-                <w:szCs w:val="24"/>
-              </w:rPr>
-            </w:pPr>
-            <w:r>
-              <w:rPr>
-                <w:rFonts w:ascii="Times New Roman" w:hAnsi="Times New Roman" w:cs="Times New Roman"/>
-                <w:sz w:val="24"/>
-                <w:szCs w:val="24"/>
-              </w:rPr>
-              <w:t>B1</w:t>
-            </w:r>
-          </w:p>
-        </w:tc>
-        <w:tc>
-          <w:tcPr>
-            <w:tcW w:w="0" w:type="auto"/>
-            <w:hideMark/>
-          </w:tcPr>
-          <w:p>
-            <w:pPr>
-              <w:spacing w:line="276" w:lineRule="auto"/>
-              <w:jc w:val="both"/>
-              <w:rPr>
-                <w:rFonts w:ascii="Times New Roman" w:hAnsi="Times New Roman" w:cs="Times New Roman"/>
-                <w:sz w:val="24"/>
-                <w:szCs w:val="24"/>
-              </w:rPr>
-            </w:pPr>
-            <w:proofErr w:type="gramStart"/>
-            <w:r>
-              <w:rPr>
-                <w:rFonts w:ascii="Times New Roman" w:hAnsi="Times New Roman" w:cs="Times New Roman"/>
-                <w:sz w:val="24"/>
-                <w:szCs w:val="24"/>
-              </w:rPr>
-              <w:t>!token</w:t>
-            </w:r>
-            <w:proofErr w:type="gramEnd"/>
-          </w:p>
-        </w:tc>
-        <w:tc>
-          <w:tcPr>
-            <w:tcW w:w="0" w:type="auto"/>
-            <w:hideMark/>
-          </w:tcPr>
-          <w:p>
-            <w:pPr>
-              <w:spacing w:line="276" w:lineRule="auto"/>
-              <w:jc w:val="both"/>
-              <w:rPr>
-                <w:rFonts w:ascii="Times New Roman" w:hAnsi="Times New Roman" w:cs="Times New Roman"/>
-                <w:sz w:val="24"/>
-                <w:szCs w:val="24"/>
-              </w:rPr>
-            </w:pPr>
-            <w:r>
-              <w:rPr>
-                <w:rFonts w:ascii="Times New Roman" w:hAnsi="Times New Roman" w:cs="Times New Roman"/>
-                <w:sz w:val="24"/>
-                <w:szCs w:val="24"/>
-              </w:rPr>
-              <w:t>Unauthorized</w:t>
-            </w:r>
-          </w:p>
-        </w:tc>
-        <w:tc>
-          <w:tcPr>
-            <w:tcW w:w="0" w:type="auto"/>
-            <w:hideMark/>
-          </w:tcPr>
-          <w:p>
-            <w:pPr>
-              <w:spacing w:line="276" w:lineRule="auto"/>
-              <w:jc w:val="both"/>
-              <w:rPr>
-                <w:rFonts w:ascii="Times New Roman" w:hAnsi="Times New Roman" w:cs="Times New Roman"/>
-                <w:sz w:val="24"/>
-                <w:szCs w:val="24"/>
-              </w:rPr>
-            </w:pPr>
-            <w:r>
-              <w:rPr>
-                <w:rFonts w:ascii="Times New Roman" w:hAnsi="Times New Roman" w:cs="Times New Roman"/>
-                <w:sz w:val="24"/>
-                <w:szCs w:val="24"/>
-              </w:rPr>
-              <w:t>Verify token</w:t>
-            </w:r>
-          </w:p>
-        </w:tc>
-      </w:tr>
-    </w:tbl>
     <w:p>
       <w:pPr>
         <w:spacing w:line="276" w:lineRule="auto"/>
@@ -7091,8 +8099,8 @@
           <w:rFonts w:ascii="Times New Roman" w:hAnsi="Times New Roman" w:cs="Times New Roman"/>
           <w:b/>
           <w:bCs/>
-          <w:sz w:val="24"/>
-          <w:szCs w:val="24"/>
+          <w:sz w:val="28"/>
+          <w:szCs w:val="28"/>
         </w:rPr>
       </w:pPr>
       <w:r>
@@ -7100,903 +8108,18 @@
           <w:rFonts w:ascii="Times New Roman" w:hAnsi="Times New Roman" w:cs="Times New Roman"/>
           <w:b/>
           <w:bCs/>
-          <w:sz w:val="24"/>
-          <w:szCs w:val="24"/>
-        </w:rPr>
-        <w:t>Required Test Cases</w:t>
-      </w:r>
-    </w:p>
-    <w:tbl>
-      <w:tblPr>
-        <w:tblStyle w:val="TableGrid"/>
-        <w:tblW w:w="6356" w:type="dxa"/>
-        <w:tblLook w:val="04A0" w:firstRow="1" w:lastRow="0" w:firstColumn="1" w:lastColumn="0" w:noHBand="0" w:noVBand="1"/>
-      </w:tblPr>
-      <w:tblGrid>
-        <w:gridCol w:w="1133"/>
-        <w:gridCol w:w="2799"/>
-        <w:gridCol w:w="2424"/>
-      </w:tblGrid>
-      <w:tr>
-        <w:trPr>
-          <w:trHeight w:val="383"/>
-        </w:trPr>
-        <w:tc>
-          <w:tcPr>
-            <w:tcW w:w="0" w:type="auto"/>
-            <w:hideMark/>
-          </w:tcPr>
-          <w:p>
-            <w:pPr>
-              <w:spacing w:line="276" w:lineRule="auto"/>
-              <w:jc w:val="both"/>
-              <w:rPr>
-                <w:rFonts w:ascii="Times New Roman" w:hAnsi="Times New Roman" w:cs="Times New Roman"/>
-                <w:b/>
-                <w:bCs/>
-                <w:sz w:val="24"/>
-                <w:szCs w:val="24"/>
-              </w:rPr>
-            </w:pPr>
-            <w:r>
-              <w:rPr>
-                <w:rFonts w:ascii="Times New Roman" w:hAnsi="Times New Roman" w:cs="Times New Roman"/>
-                <w:b/>
-                <w:bCs/>
-                <w:sz w:val="24"/>
-                <w:szCs w:val="24"/>
-              </w:rPr>
-              <w:t>TC ID</w:t>
-            </w:r>
-          </w:p>
-        </w:tc>
-        <w:tc>
-          <w:tcPr>
-            <w:tcW w:w="0" w:type="auto"/>
-            <w:hideMark/>
-          </w:tcPr>
-          <w:p>
-            <w:pPr>
-              <w:spacing w:line="276" w:lineRule="auto"/>
-              <w:jc w:val="both"/>
-              <w:rPr>
-                <w:rFonts w:ascii="Times New Roman" w:hAnsi="Times New Roman" w:cs="Times New Roman"/>
-                <w:b/>
-                <w:bCs/>
-                <w:sz w:val="24"/>
-                <w:szCs w:val="24"/>
-              </w:rPr>
-            </w:pPr>
-            <w:r>
-              <w:rPr>
-                <w:rFonts w:ascii="Times New Roman" w:hAnsi="Times New Roman" w:cs="Times New Roman"/>
-                <w:b/>
-                <w:bCs/>
-                <w:sz w:val="24"/>
-                <w:szCs w:val="24"/>
-              </w:rPr>
-              <w:t>Condition Covered</w:t>
-            </w:r>
-          </w:p>
-        </w:tc>
-        <w:tc>
-          <w:tcPr>
-            <w:tcW w:w="0" w:type="auto"/>
-            <w:hideMark/>
-          </w:tcPr>
-          <w:p>
-            <w:pPr>
-              <w:spacing w:line="276" w:lineRule="auto"/>
-              <w:jc w:val="both"/>
-              <w:rPr>
-                <w:rFonts w:ascii="Times New Roman" w:hAnsi="Times New Roman" w:cs="Times New Roman"/>
-                <w:b/>
-                <w:bCs/>
-                <w:sz w:val="24"/>
-                <w:szCs w:val="24"/>
-              </w:rPr>
-            </w:pPr>
-            <w:r>
-              <w:rPr>
-                <w:rFonts w:ascii="Times New Roman" w:hAnsi="Times New Roman" w:cs="Times New Roman"/>
-                <w:b/>
-                <w:bCs/>
-                <w:sz w:val="24"/>
-                <w:szCs w:val="24"/>
-              </w:rPr>
-              <w:t>Expected Result</w:t>
-            </w:r>
-          </w:p>
-        </w:tc>
-      </w:tr>
-      <w:tr>
-        <w:trPr>
-          <w:trHeight w:val="363"/>
-        </w:trPr>
-        <w:tc>
-          <w:tcPr>
-            <w:tcW w:w="0" w:type="auto"/>
-            <w:hideMark/>
-          </w:tcPr>
-          <w:p>
-            <w:pPr>
-              <w:spacing w:line="276" w:lineRule="auto"/>
-              <w:jc w:val="both"/>
-              <w:rPr>
-                <w:rFonts w:ascii="Times New Roman" w:hAnsi="Times New Roman" w:cs="Times New Roman"/>
-                <w:sz w:val="24"/>
-                <w:szCs w:val="24"/>
-              </w:rPr>
-            </w:pPr>
-            <w:r>
-              <w:rPr>
-                <w:rFonts w:ascii="Times New Roman" w:hAnsi="Times New Roman" w:cs="Times New Roman"/>
-                <w:sz w:val="24"/>
-                <w:szCs w:val="24"/>
-              </w:rPr>
-              <w:t>BC-J1</w:t>
-            </w:r>
-          </w:p>
-        </w:tc>
-        <w:tc>
-          <w:tcPr>
-            <w:tcW w:w="0" w:type="auto"/>
-            <w:hideMark/>
-          </w:tcPr>
-          <w:p>
-            <w:pPr>
-              <w:spacing w:line="276" w:lineRule="auto"/>
-              <w:jc w:val="both"/>
-              <w:rPr>
-                <w:rFonts w:ascii="Times New Roman" w:hAnsi="Times New Roman" w:cs="Times New Roman"/>
-                <w:sz w:val="24"/>
-                <w:szCs w:val="24"/>
-              </w:rPr>
-            </w:pPr>
-            <w:r>
-              <w:rPr>
-                <w:rFonts w:ascii="Times New Roman" w:hAnsi="Times New Roman" w:cs="Times New Roman"/>
-                <w:sz w:val="24"/>
-                <w:szCs w:val="24"/>
-              </w:rPr>
-              <w:t>B1 = TRUE</w:t>
-            </w:r>
-          </w:p>
-        </w:tc>
-        <w:tc>
-          <w:tcPr>
-            <w:tcW w:w="0" w:type="auto"/>
-            <w:hideMark/>
-          </w:tcPr>
-          <w:p>
-            <w:pPr>
-              <w:spacing w:line="276" w:lineRule="auto"/>
-              <w:jc w:val="both"/>
-              <w:rPr>
-                <w:rFonts w:ascii="Times New Roman" w:hAnsi="Times New Roman" w:cs="Times New Roman"/>
-                <w:sz w:val="24"/>
-                <w:szCs w:val="24"/>
-              </w:rPr>
-            </w:pPr>
-            <w:r>
-              <w:rPr>
-                <w:rFonts w:ascii="Times New Roman" w:hAnsi="Times New Roman" w:cs="Times New Roman"/>
-                <w:sz w:val="24"/>
-                <w:szCs w:val="24"/>
-              </w:rPr>
-              <w:t>Unauthorized</w:t>
-            </w:r>
-          </w:p>
-        </w:tc>
-      </w:tr>
-      <w:tr>
-        <w:trPr>
-          <w:trHeight w:val="363"/>
-        </w:trPr>
-        <w:tc>
-          <w:tcPr>
-            <w:tcW w:w="0" w:type="auto"/>
-            <w:hideMark/>
-          </w:tcPr>
-          <w:p>
-            <w:pPr>
-              <w:spacing w:line="276" w:lineRule="auto"/>
-              <w:jc w:val="both"/>
-              <w:rPr>
-                <w:rFonts w:ascii="Times New Roman" w:hAnsi="Times New Roman" w:cs="Times New Roman"/>
-                <w:sz w:val="24"/>
-                <w:szCs w:val="24"/>
-              </w:rPr>
-            </w:pPr>
-            <w:r>
-              <w:rPr>
-                <w:rFonts w:ascii="Times New Roman" w:hAnsi="Times New Roman" w:cs="Times New Roman"/>
-                <w:sz w:val="24"/>
-                <w:szCs w:val="24"/>
-              </w:rPr>
-              <w:t>BC-J2</w:t>
-            </w:r>
-          </w:p>
-        </w:tc>
-        <w:tc>
-          <w:tcPr>
-            <w:tcW w:w="0" w:type="auto"/>
-            <w:hideMark/>
-          </w:tcPr>
-          <w:p>
-            <w:pPr>
-              <w:spacing w:line="276" w:lineRule="auto"/>
-              <w:jc w:val="both"/>
-              <w:rPr>
-                <w:rFonts w:ascii="Times New Roman" w:hAnsi="Times New Roman" w:cs="Times New Roman"/>
-                <w:sz w:val="24"/>
-                <w:szCs w:val="24"/>
-              </w:rPr>
-            </w:pPr>
-            <w:r>
-              <w:rPr>
-                <w:rFonts w:ascii="Times New Roman" w:hAnsi="Times New Roman" w:cs="Times New Roman"/>
-                <w:sz w:val="24"/>
-                <w:szCs w:val="24"/>
-              </w:rPr>
-              <w:t>B1 = FALSE</w:t>
-            </w:r>
-          </w:p>
-        </w:tc>
-        <w:tc>
-          <w:tcPr>
-            <w:tcW w:w="0" w:type="auto"/>
-            <w:hideMark/>
-          </w:tcPr>
-          <w:p>
-            <w:pPr>
-              <w:spacing w:line="276" w:lineRule="auto"/>
-              <w:jc w:val="both"/>
-              <w:rPr>
-                <w:rFonts w:ascii="Times New Roman" w:hAnsi="Times New Roman" w:cs="Times New Roman"/>
-                <w:sz w:val="24"/>
-                <w:szCs w:val="24"/>
-              </w:rPr>
-            </w:pPr>
-            <w:r>
-              <w:rPr>
-                <w:rFonts w:ascii="Times New Roman" w:hAnsi="Times New Roman" w:cs="Times New Roman"/>
-                <w:sz w:val="24"/>
-                <w:szCs w:val="24"/>
-              </w:rPr>
-              <w:t>Access granted</w:t>
-            </w:r>
-          </w:p>
-        </w:tc>
-      </w:tr>
-    </w:tbl>
-    <w:p>
-      <w:pPr>
-        <w:spacing w:line="276" w:lineRule="auto"/>
-        <w:jc w:val="both"/>
-        <w:rPr>
-          <w:rFonts w:ascii="Times New Roman" w:hAnsi="Times New Roman" w:cs="Times New Roman"/>
-          <w:sz w:val="24"/>
-          <w:szCs w:val="24"/>
-        </w:rPr>
-      </w:pPr>
-    </w:p>
-    <w:p>
-      <w:pPr>
-        <w:spacing w:line="276" w:lineRule="auto"/>
-        <w:jc w:val="both"/>
+          <w:sz w:val="28"/>
+          <w:szCs w:val="28"/>
+        </w:rPr>
+        <w:t xml:space="preserve">3. </w:t>
+      </w:r>
+      <w:r>
         <w:rPr>
           <w:rFonts w:ascii="Times New Roman" w:hAnsi="Times New Roman" w:cs="Times New Roman"/>
           <w:b/>
           <w:bCs/>
-          <w:sz w:val="24"/>
-          <w:szCs w:val="24"/>
-        </w:rPr>
-      </w:pPr>
-      <w:r>
-        <w:rPr>
-          <w:rFonts w:ascii="Times New Roman" w:hAnsi="Times New Roman" w:cs="Times New Roman"/>
-          <w:b/>
-          <w:bCs/>
-          <w:sz w:val="24"/>
-          <w:szCs w:val="24"/>
-        </w:rPr>
-        <w:t>Module Name: User Management</w:t>
-      </w:r>
-    </w:p>
-    <w:p>
-      <w:pPr>
-        <w:spacing w:line="276" w:lineRule="auto"/>
-        <w:jc w:val="both"/>
-        <w:rPr>
-          <w:rFonts w:ascii="Times New Roman" w:hAnsi="Times New Roman" w:cs="Times New Roman"/>
-          <w:b/>
-          <w:bCs/>
-          <w:sz w:val="24"/>
-          <w:szCs w:val="24"/>
-        </w:rPr>
-      </w:pPr>
-      <w:r>
-        <w:rPr>
-          <w:rFonts w:ascii="Times New Roman" w:hAnsi="Times New Roman" w:cs="Times New Roman"/>
-          <w:b/>
-          <w:bCs/>
-          <w:sz w:val="24"/>
-          <w:szCs w:val="24"/>
-        </w:rPr>
-        <w:t>Function Name: Update User Role</w:t>
-      </w:r>
-    </w:p>
-    <w:tbl>
-      <w:tblPr>
-        <w:tblStyle w:val="TableGrid"/>
-        <w:tblW w:w="6865" w:type="dxa"/>
-        <w:tblLook w:val="04A0" w:firstRow="1" w:lastRow="0" w:firstColumn="1" w:lastColumn="0" w:noHBand="0" w:noVBand="1"/>
-      </w:tblPr>
-      <w:tblGrid>
-        <w:gridCol w:w="1518"/>
-        <w:gridCol w:w="1420"/>
-        <w:gridCol w:w="1938"/>
-        <w:gridCol w:w="1989"/>
-      </w:tblGrid>
-      <w:tr>
-        <w:trPr>
-          <w:trHeight w:val="521"/>
-        </w:trPr>
-        <w:tc>
-          <w:tcPr>
-            <w:tcW w:w="0" w:type="auto"/>
-            <w:hideMark/>
-          </w:tcPr>
-          <w:p>
-            <w:pPr>
-              <w:spacing w:line="276" w:lineRule="auto"/>
-              <w:jc w:val="both"/>
-              <w:rPr>
-                <w:rFonts w:ascii="Times New Roman" w:hAnsi="Times New Roman" w:cs="Times New Roman"/>
-                <w:b/>
-                <w:bCs/>
-                <w:sz w:val="24"/>
-                <w:szCs w:val="24"/>
-              </w:rPr>
-            </w:pPr>
-            <w:r>
-              <w:rPr>
-                <w:rFonts w:ascii="Times New Roman" w:hAnsi="Times New Roman" w:cs="Times New Roman"/>
-                <w:b/>
-                <w:bCs/>
-                <w:sz w:val="24"/>
-                <w:szCs w:val="24"/>
-              </w:rPr>
-              <w:t>Branch No</w:t>
-            </w:r>
-          </w:p>
-        </w:tc>
-        <w:tc>
-          <w:tcPr>
-            <w:tcW w:w="0" w:type="auto"/>
-            <w:hideMark/>
-          </w:tcPr>
-          <w:p>
-            <w:pPr>
-              <w:spacing w:line="276" w:lineRule="auto"/>
-              <w:jc w:val="both"/>
-              <w:rPr>
-                <w:rFonts w:ascii="Times New Roman" w:hAnsi="Times New Roman" w:cs="Times New Roman"/>
-                <w:b/>
-                <w:bCs/>
-                <w:sz w:val="24"/>
-                <w:szCs w:val="24"/>
-              </w:rPr>
-            </w:pPr>
-            <w:r>
-              <w:rPr>
-                <w:rFonts w:ascii="Times New Roman" w:hAnsi="Times New Roman" w:cs="Times New Roman"/>
-                <w:b/>
-                <w:bCs/>
-                <w:sz w:val="24"/>
-                <w:szCs w:val="24"/>
-              </w:rPr>
-              <w:t>Condition</w:t>
-            </w:r>
-          </w:p>
-        </w:tc>
-        <w:tc>
-          <w:tcPr>
-            <w:tcW w:w="0" w:type="auto"/>
-            <w:hideMark/>
-          </w:tcPr>
-          <w:p>
-            <w:pPr>
-              <w:spacing w:line="276" w:lineRule="auto"/>
-              <w:jc w:val="both"/>
-              <w:rPr>
-                <w:rFonts w:ascii="Times New Roman" w:hAnsi="Times New Roman" w:cs="Times New Roman"/>
-                <w:b/>
-                <w:bCs/>
-                <w:sz w:val="24"/>
-                <w:szCs w:val="24"/>
-              </w:rPr>
-            </w:pPr>
-            <w:r>
-              <w:rPr>
-                <w:rFonts w:ascii="Times New Roman" w:hAnsi="Times New Roman" w:cs="Times New Roman"/>
-                <w:b/>
-                <w:bCs/>
-                <w:sz w:val="24"/>
-                <w:szCs w:val="24"/>
-              </w:rPr>
-              <w:t>True Outcome</w:t>
-            </w:r>
-          </w:p>
-        </w:tc>
-        <w:tc>
-          <w:tcPr>
-            <w:tcW w:w="0" w:type="auto"/>
-            <w:hideMark/>
-          </w:tcPr>
-          <w:p>
-            <w:pPr>
-              <w:spacing w:line="276" w:lineRule="auto"/>
-              <w:jc w:val="both"/>
-              <w:rPr>
-                <w:rFonts w:ascii="Times New Roman" w:hAnsi="Times New Roman" w:cs="Times New Roman"/>
-                <w:b/>
-                <w:bCs/>
-                <w:sz w:val="24"/>
-                <w:szCs w:val="24"/>
-              </w:rPr>
-            </w:pPr>
-            <w:r>
-              <w:rPr>
-                <w:rFonts w:ascii="Times New Roman" w:hAnsi="Times New Roman" w:cs="Times New Roman"/>
-                <w:b/>
-                <w:bCs/>
-                <w:sz w:val="24"/>
-                <w:szCs w:val="24"/>
-              </w:rPr>
-              <w:t>False Outcome</w:t>
-            </w:r>
-          </w:p>
-        </w:tc>
-      </w:tr>
-      <w:tr>
-        <w:trPr>
-          <w:trHeight w:val="493"/>
-        </w:trPr>
-        <w:tc>
-          <w:tcPr>
-            <w:tcW w:w="0" w:type="auto"/>
-            <w:hideMark/>
-          </w:tcPr>
-          <w:p>
-            <w:pPr>
-              <w:spacing w:line="276" w:lineRule="auto"/>
-              <w:jc w:val="both"/>
-              <w:rPr>
-                <w:rFonts w:ascii="Times New Roman" w:hAnsi="Times New Roman" w:cs="Times New Roman"/>
-                <w:sz w:val="24"/>
-                <w:szCs w:val="24"/>
-              </w:rPr>
-            </w:pPr>
-            <w:r>
-              <w:rPr>
-                <w:rFonts w:ascii="Times New Roman" w:hAnsi="Times New Roman" w:cs="Times New Roman"/>
-                <w:sz w:val="24"/>
-                <w:szCs w:val="24"/>
-              </w:rPr>
-              <w:t>B1</w:t>
-            </w:r>
-          </w:p>
-        </w:tc>
-        <w:tc>
-          <w:tcPr>
-            <w:tcW w:w="0" w:type="auto"/>
-            <w:hideMark/>
-          </w:tcPr>
-          <w:p>
-            <w:pPr>
-              <w:spacing w:line="276" w:lineRule="auto"/>
-              <w:jc w:val="both"/>
-              <w:rPr>
-                <w:rFonts w:ascii="Times New Roman" w:hAnsi="Times New Roman" w:cs="Times New Roman"/>
-                <w:sz w:val="24"/>
-                <w:szCs w:val="24"/>
-              </w:rPr>
-            </w:pPr>
-            <w:proofErr w:type="gramStart"/>
-            <w:r>
-              <w:rPr>
-                <w:rFonts w:ascii="Times New Roman" w:hAnsi="Times New Roman" w:cs="Times New Roman"/>
-                <w:sz w:val="24"/>
-                <w:szCs w:val="24"/>
-              </w:rPr>
-              <w:t>!user</w:t>
-            </w:r>
-            <w:proofErr w:type="gramEnd"/>
-          </w:p>
-        </w:tc>
-        <w:tc>
-          <w:tcPr>
-            <w:tcW w:w="0" w:type="auto"/>
-            <w:hideMark/>
-          </w:tcPr>
-          <w:p>
-            <w:pPr>
-              <w:spacing w:line="276" w:lineRule="auto"/>
-              <w:jc w:val="both"/>
-              <w:rPr>
-                <w:rFonts w:ascii="Times New Roman" w:hAnsi="Times New Roman" w:cs="Times New Roman"/>
-                <w:sz w:val="24"/>
-                <w:szCs w:val="24"/>
-              </w:rPr>
-            </w:pPr>
-            <w:r>
-              <w:rPr>
-                <w:rFonts w:ascii="Times New Roman" w:hAnsi="Times New Roman" w:cs="Times New Roman"/>
-                <w:sz w:val="24"/>
-                <w:szCs w:val="24"/>
-              </w:rPr>
-              <w:t>User not found</w:t>
-            </w:r>
-          </w:p>
-        </w:tc>
-        <w:tc>
-          <w:tcPr>
-            <w:tcW w:w="0" w:type="auto"/>
-            <w:hideMark/>
-          </w:tcPr>
-          <w:p>
-            <w:pPr>
-              <w:spacing w:line="276" w:lineRule="auto"/>
-              <w:jc w:val="both"/>
-              <w:rPr>
-                <w:rFonts w:ascii="Times New Roman" w:hAnsi="Times New Roman" w:cs="Times New Roman"/>
-                <w:sz w:val="24"/>
-                <w:szCs w:val="24"/>
-              </w:rPr>
-            </w:pPr>
-            <w:r>
-              <w:rPr>
-                <w:rFonts w:ascii="Times New Roman" w:hAnsi="Times New Roman" w:cs="Times New Roman"/>
-                <w:sz w:val="24"/>
-                <w:szCs w:val="24"/>
-              </w:rPr>
-              <w:t>Update role</w:t>
-            </w:r>
-          </w:p>
-        </w:tc>
-      </w:tr>
-    </w:tbl>
-    <w:p>
-      <w:pPr>
-        <w:spacing w:line="276" w:lineRule="auto"/>
-        <w:jc w:val="both"/>
-        <w:rPr>
-          <w:rFonts w:ascii="Times New Roman" w:hAnsi="Times New Roman" w:cs="Times New Roman"/>
-          <w:b/>
-          <w:bCs/>
-          <w:sz w:val="24"/>
-          <w:szCs w:val="24"/>
-        </w:rPr>
-      </w:pPr>
-      <w:r>
-        <w:rPr>
-          <w:rFonts w:ascii="Times New Roman" w:hAnsi="Times New Roman" w:cs="Times New Roman"/>
-          <w:b/>
-          <w:bCs/>
-          <w:sz w:val="24"/>
-          <w:szCs w:val="24"/>
-        </w:rPr>
-        <w:lastRenderedPageBreak/>
-        <w:t>Required Test Cases</w:t>
-      </w:r>
-    </w:p>
-    <w:tbl>
-      <w:tblPr>
-        <w:tblStyle w:val="TableGrid"/>
-        <w:tblW w:w="6583" w:type="dxa"/>
-        <w:tblLook w:val="04A0" w:firstRow="1" w:lastRow="0" w:firstColumn="1" w:lastColumn="0" w:noHBand="0" w:noVBand="1"/>
-      </w:tblPr>
-      <w:tblGrid>
-        <w:gridCol w:w="1033"/>
-        <w:gridCol w:w="2459"/>
-        <w:gridCol w:w="3091"/>
-      </w:tblGrid>
-      <w:tr>
-        <w:trPr>
-          <w:trHeight w:val="454"/>
-        </w:trPr>
-        <w:tc>
-          <w:tcPr>
-            <w:tcW w:w="0" w:type="auto"/>
-            <w:hideMark/>
-          </w:tcPr>
-          <w:p>
-            <w:pPr>
-              <w:spacing w:line="276" w:lineRule="auto"/>
-              <w:jc w:val="both"/>
-              <w:rPr>
-                <w:rFonts w:ascii="Times New Roman" w:hAnsi="Times New Roman" w:cs="Times New Roman"/>
-                <w:b/>
-                <w:bCs/>
-                <w:sz w:val="24"/>
-                <w:szCs w:val="24"/>
-              </w:rPr>
-            </w:pPr>
-            <w:r>
-              <w:rPr>
-                <w:rFonts w:ascii="Times New Roman" w:hAnsi="Times New Roman" w:cs="Times New Roman"/>
-                <w:b/>
-                <w:bCs/>
-                <w:sz w:val="24"/>
-                <w:szCs w:val="24"/>
-              </w:rPr>
-              <w:t>TC ID</w:t>
-            </w:r>
-          </w:p>
-        </w:tc>
-        <w:tc>
-          <w:tcPr>
-            <w:tcW w:w="0" w:type="auto"/>
-            <w:hideMark/>
-          </w:tcPr>
-          <w:p>
-            <w:pPr>
-              <w:spacing w:line="276" w:lineRule="auto"/>
-              <w:jc w:val="both"/>
-              <w:rPr>
-                <w:rFonts w:ascii="Times New Roman" w:hAnsi="Times New Roman" w:cs="Times New Roman"/>
-                <w:b/>
-                <w:bCs/>
-                <w:sz w:val="24"/>
-                <w:szCs w:val="24"/>
-              </w:rPr>
-            </w:pPr>
-            <w:r>
-              <w:rPr>
-                <w:rFonts w:ascii="Times New Roman" w:hAnsi="Times New Roman" w:cs="Times New Roman"/>
-                <w:b/>
-                <w:bCs/>
-                <w:sz w:val="24"/>
-                <w:szCs w:val="24"/>
-              </w:rPr>
-              <w:t>Condition Covered</w:t>
-            </w:r>
-          </w:p>
-        </w:tc>
-        <w:tc>
-          <w:tcPr>
-            <w:tcW w:w="0" w:type="auto"/>
-            <w:hideMark/>
-          </w:tcPr>
-          <w:p>
-            <w:pPr>
-              <w:spacing w:line="276" w:lineRule="auto"/>
-              <w:jc w:val="both"/>
-              <w:rPr>
-                <w:rFonts w:ascii="Times New Roman" w:hAnsi="Times New Roman" w:cs="Times New Roman"/>
-                <w:b/>
-                <w:bCs/>
-                <w:sz w:val="24"/>
-                <w:szCs w:val="24"/>
-              </w:rPr>
-            </w:pPr>
-            <w:r>
-              <w:rPr>
-                <w:rFonts w:ascii="Times New Roman" w:hAnsi="Times New Roman" w:cs="Times New Roman"/>
-                <w:b/>
-                <w:bCs/>
-                <w:sz w:val="24"/>
-                <w:szCs w:val="24"/>
-              </w:rPr>
-              <w:t>Expected Result</w:t>
-            </w:r>
-          </w:p>
-        </w:tc>
-      </w:tr>
-      <w:tr>
-        <w:trPr>
-          <w:trHeight w:val="430"/>
-        </w:trPr>
-        <w:tc>
-          <w:tcPr>
-            <w:tcW w:w="0" w:type="auto"/>
-            <w:hideMark/>
-          </w:tcPr>
-          <w:p>
-            <w:pPr>
-              <w:spacing w:line="276" w:lineRule="auto"/>
-              <w:jc w:val="both"/>
-              <w:rPr>
-                <w:rFonts w:ascii="Times New Roman" w:hAnsi="Times New Roman" w:cs="Times New Roman"/>
-                <w:sz w:val="24"/>
-                <w:szCs w:val="24"/>
-              </w:rPr>
-            </w:pPr>
-            <w:r>
-              <w:rPr>
-                <w:rFonts w:ascii="Times New Roman" w:hAnsi="Times New Roman" w:cs="Times New Roman"/>
-                <w:sz w:val="24"/>
-                <w:szCs w:val="24"/>
-              </w:rPr>
-              <w:t>BC-U1</w:t>
-            </w:r>
-          </w:p>
-        </w:tc>
-        <w:tc>
-          <w:tcPr>
-            <w:tcW w:w="0" w:type="auto"/>
-            <w:hideMark/>
-          </w:tcPr>
-          <w:p>
-            <w:pPr>
-              <w:spacing w:line="276" w:lineRule="auto"/>
-              <w:jc w:val="both"/>
-              <w:rPr>
-                <w:rFonts w:ascii="Times New Roman" w:hAnsi="Times New Roman" w:cs="Times New Roman"/>
-                <w:sz w:val="24"/>
-                <w:szCs w:val="24"/>
-              </w:rPr>
-            </w:pPr>
-            <w:r>
-              <w:rPr>
-                <w:rFonts w:ascii="Times New Roman" w:hAnsi="Times New Roman" w:cs="Times New Roman"/>
-                <w:sz w:val="24"/>
-                <w:szCs w:val="24"/>
-              </w:rPr>
-              <w:t>B1 = TRUE</w:t>
-            </w:r>
-          </w:p>
-        </w:tc>
-        <w:tc>
-          <w:tcPr>
-            <w:tcW w:w="0" w:type="auto"/>
-            <w:hideMark/>
-          </w:tcPr>
-          <w:p>
-            <w:pPr>
-              <w:spacing w:line="276" w:lineRule="auto"/>
-              <w:jc w:val="both"/>
-              <w:rPr>
-                <w:rFonts w:ascii="Times New Roman" w:hAnsi="Times New Roman" w:cs="Times New Roman"/>
-                <w:sz w:val="24"/>
-                <w:szCs w:val="24"/>
-              </w:rPr>
-            </w:pPr>
-            <w:r>
-              <w:rPr>
-                <w:rFonts w:ascii="Times New Roman" w:hAnsi="Times New Roman" w:cs="Times New Roman"/>
-                <w:sz w:val="24"/>
-                <w:szCs w:val="24"/>
-              </w:rPr>
-              <w:t>User not found</w:t>
-            </w:r>
-          </w:p>
-        </w:tc>
-      </w:tr>
-      <w:tr>
-        <w:trPr>
-          <w:trHeight w:val="430"/>
-        </w:trPr>
-        <w:tc>
-          <w:tcPr>
-            <w:tcW w:w="0" w:type="auto"/>
-            <w:hideMark/>
-          </w:tcPr>
-          <w:p>
-            <w:pPr>
-              <w:spacing w:line="276" w:lineRule="auto"/>
-              <w:jc w:val="both"/>
-              <w:rPr>
-                <w:rFonts w:ascii="Times New Roman" w:hAnsi="Times New Roman" w:cs="Times New Roman"/>
-                <w:sz w:val="24"/>
-                <w:szCs w:val="24"/>
-              </w:rPr>
-            </w:pPr>
-            <w:r>
-              <w:rPr>
-                <w:rFonts w:ascii="Times New Roman" w:hAnsi="Times New Roman" w:cs="Times New Roman"/>
-                <w:sz w:val="24"/>
-                <w:szCs w:val="24"/>
-              </w:rPr>
-              <w:t>BC-U2</w:t>
-            </w:r>
-          </w:p>
-        </w:tc>
-        <w:tc>
-          <w:tcPr>
-            <w:tcW w:w="0" w:type="auto"/>
-            <w:hideMark/>
-          </w:tcPr>
-          <w:p>
-            <w:pPr>
-              <w:spacing w:line="276" w:lineRule="auto"/>
-              <w:jc w:val="both"/>
-              <w:rPr>
-                <w:rFonts w:ascii="Times New Roman" w:hAnsi="Times New Roman" w:cs="Times New Roman"/>
-                <w:sz w:val="24"/>
-                <w:szCs w:val="24"/>
-              </w:rPr>
-            </w:pPr>
-            <w:r>
-              <w:rPr>
-                <w:rFonts w:ascii="Times New Roman" w:hAnsi="Times New Roman" w:cs="Times New Roman"/>
-                <w:sz w:val="24"/>
-                <w:szCs w:val="24"/>
-              </w:rPr>
-              <w:t>B1 = FALSE</w:t>
-            </w:r>
-          </w:p>
-        </w:tc>
-        <w:tc>
-          <w:tcPr>
-            <w:tcW w:w="0" w:type="auto"/>
-            <w:hideMark/>
-          </w:tcPr>
-          <w:p>
-            <w:pPr>
-              <w:spacing w:line="276" w:lineRule="auto"/>
-              <w:jc w:val="both"/>
-              <w:rPr>
-                <w:rFonts w:ascii="Times New Roman" w:hAnsi="Times New Roman" w:cs="Times New Roman"/>
-                <w:sz w:val="24"/>
-                <w:szCs w:val="24"/>
-              </w:rPr>
-            </w:pPr>
-            <w:r>
-              <w:rPr>
-                <w:rFonts w:ascii="Times New Roman" w:hAnsi="Times New Roman" w:cs="Times New Roman"/>
-                <w:sz w:val="24"/>
-                <w:szCs w:val="24"/>
-              </w:rPr>
-              <w:t>Role updated successfully</w:t>
-            </w:r>
-          </w:p>
-        </w:tc>
-      </w:tr>
-    </w:tbl>
-    <w:p>
-      <w:pPr>
-        <w:spacing w:line="276" w:lineRule="auto"/>
-        <w:jc w:val="both"/>
-        <w:rPr>
-          <w:rFonts w:ascii="Times New Roman" w:hAnsi="Times New Roman" w:cs="Times New Roman"/>
-          <w:sz w:val="24"/>
-          <w:szCs w:val="24"/>
-        </w:rPr>
-      </w:pPr>
-    </w:p>
-    <w:p>
-      <w:pPr>
-        <w:spacing w:line="276" w:lineRule="auto"/>
-        <w:jc w:val="both"/>
-        <w:rPr>
-          <w:rFonts w:ascii="Times New Roman" w:hAnsi="Times New Roman" w:cs="Times New Roman"/>
-          <w:sz w:val="24"/>
-          <w:szCs w:val="24"/>
-        </w:rPr>
-      </w:pPr>
-    </w:p>
-    <w:p>
-      <w:pPr>
-        <w:spacing w:line="276" w:lineRule="auto"/>
-        <w:jc w:val="both"/>
-        <w:rPr>
-          <w:rFonts w:ascii="Times New Roman" w:hAnsi="Times New Roman" w:cs="Times New Roman"/>
-          <w:b/>
-          <w:bCs/>
-          <w:sz w:val="24"/>
-          <w:szCs w:val="24"/>
-        </w:rPr>
-      </w:pPr>
-      <w:r>
-        <w:rPr>
-          <w:rFonts w:ascii="Times New Roman" w:hAnsi="Times New Roman" w:cs="Times New Roman"/>
-          <w:b/>
-          <w:bCs/>
-          <w:sz w:val="24"/>
-          <w:szCs w:val="24"/>
+          <w:sz w:val="28"/>
+          <w:szCs w:val="28"/>
         </w:rPr>
         <w:t>Condition Coverage</w:t>
       </w:r>
@@ -8146,6 +8269,7 @@
                 <w:sz w:val="24"/>
                 <w:szCs w:val="24"/>
               </w:rPr>
+              <w:lastRenderedPageBreak/>
               <w:t>TC ID</w:t>
             </w:r>
           </w:p>
@@ -8809,6 +8933,102 @@
         <w:jc w:val="both"/>
         <w:rPr>
           <w:rFonts w:ascii="Times New Roman" w:hAnsi="Times New Roman" w:cs="Times New Roman"/>
+          <w:sz w:val="24"/>
+          <w:szCs w:val="24"/>
+        </w:rPr>
+      </w:pPr>
+      <w:r>
+        <w:rPr>
+          <w:rFonts w:ascii="Times New Roman" w:hAnsi="Times New Roman" w:cs="Times New Roman"/>
+          <w:noProof/>
+          <w:sz w:val="24"/>
+          <w:szCs w:val="24"/>
+        </w:rPr>
+        <w:lastRenderedPageBreak/>
+        <w:drawing>
+          <wp:inline distT="0" distB="0" distL="0" distR="0" wp14:anchorId="75947975" wp14:editId="5C047BFB">
+            <wp:extent cx="4258269" cy="4925112"/>
+            <wp:effectExtent l="0" t="0" r="9525" b="8890"/>
+            <wp:docPr id="25" name="Picture 25"/>
+            <wp:cNvGraphicFramePr>
+              <a:graphicFrameLocks xmlns:a="http://schemas.openxmlformats.org/drawingml/2006/main" noChangeAspect="1"/>
+            </wp:cNvGraphicFramePr>
+            <a:graphic xmlns:a="http://schemas.openxmlformats.org/drawingml/2006/main">
+              <a:graphicData uri="http://schemas.openxmlformats.org/drawingml/2006/picture">
+                <pic:pic xmlns:pic="http://schemas.openxmlformats.org/drawingml/2006/picture">
+                  <pic:nvPicPr>
+                    <pic:cNvPr id="1" name=""/>
+                    <pic:cNvPicPr/>
+                  </pic:nvPicPr>
+                  <pic:blipFill>
+                    <a:blip r:embed="rId5"/>
+                    <a:stretch>
+                      <a:fillRect/>
+                    </a:stretch>
+                  </pic:blipFill>
+                  <pic:spPr>
+                    <a:xfrm>
+                      <a:off x="0" y="0"/>
+                      <a:ext cx="4258269" cy="4925112"/>
+                    </a:xfrm>
+                    <a:prstGeom prst="rect">
+                      <a:avLst/>
+                    </a:prstGeom>
+                  </pic:spPr>
+                </pic:pic>
+              </a:graphicData>
+            </a:graphic>
+          </wp:inline>
+        </w:drawing>
+      </w:r>
+      <w:r>
+        <w:rPr>
+          <w:rFonts w:ascii="Times New Roman" w:hAnsi="Times New Roman" w:cs="Times New Roman"/>
+          <w:noProof/>
+        </w:rPr>
+        <w:drawing>
+          <wp:inline distT="0" distB="0" distL="0" distR="0" wp14:anchorId="19138EEA" wp14:editId="1E5E6414">
+            <wp:extent cx="4590476" cy="4828571"/>
+            <wp:effectExtent l="0" t="0" r="635" b="0"/>
+            <wp:docPr id="26" name="Picture 26"/>
+            <wp:cNvGraphicFramePr>
+              <a:graphicFrameLocks xmlns:a="http://schemas.openxmlformats.org/drawingml/2006/main" noChangeAspect="1"/>
+            </wp:cNvGraphicFramePr>
+            <a:graphic xmlns:a="http://schemas.openxmlformats.org/drawingml/2006/main">
+              <a:graphicData uri="http://schemas.openxmlformats.org/drawingml/2006/picture">
+                <pic:pic xmlns:pic="http://schemas.openxmlformats.org/drawingml/2006/picture">
+                  <pic:nvPicPr>
+                    <pic:cNvPr id="1" name=""/>
+                    <pic:cNvPicPr/>
+                  </pic:nvPicPr>
+                  <pic:blipFill>
+                    <a:blip r:embed="rId27"/>
+                    <a:stretch>
+                      <a:fillRect/>
+                    </a:stretch>
+                  </pic:blipFill>
+                  <pic:spPr>
+                    <a:xfrm>
+                      <a:off x="0" y="0"/>
+                      <a:ext cx="4590476" cy="4828571"/>
+                    </a:xfrm>
+                    <a:prstGeom prst="rect">
+                      <a:avLst/>
+                    </a:prstGeom>
+                  </pic:spPr>
+                </pic:pic>
+              </a:graphicData>
+            </a:graphic>
+          </wp:inline>
+        </w:drawing>
+      </w:r>
+    </w:p>
+    <w:p>
+      <w:pPr>
+        <w:spacing w:line="276" w:lineRule="auto"/>
+        <w:jc w:val="both"/>
+        <w:rPr>
+          <w:rFonts w:ascii="Times New Roman" w:hAnsi="Times New Roman" w:cs="Times New Roman"/>
           <w:b/>
           <w:bCs/>
           <w:sz w:val="24"/>
@@ -8866,6 +9086,7 @@
           <w:sz w:val="24"/>
           <w:szCs w:val="24"/>
         </w:rPr>
+        <w:lastRenderedPageBreak/>
         <w:t>if(</w:t>
       </w:r>
       <w:proofErr w:type="spellStart"/>
@@ -8948,7 +9169,6 @@
                 <w:sz w:val="24"/>
                 <w:szCs w:val="24"/>
               </w:rPr>
-              <w:lastRenderedPageBreak/>
               <w:t>TC ID</w:t>
             </w:r>
           </w:p>
@@ -9605,6 +9825,101 @@
           <w:szCs w:val="24"/>
         </w:rPr>
       </w:pPr>
+    </w:p>
+    <w:p>
+      <w:pPr>
+        <w:spacing w:line="276" w:lineRule="auto"/>
+        <w:jc w:val="both"/>
+        <w:rPr>
+          <w:rFonts w:ascii="Times New Roman" w:hAnsi="Times New Roman" w:cs="Times New Roman"/>
+          <w:sz w:val="24"/>
+          <w:szCs w:val="24"/>
+        </w:rPr>
+      </w:pPr>
+      <w:r>
+        <w:rPr>
+          <w:rFonts w:ascii="Times New Roman" w:hAnsi="Times New Roman" w:cs="Times New Roman"/>
+          <w:noProof/>
+        </w:rPr>
+        <w:lastRenderedPageBreak/>
+        <w:drawing>
+          <wp:inline distT="0" distB="0" distL="0" distR="0" wp14:anchorId="5202A76E" wp14:editId="4ADE03B9">
+            <wp:extent cx="5295238" cy="4733333"/>
+            <wp:effectExtent l="0" t="0" r="1270" b="0"/>
+            <wp:docPr id="23" name="Picture 23"/>
+            <wp:cNvGraphicFramePr>
+              <a:graphicFrameLocks xmlns:a="http://schemas.openxmlformats.org/drawingml/2006/main" noChangeAspect="1"/>
+            </wp:cNvGraphicFramePr>
+            <a:graphic xmlns:a="http://schemas.openxmlformats.org/drawingml/2006/main">
+              <a:graphicData uri="http://schemas.openxmlformats.org/drawingml/2006/picture">
+                <pic:pic xmlns:pic="http://schemas.openxmlformats.org/drawingml/2006/picture">
+                  <pic:nvPicPr>
+                    <pic:cNvPr id="1" name=""/>
+                    <pic:cNvPicPr/>
+                  </pic:nvPicPr>
+                  <pic:blipFill>
+                    <a:blip r:embed="rId28"/>
+                    <a:stretch>
+                      <a:fillRect/>
+                    </a:stretch>
+                  </pic:blipFill>
+                  <pic:spPr>
+                    <a:xfrm>
+                      <a:off x="0" y="0"/>
+                      <a:ext cx="5295238" cy="4733333"/>
+                    </a:xfrm>
+                    <a:prstGeom prst="rect">
+                      <a:avLst/>
+                    </a:prstGeom>
+                  </pic:spPr>
+                </pic:pic>
+              </a:graphicData>
+            </a:graphic>
+          </wp:inline>
+        </w:drawing>
+      </w:r>
+      <w:r>
+        <w:rPr>
+          <w:rFonts w:ascii="Times New Roman" w:hAnsi="Times New Roman" w:cs="Times New Roman"/>
+          <w:noProof/>
+        </w:rPr>
+        <w:lastRenderedPageBreak/>
+        <w:drawing>
+          <wp:inline distT="0" distB="0" distL="0" distR="0" wp14:anchorId="31725B5D" wp14:editId="0B27C5AC">
+            <wp:extent cx="4438095" cy="4095238"/>
+            <wp:effectExtent l="0" t="0" r="635" b="635"/>
+            <wp:docPr id="24" name="Picture 24"/>
+            <wp:cNvGraphicFramePr>
+              <a:graphicFrameLocks xmlns:a="http://schemas.openxmlformats.org/drawingml/2006/main" noChangeAspect="1"/>
+            </wp:cNvGraphicFramePr>
+            <a:graphic xmlns:a="http://schemas.openxmlformats.org/drawingml/2006/main">
+              <a:graphicData uri="http://schemas.openxmlformats.org/drawingml/2006/picture">
+                <pic:pic xmlns:pic="http://schemas.openxmlformats.org/drawingml/2006/picture">
+                  <pic:nvPicPr>
+                    <pic:cNvPr id="1" name=""/>
+                    <pic:cNvPicPr/>
+                  </pic:nvPicPr>
+                  <pic:blipFill>
+                    <a:blip r:embed="rId29"/>
+                    <a:stretch>
+                      <a:fillRect/>
+                    </a:stretch>
+                  </pic:blipFill>
+                  <pic:spPr>
+                    <a:xfrm>
+                      <a:off x="0" y="0"/>
+                      <a:ext cx="4438095" cy="4095238"/>
+                    </a:xfrm>
+                    <a:prstGeom prst="rect">
+                      <a:avLst/>
+                    </a:prstGeom>
+                  </pic:spPr>
+                </pic:pic>
+              </a:graphicData>
+            </a:graphic>
+          </wp:inline>
+        </w:drawing>
+      </w:r>
     </w:p>
     <w:p>
       <w:pPr>
@@ -10019,6 +10334,7 @@
                 <w:sz w:val="24"/>
                 <w:szCs w:val="24"/>
               </w:rPr>
+              <w:lastRenderedPageBreak/>
               <w:t>TC02</w:t>
             </w:r>
           </w:p>
@@ -10391,6 +10707,192 @@
         <w:jc w:val="both"/>
         <w:rPr>
           <w:rFonts w:ascii="Times New Roman" w:hAnsi="Times New Roman" w:cs="Times New Roman"/>
+          <w:sz w:val="24"/>
+          <w:szCs w:val="24"/>
+        </w:rPr>
+      </w:pPr>
+    </w:p>
+    <w:p>
+      <w:pPr>
+        <w:spacing w:line="276" w:lineRule="auto"/>
+        <w:jc w:val="both"/>
+        <w:rPr>
+          <w:rFonts w:ascii="Times New Roman" w:hAnsi="Times New Roman" w:cs="Times New Roman"/>
+          <w:sz w:val="24"/>
+          <w:szCs w:val="24"/>
+        </w:rPr>
+      </w:pPr>
+      <w:r>
+        <w:rPr>
+          <w:rFonts w:ascii="Times New Roman" w:eastAsia="Times New Roman" w:hAnsi="Times New Roman" w:cs="Times New Roman"/>
+          <w:noProof/>
+          <w:kern w:val="0"/>
+          <w:sz w:val="24"/>
+          <w:szCs w:val="24"/>
+          <w:lang w:eastAsia="en-GB"/>
+          <w14:ligatures w14:val="none"/>
+        </w:rPr>
+        <w:lastRenderedPageBreak/>
+        <w:drawing>
+          <wp:inline distT="0" distB="0" distL="0" distR="0" wp14:anchorId="0F7D47F9" wp14:editId="543ECF02">
+            <wp:extent cx="3038899" cy="4772691"/>
+            <wp:effectExtent l="0" t="0" r="9525" b="8890"/>
+            <wp:docPr id="27" name="Picture 27"/>
+            <wp:cNvGraphicFramePr>
+              <a:graphicFrameLocks xmlns:a="http://schemas.openxmlformats.org/drawingml/2006/main" noChangeAspect="1"/>
+            </wp:cNvGraphicFramePr>
+            <a:graphic xmlns:a="http://schemas.openxmlformats.org/drawingml/2006/main">
+              <a:graphicData uri="http://schemas.openxmlformats.org/drawingml/2006/picture">
+                <pic:pic xmlns:pic="http://schemas.openxmlformats.org/drawingml/2006/picture">
+                  <pic:nvPicPr>
+                    <pic:cNvPr id="1" name=""/>
+                    <pic:cNvPicPr/>
+                  </pic:nvPicPr>
+                  <pic:blipFill>
+                    <a:blip r:embed="rId30"/>
+                    <a:stretch>
+                      <a:fillRect/>
+                    </a:stretch>
+                  </pic:blipFill>
+                  <pic:spPr>
+                    <a:xfrm>
+                      <a:off x="0" y="0"/>
+                      <a:ext cx="3038899" cy="4772691"/>
+                    </a:xfrm>
+                    <a:prstGeom prst="rect">
+                      <a:avLst/>
+                    </a:prstGeom>
+                  </pic:spPr>
+                </pic:pic>
+              </a:graphicData>
+            </a:graphic>
+          </wp:inline>
+        </w:drawing>
+      </w:r>
+      <w:r>
+        <w:rPr>
+          <w:rFonts w:ascii="Times New Roman" w:hAnsi="Times New Roman" w:cs="Times New Roman"/>
+          <w:sz w:val="24"/>
+          <w:szCs w:val="24"/>
+        </w:rPr>
+        <w:tab/>
+      </w:r>
+      <w:r>
+        <w:rPr>
+          <w:rFonts w:ascii="Times New Roman" w:hAnsi="Times New Roman" w:cs="Times New Roman"/>
+          <w:sz w:val="24"/>
+          <w:szCs w:val="24"/>
+        </w:rPr>
+        <w:tab/>
+      </w:r>
+      <w:r>
+        <w:rPr>
+          <w:rFonts w:ascii="Times New Roman" w:hAnsi="Times New Roman" w:cs="Times New Roman"/>
+          <w:sz w:val="24"/>
+          <w:szCs w:val="24"/>
+        </w:rPr>
+        <w:tab/>
+      </w:r>
+      <w:r>
+        <w:rPr>
+          <w:rFonts w:ascii="Times New Roman" w:hAnsi="Times New Roman" w:cs="Times New Roman"/>
+          <w:sz w:val="24"/>
+          <w:szCs w:val="24"/>
+        </w:rPr>
+        <w:tab/>
+      </w:r>
+      <w:r>
+        <w:rPr>
+          <w:rFonts w:ascii="Times New Roman" w:hAnsi="Times New Roman" w:cs="Times New Roman"/>
+          <w:noProof/>
+        </w:rPr>
+        <w:drawing>
+          <wp:inline distT="0" distB="0" distL="0" distR="0" wp14:anchorId="3BC07FAF" wp14:editId="62EF22A1">
+            <wp:extent cx="3095238" cy="5104762"/>
+            <wp:effectExtent l="0" t="0" r="0" b="1270"/>
+            <wp:docPr id="28" name="Picture 28"/>
+            <wp:cNvGraphicFramePr>
+              <a:graphicFrameLocks xmlns:a="http://schemas.openxmlformats.org/drawingml/2006/main" noChangeAspect="1"/>
+            </wp:cNvGraphicFramePr>
+            <a:graphic xmlns:a="http://schemas.openxmlformats.org/drawingml/2006/main">
+              <a:graphicData uri="http://schemas.openxmlformats.org/drawingml/2006/picture">
+                <pic:pic xmlns:pic="http://schemas.openxmlformats.org/drawingml/2006/picture">
+                  <pic:nvPicPr>
+                    <pic:cNvPr id="1" name=""/>
+                    <pic:cNvPicPr/>
+                  </pic:nvPicPr>
+                  <pic:blipFill>
+                    <a:blip r:embed="rId31"/>
+                    <a:stretch>
+                      <a:fillRect/>
+                    </a:stretch>
+                  </pic:blipFill>
+                  <pic:spPr>
+                    <a:xfrm>
+                      <a:off x="0" y="0"/>
+                      <a:ext cx="3095238" cy="5104762"/>
+                    </a:xfrm>
+                    <a:prstGeom prst="rect">
+                      <a:avLst/>
+                    </a:prstGeom>
+                  </pic:spPr>
+                </pic:pic>
+              </a:graphicData>
+            </a:graphic>
+          </wp:inline>
+        </w:drawing>
+      </w:r>
+      <w:r>
+        <w:rPr>
+          <w:rFonts w:ascii="Times New Roman" w:hAnsi="Times New Roman" w:cs="Times New Roman"/>
+          <w:noProof/>
+        </w:rPr>
+        <w:lastRenderedPageBreak/>
+        <w:drawing>
+          <wp:inline distT="0" distB="0" distL="0" distR="0" wp14:anchorId="2838987A" wp14:editId="606DA3BD">
+            <wp:extent cx="8863330" cy="3912870"/>
+            <wp:effectExtent l="0" t="0" r="0" b="0"/>
+            <wp:docPr id="30" name="Picture 30"/>
+            <wp:cNvGraphicFramePr>
+              <a:graphicFrameLocks xmlns:a="http://schemas.openxmlformats.org/drawingml/2006/main" noChangeAspect="1"/>
+            </wp:cNvGraphicFramePr>
+            <a:graphic xmlns:a="http://schemas.openxmlformats.org/drawingml/2006/main">
+              <a:graphicData uri="http://schemas.openxmlformats.org/drawingml/2006/picture">
+                <pic:pic xmlns:pic="http://schemas.openxmlformats.org/drawingml/2006/picture">
+                  <pic:nvPicPr>
+                    <pic:cNvPr id="1" name=""/>
+                    <pic:cNvPicPr/>
+                  </pic:nvPicPr>
+                  <pic:blipFill>
+                    <a:blip r:embed="rId32"/>
+                    <a:stretch>
+                      <a:fillRect/>
+                    </a:stretch>
+                  </pic:blipFill>
+                  <pic:spPr>
+                    <a:xfrm>
+                      <a:off x="0" y="0"/>
+                      <a:ext cx="8863330" cy="3912870"/>
+                    </a:xfrm>
+                    <a:prstGeom prst="rect">
+                      <a:avLst/>
+                    </a:prstGeom>
+                  </pic:spPr>
+                </pic:pic>
+              </a:graphicData>
+            </a:graphic>
+          </wp:inline>
+        </w:drawing>
+      </w:r>
+    </w:p>
+    <w:p>
+      <w:pPr>
+        <w:spacing w:line="276" w:lineRule="auto"/>
+        <w:jc w:val="both"/>
+        <w:rPr>
+          <w:rFonts w:ascii="Times New Roman" w:hAnsi="Times New Roman" w:cs="Times New Roman"/>
+          <w:b/>
+          <w:bCs/>
           <w:sz w:val="24"/>
           <w:szCs w:val="24"/>
         </w:rPr>
@@ -10906,6 +11408,7 @@
                 <w:sz w:val="24"/>
                 <w:szCs w:val="24"/>
               </w:rPr>
+              <w:lastRenderedPageBreak/>
               <w:t>TC02</w:t>
             </w:r>
           </w:p>
@@ -11061,7 +11564,6 @@
                 <w:sz w:val="24"/>
                 <w:szCs w:val="24"/>
               </w:rPr>
-              <w:lastRenderedPageBreak/>
               <w:t>TC03</w:t>
             </w:r>
           </w:p>
@@ -11513,6 +12015,108 @@
           <w:szCs w:val="24"/>
         </w:rPr>
       </w:pPr>
+    </w:p>
+    <w:p>
+      <w:pPr>
+        <w:spacing w:line="276" w:lineRule="auto"/>
+        <w:jc w:val="both"/>
+        <w:rPr>
+          <w:rFonts w:ascii="Times New Roman" w:hAnsi="Times New Roman" w:cs="Times New Roman"/>
+          <w:sz w:val="24"/>
+          <w:szCs w:val="24"/>
+        </w:rPr>
+      </w:pPr>
+      <w:r>
+        <w:rPr>
+          <w:rFonts w:ascii="Times New Roman" w:eastAsia="Times New Roman" w:hAnsi="Times New Roman" w:cs="Times New Roman"/>
+          <w:noProof/>
+          <w:kern w:val="0"/>
+          <w:sz w:val="24"/>
+          <w:szCs w:val="24"/>
+          <w:lang w:eastAsia="en-GB"/>
+          <w14:ligatures w14:val="none"/>
+        </w:rPr>
+        <w:lastRenderedPageBreak/>
+        <w:drawing>
+          <wp:inline distT="0" distB="0" distL="0" distR="0" wp14:anchorId="73C30D0B" wp14:editId="1CD845F3">
+            <wp:extent cx="3896269" cy="4353533"/>
+            <wp:effectExtent l="0" t="0" r="9525" b="9525"/>
+            <wp:docPr id="31" name="Picture 31"/>
+            <wp:cNvGraphicFramePr>
+              <a:graphicFrameLocks xmlns:a="http://schemas.openxmlformats.org/drawingml/2006/main" noChangeAspect="1"/>
+            </wp:cNvGraphicFramePr>
+            <a:graphic xmlns:a="http://schemas.openxmlformats.org/drawingml/2006/main">
+              <a:graphicData uri="http://schemas.openxmlformats.org/drawingml/2006/picture">
+                <pic:pic xmlns:pic="http://schemas.openxmlformats.org/drawingml/2006/picture">
+                  <pic:nvPicPr>
+                    <pic:cNvPr id="1" name=""/>
+                    <pic:cNvPicPr/>
+                  </pic:nvPicPr>
+                  <pic:blipFill>
+                    <a:blip r:embed="rId33"/>
+                    <a:stretch>
+                      <a:fillRect/>
+                    </a:stretch>
+                  </pic:blipFill>
+                  <pic:spPr>
+                    <a:xfrm>
+                      <a:off x="0" y="0"/>
+                      <a:ext cx="3896269" cy="4353533"/>
+                    </a:xfrm>
+                    <a:prstGeom prst="rect">
+                      <a:avLst/>
+                    </a:prstGeom>
+                  </pic:spPr>
+                </pic:pic>
+              </a:graphicData>
+            </a:graphic>
+          </wp:inline>
+        </w:drawing>
+      </w:r>
+      <w:r>
+        <w:rPr>
+          <w:rFonts w:ascii="Times New Roman" w:hAnsi="Times New Roman" w:cs="Times New Roman"/>
+          <w:noProof/>
+          <w:sz w:val="24"/>
+          <w:szCs w:val="24"/>
+        </w:rPr>
+        <w:lastRenderedPageBreak/>
+        <w:drawing>
+          <wp:inline distT="0" distB="0" distL="0" distR="0" wp14:anchorId="4030F420" wp14:editId="5AC9E2F6">
+            <wp:extent cx="8863330" cy="3331210"/>
+            <wp:effectExtent l="0" t="0" r="0" b="2540"/>
+            <wp:docPr id="32" name="Picture 32"/>
+            <wp:cNvGraphicFramePr>
+              <a:graphicFrameLocks xmlns:a="http://schemas.openxmlformats.org/drawingml/2006/main" noChangeAspect="1"/>
+            </wp:cNvGraphicFramePr>
+            <a:graphic xmlns:a="http://schemas.openxmlformats.org/drawingml/2006/main">
+              <a:graphicData uri="http://schemas.openxmlformats.org/drawingml/2006/picture">
+                <pic:pic xmlns:pic="http://schemas.openxmlformats.org/drawingml/2006/picture">
+                  <pic:nvPicPr>
+                    <pic:cNvPr id="1" name=""/>
+                    <pic:cNvPicPr/>
+                  </pic:nvPicPr>
+                  <pic:blipFill>
+                    <a:blip r:embed="rId15"/>
+                    <a:stretch>
+                      <a:fillRect/>
+                    </a:stretch>
+                  </pic:blipFill>
+                  <pic:spPr>
+                    <a:xfrm>
+                      <a:off x="0" y="0"/>
+                      <a:ext cx="8863330" cy="3331210"/>
+                    </a:xfrm>
+                    <a:prstGeom prst="rect">
+                      <a:avLst/>
+                    </a:prstGeom>
+                  </pic:spPr>
+                </pic:pic>
+              </a:graphicData>
+            </a:graphic>
+          </wp:inline>
+        </w:drawing>
+      </w:r>
     </w:p>
     <w:p>
       <w:pPr>
@@ -12179,6 +12783,7 @@
                 <w:sz w:val="24"/>
                 <w:szCs w:val="24"/>
               </w:rPr>
+              <w:lastRenderedPageBreak/>
               <w:t>TC04</w:t>
             </w:r>
           </w:p>
@@ -12302,21 +12907,141 @@
         <w:jc w:val="both"/>
         <w:rPr>
           <w:rFonts w:ascii="Times New Roman" w:hAnsi="Times New Roman" w:cs="Times New Roman"/>
+          <w:sz w:val="24"/>
+          <w:szCs w:val="24"/>
+        </w:rPr>
+      </w:pPr>
+      <w:r>
+        <w:rPr>
+          <w:rFonts w:ascii="Times New Roman" w:hAnsi="Times New Roman" w:cs="Times New Roman"/>
+          <w:noProof/>
+          <w:sz w:val="24"/>
+          <w:szCs w:val="24"/>
+        </w:rPr>
+        <w:lastRenderedPageBreak/>
+        <w:drawing>
+          <wp:inline distT="0" distB="0" distL="0" distR="0" wp14:anchorId="4D104014" wp14:editId="03772E9D">
+            <wp:extent cx="4505954" cy="4296375"/>
+            <wp:effectExtent l="0" t="0" r="9525" b="9525"/>
+            <wp:docPr id="33" name="Picture 33"/>
+            <wp:cNvGraphicFramePr>
+              <a:graphicFrameLocks xmlns:a="http://schemas.openxmlformats.org/drawingml/2006/main" noChangeAspect="1"/>
+            </wp:cNvGraphicFramePr>
+            <a:graphic xmlns:a="http://schemas.openxmlformats.org/drawingml/2006/main">
+              <a:graphicData uri="http://schemas.openxmlformats.org/drawingml/2006/picture">
+                <pic:pic xmlns:pic="http://schemas.openxmlformats.org/drawingml/2006/picture">
+                  <pic:nvPicPr>
+                    <pic:cNvPr id="1" name=""/>
+                    <pic:cNvPicPr/>
+                  </pic:nvPicPr>
+                  <pic:blipFill>
+                    <a:blip r:embed="rId16"/>
+                    <a:stretch>
+                      <a:fillRect/>
+                    </a:stretch>
+                  </pic:blipFill>
+                  <pic:spPr>
+                    <a:xfrm>
+                      <a:off x="0" y="0"/>
+                      <a:ext cx="4505954" cy="4296375"/>
+                    </a:xfrm>
+                    <a:prstGeom prst="rect">
+                      <a:avLst/>
+                    </a:prstGeom>
+                  </pic:spPr>
+                </pic:pic>
+              </a:graphicData>
+            </a:graphic>
+          </wp:inline>
+        </w:drawing>
+      </w:r>
+      <w:r>
+        <w:rPr>
+          <w:rFonts w:ascii="Times New Roman" w:hAnsi="Times New Roman" w:cs="Times New Roman"/>
+          <w:noProof/>
+        </w:rPr>
+        <w:lastRenderedPageBreak/>
+        <w:drawing>
+          <wp:inline distT="0" distB="0" distL="0" distR="0" wp14:anchorId="4FA67338" wp14:editId="738DBCCD">
+            <wp:extent cx="8863330" cy="3950970"/>
+            <wp:effectExtent l="0" t="0" r="0" b="0"/>
+            <wp:docPr id="38" name="Picture 38"/>
+            <wp:cNvGraphicFramePr>
+              <a:graphicFrameLocks xmlns:a="http://schemas.openxmlformats.org/drawingml/2006/main" noChangeAspect="1"/>
+            </wp:cNvGraphicFramePr>
+            <a:graphic xmlns:a="http://schemas.openxmlformats.org/drawingml/2006/main">
+              <a:graphicData uri="http://schemas.openxmlformats.org/drawingml/2006/picture">
+                <pic:pic xmlns:pic="http://schemas.openxmlformats.org/drawingml/2006/picture">
+                  <pic:nvPicPr>
+                    <pic:cNvPr id="1" name=""/>
+                    <pic:cNvPicPr/>
+                  </pic:nvPicPr>
+                  <pic:blipFill>
+                    <a:blip r:embed="rId34"/>
+                    <a:stretch>
+                      <a:fillRect/>
+                    </a:stretch>
+                  </pic:blipFill>
+                  <pic:spPr>
+                    <a:xfrm>
+                      <a:off x="0" y="0"/>
+                      <a:ext cx="8863330" cy="3950970"/>
+                    </a:xfrm>
+                    <a:prstGeom prst="rect">
+                      <a:avLst/>
+                    </a:prstGeom>
+                  </pic:spPr>
+                </pic:pic>
+              </a:graphicData>
+            </a:graphic>
+          </wp:inline>
+        </w:drawing>
+      </w:r>
+    </w:p>
+    <w:p>
+      <w:pPr>
+        <w:spacing w:line="276" w:lineRule="auto"/>
+        <w:jc w:val="both"/>
+        <w:rPr>
+          <w:rFonts w:ascii="Times New Roman" w:hAnsi="Times New Roman" w:cs="Times New Roman"/>
           <w:b/>
           <w:bCs/>
           <w:sz w:val="24"/>
           <w:szCs w:val="24"/>
         </w:rPr>
       </w:pPr>
-      <w:r>
+    </w:p>
+    <w:p>
+      <w:pPr>
+        <w:spacing w:line="276" w:lineRule="auto"/>
+        <w:jc w:val="both"/>
         <w:rPr>
           <w:rFonts w:ascii="Times New Roman" w:hAnsi="Times New Roman" w:cs="Times New Roman"/>
           <w:b/>
           <w:bCs/>
-          <w:sz w:val="24"/>
-          <w:szCs w:val="24"/>
-        </w:rPr>
-        <w:t>6. JWT Authentication Condition Coverage</w:t>
+          <w:sz w:val="28"/>
+          <w:szCs w:val="28"/>
+        </w:rPr>
+      </w:pPr>
+      <w:r>
+        <w:rPr>
+          <w:rFonts w:ascii="Times New Roman" w:hAnsi="Times New Roman" w:cs="Times New Roman"/>
+          <w:b/>
+          <w:bCs/>
+          <w:sz w:val="28"/>
+          <w:szCs w:val="28"/>
+        </w:rPr>
+        <w:t xml:space="preserve">4. </w:t>
+      </w:r>
+      <w:r>
+        <w:rPr>
+          <w:rFonts w:ascii="Times New Roman" w:hAnsi="Times New Roman" w:cs="Times New Roman"/>
+          <w:b/>
+          <w:bCs/>
+          <w:sz w:val="28"/>
+          <w:szCs w:val="28"/>
+        </w:rPr>
+        <w:t>Loop Testing</w:t>
       </w:r>
     </w:p>
     <w:p>
@@ -12339,7 +13064,7 @@
           <w:sz w:val="24"/>
           <w:szCs w:val="24"/>
         </w:rPr>
-        <w:t>Condition:</w:t>
+        <w:t>1. Service Listing Loop</w:t>
       </w:r>
     </w:p>
     <w:p>
@@ -12348,769 +13073,139 @@
         <w:jc w:val="both"/>
         <w:rPr>
           <w:rFonts w:ascii="Times New Roman" w:hAnsi="Times New Roman" w:cs="Times New Roman"/>
-          <w:sz w:val="24"/>
-          <w:szCs w:val="24"/>
-        </w:rPr>
-      </w:pPr>
+          <w:b/>
+          <w:bCs/>
+          <w:sz w:val="24"/>
+          <w:szCs w:val="24"/>
+        </w:rPr>
+      </w:pPr>
+      <w:r>
+        <w:rPr>
+          <w:rFonts w:ascii="Times New Roman" w:hAnsi="Times New Roman" w:cs="Times New Roman"/>
+          <w:b/>
+          <w:bCs/>
+          <w:sz w:val="24"/>
+          <w:szCs w:val="24"/>
+        </w:rPr>
+        <w:t xml:space="preserve">Function: </w:t>
+      </w:r>
+      <w:proofErr w:type="spellStart"/>
       <w:proofErr w:type="gramStart"/>
       <w:r>
         <w:rPr>
           <w:rFonts w:ascii="Times New Roman" w:hAnsi="Times New Roman" w:cs="Times New Roman"/>
-          <w:sz w:val="24"/>
-          <w:szCs w:val="24"/>
-        </w:rPr>
-        <w:t>if(</w:t>
-      </w:r>
-      <w:proofErr w:type="spellStart"/>
+          <w:b/>
+          <w:bCs/>
+          <w:sz w:val="24"/>
+          <w:szCs w:val="24"/>
+        </w:rPr>
+        <w:t>displayServices</w:t>
+      </w:r>
+      <w:proofErr w:type="spellEnd"/>
+      <w:r>
+        <w:rPr>
+          <w:rFonts w:ascii="Times New Roman" w:hAnsi="Times New Roman" w:cs="Times New Roman"/>
+          <w:b/>
+          <w:bCs/>
+          <w:sz w:val="24"/>
+          <w:szCs w:val="24"/>
+        </w:rPr>
+        <w:t>(</w:t>
+      </w:r>
       <w:proofErr w:type="gramEnd"/>
       <w:r>
         <w:rPr>
           <w:rFonts w:ascii="Times New Roman" w:hAnsi="Times New Roman" w:cs="Times New Roman"/>
-          <w:sz w:val="24"/>
-          <w:szCs w:val="24"/>
-        </w:rPr>
-        <w:t>tokenExists</w:t>
-      </w:r>
-      <w:proofErr w:type="spellEnd"/>
-      <w:r>
-        <w:rPr>
-          <w:rFonts w:ascii="Times New Roman" w:hAnsi="Times New Roman" w:cs="Times New Roman"/>
-          <w:sz w:val="24"/>
-          <w:szCs w:val="24"/>
-        </w:rPr>
-        <w:t xml:space="preserve"> &amp;&amp; </w:t>
-      </w:r>
-      <w:proofErr w:type="spellStart"/>
-      <w:r>
-        <w:rPr>
-          <w:rFonts w:ascii="Times New Roman" w:hAnsi="Times New Roman" w:cs="Times New Roman"/>
-          <w:sz w:val="24"/>
-          <w:szCs w:val="24"/>
-        </w:rPr>
-        <w:t>tokenValid</w:t>
-      </w:r>
-      <w:proofErr w:type="spellEnd"/>
-      <w:r>
-        <w:rPr>
-          <w:rFonts w:ascii="Times New Roman" w:hAnsi="Times New Roman" w:cs="Times New Roman"/>
+          <w:b/>
+          <w:bCs/>
           <w:sz w:val="24"/>
           <w:szCs w:val="24"/>
         </w:rPr>
         <w:t>)</w:t>
       </w:r>
     </w:p>
-    <w:tbl>
-      <w:tblPr>
-        <w:tblStyle w:val="TableGrid"/>
-        <w:tblW w:w="8651" w:type="dxa"/>
-        <w:tblLook w:val="04A0" w:firstRow="1" w:lastRow="0" w:firstColumn="1" w:lastColumn="0" w:noHBand="0" w:noVBand="1"/>
-      </w:tblPr>
-      <w:tblGrid>
-        <w:gridCol w:w="977"/>
-        <w:gridCol w:w="1627"/>
-        <w:gridCol w:w="1544"/>
-        <w:gridCol w:w="2090"/>
-        <w:gridCol w:w="2413"/>
-      </w:tblGrid>
-      <w:tr>
-        <w:trPr>
-          <w:trHeight w:val="435"/>
-        </w:trPr>
-        <w:tc>
-          <w:tcPr>
-            <w:tcW w:w="0" w:type="auto"/>
-            <w:hideMark/>
-          </w:tcPr>
-          <w:p>
-            <w:pPr>
-              <w:spacing w:line="276" w:lineRule="auto"/>
-              <w:jc w:val="both"/>
-              <w:rPr>
-                <w:rFonts w:ascii="Times New Roman" w:hAnsi="Times New Roman" w:cs="Times New Roman"/>
-                <w:b/>
-                <w:bCs/>
-                <w:sz w:val="24"/>
-                <w:szCs w:val="24"/>
-              </w:rPr>
-            </w:pPr>
-            <w:r>
-              <w:rPr>
-                <w:rFonts w:ascii="Times New Roman" w:hAnsi="Times New Roman" w:cs="Times New Roman"/>
-                <w:b/>
-                <w:bCs/>
-                <w:sz w:val="24"/>
-                <w:szCs w:val="24"/>
-              </w:rPr>
-              <w:t>TC ID</w:t>
-            </w:r>
-          </w:p>
-        </w:tc>
-        <w:tc>
-          <w:tcPr>
-            <w:tcW w:w="0" w:type="auto"/>
-            <w:hideMark/>
-          </w:tcPr>
-          <w:p>
-            <w:pPr>
-              <w:spacing w:line="276" w:lineRule="auto"/>
-              <w:jc w:val="both"/>
-              <w:rPr>
-                <w:rFonts w:ascii="Times New Roman" w:hAnsi="Times New Roman" w:cs="Times New Roman"/>
-                <w:b/>
-                <w:bCs/>
-                <w:sz w:val="24"/>
-                <w:szCs w:val="24"/>
-              </w:rPr>
-            </w:pPr>
-            <w:proofErr w:type="spellStart"/>
-            <w:r>
-              <w:rPr>
-                <w:rFonts w:ascii="Times New Roman" w:hAnsi="Times New Roman" w:cs="Times New Roman"/>
-                <w:b/>
-                <w:bCs/>
-                <w:sz w:val="24"/>
-                <w:szCs w:val="24"/>
-              </w:rPr>
-              <w:t>TokenExists</w:t>
-            </w:r>
-            <w:proofErr w:type="spellEnd"/>
-          </w:p>
-        </w:tc>
-        <w:tc>
-          <w:tcPr>
-            <w:tcW w:w="0" w:type="auto"/>
-            <w:hideMark/>
-          </w:tcPr>
-          <w:p>
-            <w:pPr>
-              <w:spacing w:line="276" w:lineRule="auto"/>
-              <w:jc w:val="both"/>
-              <w:rPr>
-                <w:rFonts w:ascii="Times New Roman" w:hAnsi="Times New Roman" w:cs="Times New Roman"/>
-                <w:b/>
-                <w:bCs/>
-                <w:sz w:val="24"/>
-                <w:szCs w:val="24"/>
-              </w:rPr>
-            </w:pPr>
-            <w:proofErr w:type="spellStart"/>
-            <w:r>
-              <w:rPr>
-                <w:rFonts w:ascii="Times New Roman" w:hAnsi="Times New Roman" w:cs="Times New Roman"/>
-                <w:b/>
-                <w:bCs/>
-                <w:sz w:val="24"/>
-                <w:szCs w:val="24"/>
-              </w:rPr>
-              <w:t>TokenValid</w:t>
-            </w:r>
-            <w:proofErr w:type="spellEnd"/>
-          </w:p>
-        </w:tc>
-        <w:tc>
-          <w:tcPr>
-            <w:tcW w:w="0" w:type="auto"/>
-            <w:hideMark/>
-          </w:tcPr>
-          <w:p>
-            <w:pPr>
-              <w:spacing w:line="276" w:lineRule="auto"/>
-              <w:jc w:val="both"/>
-              <w:rPr>
-                <w:rFonts w:ascii="Times New Roman" w:hAnsi="Times New Roman" w:cs="Times New Roman"/>
-                <w:b/>
-                <w:bCs/>
-                <w:sz w:val="24"/>
-                <w:szCs w:val="24"/>
-              </w:rPr>
-            </w:pPr>
-            <w:r>
-              <w:rPr>
-                <w:rFonts w:ascii="Times New Roman" w:hAnsi="Times New Roman" w:cs="Times New Roman"/>
-                <w:b/>
-                <w:bCs/>
-                <w:sz w:val="24"/>
-                <w:szCs w:val="24"/>
-              </w:rPr>
-              <w:t>Expected Result</w:t>
-            </w:r>
-          </w:p>
-        </w:tc>
-        <w:tc>
-          <w:tcPr>
-            <w:tcW w:w="0" w:type="auto"/>
-            <w:hideMark/>
-          </w:tcPr>
-          <w:p>
-            <w:pPr>
-              <w:spacing w:line="276" w:lineRule="auto"/>
-              <w:jc w:val="both"/>
-              <w:rPr>
-                <w:rFonts w:ascii="Times New Roman" w:hAnsi="Times New Roman" w:cs="Times New Roman"/>
-                <w:b/>
-                <w:bCs/>
-                <w:sz w:val="24"/>
-                <w:szCs w:val="24"/>
-              </w:rPr>
-            </w:pPr>
-            <w:r>
-              <w:rPr>
-                <w:rFonts w:ascii="Times New Roman" w:hAnsi="Times New Roman" w:cs="Times New Roman"/>
-                <w:b/>
-                <w:bCs/>
-                <w:sz w:val="24"/>
-                <w:szCs w:val="24"/>
-              </w:rPr>
-              <w:t>Condition Covered</w:t>
-            </w:r>
-          </w:p>
-        </w:tc>
-      </w:tr>
-      <w:tr>
-        <w:trPr>
-          <w:trHeight w:val="412"/>
-        </w:trPr>
-        <w:tc>
-          <w:tcPr>
-            <w:tcW w:w="0" w:type="auto"/>
-            <w:hideMark/>
-          </w:tcPr>
-          <w:p>
-            <w:pPr>
-              <w:spacing w:line="276" w:lineRule="auto"/>
-              <w:jc w:val="both"/>
-              <w:rPr>
-                <w:rFonts w:ascii="Times New Roman" w:hAnsi="Times New Roman" w:cs="Times New Roman"/>
-                <w:sz w:val="24"/>
-                <w:szCs w:val="24"/>
-              </w:rPr>
-            </w:pPr>
-            <w:r>
-              <w:rPr>
-                <w:rFonts w:ascii="Times New Roman" w:hAnsi="Times New Roman" w:cs="Times New Roman"/>
-                <w:sz w:val="24"/>
-                <w:szCs w:val="24"/>
-              </w:rPr>
-              <w:t>TC01</w:t>
-            </w:r>
-          </w:p>
-        </w:tc>
-        <w:tc>
-          <w:tcPr>
-            <w:tcW w:w="0" w:type="auto"/>
-            <w:hideMark/>
-          </w:tcPr>
-          <w:p>
-            <w:pPr>
-              <w:spacing w:line="276" w:lineRule="auto"/>
-              <w:jc w:val="both"/>
-              <w:rPr>
-                <w:rFonts w:ascii="Times New Roman" w:hAnsi="Times New Roman" w:cs="Times New Roman"/>
-                <w:sz w:val="24"/>
-                <w:szCs w:val="24"/>
-              </w:rPr>
-            </w:pPr>
-            <w:r>
-              <w:rPr>
-                <w:rFonts w:ascii="Times New Roman" w:hAnsi="Times New Roman" w:cs="Times New Roman"/>
-                <w:sz w:val="24"/>
-                <w:szCs w:val="24"/>
-              </w:rPr>
-              <w:t>TRUE</w:t>
-            </w:r>
-          </w:p>
-        </w:tc>
-        <w:tc>
-          <w:tcPr>
-            <w:tcW w:w="0" w:type="auto"/>
-            <w:hideMark/>
-          </w:tcPr>
-          <w:p>
-            <w:pPr>
-              <w:spacing w:line="276" w:lineRule="auto"/>
-              <w:jc w:val="both"/>
-              <w:rPr>
-                <w:rFonts w:ascii="Times New Roman" w:hAnsi="Times New Roman" w:cs="Times New Roman"/>
-                <w:sz w:val="24"/>
-                <w:szCs w:val="24"/>
-              </w:rPr>
-            </w:pPr>
-            <w:r>
-              <w:rPr>
-                <w:rFonts w:ascii="Times New Roman" w:hAnsi="Times New Roman" w:cs="Times New Roman"/>
-                <w:sz w:val="24"/>
-                <w:szCs w:val="24"/>
-              </w:rPr>
-              <w:t>TRUE</w:t>
-            </w:r>
-          </w:p>
-        </w:tc>
-        <w:tc>
-          <w:tcPr>
-            <w:tcW w:w="0" w:type="auto"/>
-            <w:hideMark/>
-          </w:tcPr>
-          <w:p>
-            <w:pPr>
-              <w:spacing w:line="276" w:lineRule="auto"/>
-              <w:jc w:val="both"/>
-              <w:rPr>
-                <w:rFonts w:ascii="Times New Roman" w:hAnsi="Times New Roman" w:cs="Times New Roman"/>
-                <w:sz w:val="24"/>
-                <w:szCs w:val="24"/>
-              </w:rPr>
-            </w:pPr>
-            <w:r>
-              <w:rPr>
-                <w:rFonts w:ascii="Times New Roman" w:hAnsi="Times New Roman" w:cs="Times New Roman"/>
-                <w:sz w:val="24"/>
-                <w:szCs w:val="24"/>
-              </w:rPr>
-              <w:t>Access granted</w:t>
-            </w:r>
-          </w:p>
-        </w:tc>
-        <w:tc>
-          <w:tcPr>
-            <w:tcW w:w="0" w:type="auto"/>
-            <w:hideMark/>
-          </w:tcPr>
-          <w:p>
-            <w:pPr>
-              <w:spacing w:line="276" w:lineRule="auto"/>
-              <w:jc w:val="both"/>
-              <w:rPr>
-                <w:rFonts w:ascii="Times New Roman" w:hAnsi="Times New Roman" w:cs="Times New Roman"/>
-                <w:sz w:val="24"/>
-                <w:szCs w:val="24"/>
-              </w:rPr>
-            </w:pPr>
-            <w:r>
-              <w:rPr>
-                <w:rFonts w:ascii="Times New Roman" w:hAnsi="Times New Roman" w:cs="Times New Roman"/>
-                <w:sz w:val="24"/>
-                <w:szCs w:val="24"/>
-              </w:rPr>
-              <w:t>Both TRUE</w:t>
-            </w:r>
-          </w:p>
-        </w:tc>
-      </w:tr>
-      <w:tr>
-        <w:trPr>
-          <w:trHeight w:val="435"/>
-        </w:trPr>
-        <w:tc>
-          <w:tcPr>
-            <w:tcW w:w="0" w:type="auto"/>
-            <w:hideMark/>
-          </w:tcPr>
-          <w:p>
-            <w:pPr>
-              <w:spacing w:line="276" w:lineRule="auto"/>
-              <w:jc w:val="both"/>
-              <w:rPr>
-                <w:rFonts w:ascii="Times New Roman" w:hAnsi="Times New Roman" w:cs="Times New Roman"/>
-                <w:sz w:val="24"/>
-                <w:szCs w:val="24"/>
-              </w:rPr>
-            </w:pPr>
-            <w:r>
-              <w:rPr>
-                <w:rFonts w:ascii="Times New Roman" w:hAnsi="Times New Roman" w:cs="Times New Roman"/>
-                <w:sz w:val="24"/>
-                <w:szCs w:val="24"/>
-              </w:rPr>
-              <w:t>TC02</w:t>
-            </w:r>
-          </w:p>
-        </w:tc>
-        <w:tc>
-          <w:tcPr>
-            <w:tcW w:w="0" w:type="auto"/>
-            <w:hideMark/>
-          </w:tcPr>
-          <w:p>
-            <w:pPr>
-              <w:spacing w:line="276" w:lineRule="auto"/>
-              <w:jc w:val="both"/>
-              <w:rPr>
-                <w:rFonts w:ascii="Times New Roman" w:hAnsi="Times New Roman" w:cs="Times New Roman"/>
-                <w:sz w:val="24"/>
-                <w:szCs w:val="24"/>
-              </w:rPr>
-            </w:pPr>
-            <w:r>
-              <w:rPr>
-                <w:rFonts w:ascii="Times New Roman" w:hAnsi="Times New Roman" w:cs="Times New Roman"/>
-                <w:sz w:val="24"/>
-                <w:szCs w:val="24"/>
-              </w:rPr>
-              <w:t>TRUE</w:t>
-            </w:r>
-          </w:p>
-        </w:tc>
-        <w:tc>
-          <w:tcPr>
-            <w:tcW w:w="0" w:type="auto"/>
-            <w:hideMark/>
-          </w:tcPr>
-          <w:p>
-            <w:pPr>
-              <w:spacing w:line="276" w:lineRule="auto"/>
-              <w:jc w:val="both"/>
-              <w:rPr>
-                <w:rFonts w:ascii="Times New Roman" w:hAnsi="Times New Roman" w:cs="Times New Roman"/>
-                <w:sz w:val="24"/>
-                <w:szCs w:val="24"/>
-              </w:rPr>
-            </w:pPr>
-            <w:r>
-              <w:rPr>
-                <w:rFonts w:ascii="Times New Roman" w:hAnsi="Times New Roman" w:cs="Times New Roman"/>
-                <w:sz w:val="24"/>
-                <w:szCs w:val="24"/>
-              </w:rPr>
-              <w:t>FALSE</w:t>
-            </w:r>
-          </w:p>
-        </w:tc>
-        <w:tc>
-          <w:tcPr>
-            <w:tcW w:w="0" w:type="auto"/>
-            <w:hideMark/>
-          </w:tcPr>
-          <w:p>
-            <w:pPr>
-              <w:spacing w:line="276" w:lineRule="auto"/>
-              <w:jc w:val="both"/>
-              <w:rPr>
-                <w:rFonts w:ascii="Times New Roman" w:hAnsi="Times New Roman" w:cs="Times New Roman"/>
-                <w:sz w:val="24"/>
-                <w:szCs w:val="24"/>
-              </w:rPr>
-            </w:pPr>
-            <w:r>
-              <w:rPr>
-                <w:rFonts w:ascii="Times New Roman" w:hAnsi="Times New Roman" w:cs="Times New Roman"/>
-                <w:sz w:val="24"/>
-                <w:szCs w:val="24"/>
-              </w:rPr>
-              <w:t>Unauthorized</w:t>
-            </w:r>
-          </w:p>
-        </w:tc>
-        <w:tc>
-          <w:tcPr>
-            <w:tcW w:w="0" w:type="auto"/>
-            <w:hideMark/>
-          </w:tcPr>
-          <w:p>
-            <w:pPr>
-              <w:spacing w:line="276" w:lineRule="auto"/>
-              <w:jc w:val="both"/>
-              <w:rPr>
-                <w:rFonts w:ascii="Times New Roman" w:hAnsi="Times New Roman" w:cs="Times New Roman"/>
-                <w:sz w:val="24"/>
-                <w:szCs w:val="24"/>
-              </w:rPr>
-            </w:pPr>
-            <w:r>
-              <w:rPr>
-                <w:rFonts w:ascii="Times New Roman" w:hAnsi="Times New Roman" w:cs="Times New Roman"/>
-                <w:sz w:val="24"/>
-                <w:szCs w:val="24"/>
-              </w:rPr>
-              <w:t>First TRUE</w:t>
-            </w:r>
-          </w:p>
-        </w:tc>
-      </w:tr>
-      <w:tr>
-        <w:trPr>
-          <w:trHeight w:val="412"/>
-        </w:trPr>
-        <w:tc>
-          <w:tcPr>
-            <w:tcW w:w="0" w:type="auto"/>
-            <w:hideMark/>
-          </w:tcPr>
-          <w:p>
-            <w:pPr>
-              <w:spacing w:line="276" w:lineRule="auto"/>
-              <w:jc w:val="both"/>
-              <w:rPr>
-                <w:rFonts w:ascii="Times New Roman" w:hAnsi="Times New Roman" w:cs="Times New Roman"/>
-                <w:sz w:val="24"/>
-                <w:szCs w:val="24"/>
-              </w:rPr>
-            </w:pPr>
-            <w:r>
-              <w:rPr>
-                <w:rFonts w:ascii="Times New Roman" w:hAnsi="Times New Roman" w:cs="Times New Roman"/>
-                <w:sz w:val="24"/>
-                <w:szCs w:val="24"/>
-              </w:rPr>
-              <w:t>TC03</w:t>
-            </w:r>
-          </w:p>
-        </w:tc>
-        <w:tc>
-          <w:tcPr>
-            <w:tcW w:w="0" w:type="auto"/>
-            <w:hideMark/>
-          </w:tcPr>
-          <w:p>
-            <w:pPr>
-              <w:spacing w:line="276" w:lineRule="auto"/>
-              <w:jc w:val="both"/>
-              <w:rPr>
-                <w:rFonts w:ascii="Times New Roman" w:hAnsi="Times New Roman" w:cs="Times New Roman"/>
-                <w:sz w:val="24"/>
-                <w:szCs w:val="24"/>
-              </w:rPr>
-            </w:pPr>
-            <w:r>
-              <w:rPr>
-                <w:rFonts w:ascii="Times New Roman" w:hAnsi="Times New Roman" w:cs="Times New Roman"/>
-                <w:sz w:val="24"/>
-                <w:szCs w:val="24"/>
-              </w:rPr>
-              <w:t>FALSE</w:t>
-            </w:r>
-          </w:p>
-        </w:tc>
-        <w:tc>
-          <w:tcPr>
-            <w:tcW w:w="0" w:type="auto"/>
-            <w:hideMark/>
-          </w:tcPr>
-          <w:p>
-            <w:pPr>
-              <w:spacing w:line="276" w:lineRule="auto"/>
-              <w:jc w:val="both"/>
-              <w:rPr>
-                <w:rFonts w:ascii="Times New Roman" w:hAnsi="Times New Roman" w:cs="Times New Roman"/>
-                <w:sz w:val="24"/>
-                <w:szCs w:val="24"/>
-              </w:rPr>
-            </w:pPr>
-            <w:r>
-              <w:rPr>
-                <w:rFonts w:ascii="Times New Roman" w:hAnsi="Times New Roman" w:cs="Times New Roman"/>
-                <w:sz w:val="24"/>
-                <w:szCs w:val="24"/>
-              </w:rPr>
-              <w:t>TRUE</w:t>
-            </w:r>
-          </w:p>
-        </w:tc>
-        <w:tc>
-          <w:tcPr>
-            <w:tcW w:w="0" w:type="auto"/>
-            <w:hideMark/>
-          </w:tcPr>
-          <w:p>
-            <w:pPr>
-              <w:spacing w:line="276" w:lineRule="auto"/>
-              <w:jc w:val="both"/>
-              <w:rPr>
-                <w:rFonts w:ascii="Times New Roman" w:hAnsi="Times New Roman" w:cs="Times New Roman"/>
-                <w:sz w:val="24"/>
-                <w:szCs w:val="24"/>
-              </w:rPr>
-            </w:pPr>
-            <w:r>
-              <w:rPr>
-                <w:rFonts w:ascii="Times New Roman" w:hAnsi="Times New Roman" w:cs="Times New Roman"/>
-                <w:sz w:val="24"/>
-                <w:szCs w:val="24"/>
-              </w:rPr>
-              <w:t>Unauthorized</w:t>
-            </w:r>
-          </w:p>
-        </w:tc>
-        <w:tc>
-          <w:tcPr>
-            <w:tcW w:w="0" w:type="auto"/>
-            <w:hideMark/>
-          </w:tcPr>
-          <w:p>
-            <w:pPr>
-              <w:spacing w:line="276" w:lineRule="auto"/>
-              <w:jc w:val="both"/>
-              <w:rPr>
-                <w:rFonts w:ascii="Times New Roman" w:hAnsi="Times New Roman" w:cs="Times New Roman"/>
-                <w:sz w:val="24"/>
-                <w:szCs w:val="24"/>
-              </w:rPr>
-            </w:pPr>
-            <w:r>
-              <w:rPr>
-                <w:rFonts w:ascii="Times New Roman" w:hAnsi="Times New Roman" w:cs="Times New Roman"/>
-                <w:sz w:val="24"/>
-                <w:szCs w:val="24"/>
-              </w:rPr>
-              <w:t>Second TRUE</w:t>
-            </w:r>
-          </w:p>
-        </w:tc>
-      </w:tr>
-      <w:tr>
-        <w:trPr>
-          <w:trHeight w:val="412"/>
-        </w:trPr>
-        <w:tc>
-          <w:tcPr>
-            <w:tcW w:w="0" w:type="auto"/>
-            <w:hideMark/>
-          </w:tcPr>
-          <w:p>
-            <w:pPr>
-              <w:spacing w:line="276" w:lineRule="auto"/>
-              <w:jc w:val="both"/>
-              <w:rPr>
-                <w:rFonts w:ascii="Times New Roman" w:hAnsi="Times New Roman" w:cs="Times New Roman"/>
-                <w:sz w:val="24"/>
-                <w:szCs w:val="24"/>
-              </w:rPr>
-            </w:pPr>
-            <w:r>
-              <w:rPr>
-                <w:rFonts w:ascii="Times New Roman" w:hAnsi="Times New Roman" w:cs="Times New Roman"/>
-                <w:sz w:val="24"/>
-                <w:szCs w:val="24"/>
-              </w:rPr>
-              <w:lastRenderedPageBreak/>
-              <w:t>TC04</w:t>
-            </w:r>
-          </w:p>
-        </w:tc>
-        <w:tc>
-          <w:tcPr>
-            <w:tcW w:w="0" w:type="auto"/>
-            <w:hideMark/>
-          </w:tcPr>
-          <w:p>
-            <w:pPr>
-              <w:spacing w:line="276" w:lineRule="auto"/>
-              <w:jc w:val="both"/>
-              <w:rPr>
-                <w:rFonts w:ascii="Times New Roman" w:hAnsi="Times New Roman" w:cs="Times New Roman"/>
-                <w:sz w:val="24"/>
-                <w:szCs w:val="24"/>
-              </w:rPr>
-            </w:pPr>
-            <w:r>
-              <w:rPr>
-                <w:rFonts w:ascii="Times New Roman" w:hAnsi="Times New Roman" w:cs="Times New Roman"/>
-                <w:sz w:val="24"/>
-                <w:szCs w:val="24"/>
-              </w:rPr>
-              <w:t>FALSE</w:t>
-            </w:r>
-          </w:p>
-        </w:tc>
-        <w:tc>
-          <w:tcPr>
-            <w:tcW w:w="0" w:type="auto"/>
-            <w:hideMark/>
-          </w:tcPr>
-          <w:p>
-            <w:pPr>
-              <w:spacing w:line="276" w:lineRule="auto"/>
-              <w:jc w:val="both"/>
-              <w:rPr>
-                <w:rFonts w:ascii="Times New Roman" w:hAnsi="Times New Roman" w:cs="Times New Roman"/>
-                <w:sz w:val="24"/>
-                <w:szCs w:val="24"/>
-              </w:rPr>
-            </w:pPr>
-            <w:r>
-              <w:rPr>
-                <w:rFonts w:ascii="Times New Roman" w:hAnsi="Times New Roman" w:cs="Times New Roman"/>
-                <w:sz w:val="24"/>
-                <w:szCs w:val="24"/>
-              </w:rPr>
-              <w:t>FALSE</w:t>
-            </w:r>
-          </w:p>
-        </w:tc>
-        <w:tc>
-          <w:tcPr>
-            <w:tcW w:w="0" w:type="auto"/>
-            <w:hideMark/>
-          </w:tcPr>
-          <w:p>
-            <w:pPr>
-              <w:spacing w:line="276" w:lineRule="auto"/>
-              <w:jc w:val="both"/>
-              <w:rPr>
-                <w:rFonts w:ascii="Times New Roman" w:hAnsi="Times New Roman" w:cs="Times New Roman"/>
-                <w:sz w:val="24"/>
-                <w:szCs w:val="24"/>
-              </w:rPr>
-            </w:pPr>
-            <w:r>
-              <w:rPr>
-                <w:rFonts w:ascii="Times New Roman" w:hAnsi="Times New Roman" w:cs="Times New Roman"/>
-                <w:sz w:val="24"/>
-                <w:szCs w:val="24"/>
-              </w:rPr>
-              <w:t>Unauthorized</w:t>
-            </w:r>
-          </w:p>
-        </w:tc>
-        <w:tc>
-          <w:tcPr>
-            <w:tcW w:w="0" w:type="auto"/>
-            <w:hideMark/>
-          </w:tcPr>
-          <w:p>
-            <w:pPr>
-              <w:spacing w:line="276" w:lineRule="auto"/>
-              <w:jc w:val="both"/>
-              <w:rPr>
-                <w:rFonts w:ascii="Times New Roman" w:hAnsi="Times New Roman" w:cs="Times New Roman"/>
-                <w:sz w:val="24"/>
-                <w:szCs w:val="24"/>
-              </w:rPr>
-            </w:pPr>
-            <w:r>
-              <w:rPr>
-                <w:rFonts w:ascii="Times New Roman" w:hAnsi="Times New Roman" w:cs="Times New Roman"/>
-                <w:sz w:val="24"/>
-                <w:szCs w:val="24"/>
-              </w:rPr>
-              <w:t>Both FALSE</w:t>
-            </w:r>
-          </w:p>
-        </w:tc>
-      </w:tr>
-    </w:tbl>
     <w:p>
       <w:pPr>
         <w:spacing w:line="276" w:lineRule="auto"/>
         <w:jc w:val="both"/>
         <w:rPr>
           <w:rFonts w:ascii="Times New Roman" w:hAnsi="Times New Roman" w:cs="Times New Roman"/>
+          <w:sz w:val="24"/>
+          <w:szCs w:val="24"/>
+        </w:rPr>
+      </w:pPr>
+      <w:proofErr w:type="spellStart"/>
+      <w:proofErr w:type="gramStart"/>
+      <w:r>
+        <w:rPr>
+          <w:rFonts w:ascii="Times New Roman" w:hAnsi="Times New Roman" w:cs="Times New Roman"/>
+          <w:sz w:val="24"/>
+          <w:szCs w:val="24"/>
+        </w:rPr>
+        <w:t>services.forEach</w:t>
+      </w:r>
+      <w:proofErr w:type="spellEnd"/>
+      <w:proofErr w:type="gramEnd"/>
+      <w:r>
+        <w:rPr>
+          <w:rFonts w:ascii="Times New Roman" w:hAnsi="Times New Roman" w:cs="Times New Roman"/>
+          <w:sz w:val="24"/>
+          <w:szCs w:val="24"/>
+        </w:rPr>
+        <w:t>(service =&gt; {</w:t>
+      </w:r>
+    </w:p>
+    <w:p>
+      <w:pPr>
+        <w:spacing w:line="276" w:lineRule="auto"/>
+        <w:jc w:val="both"/>
+        <w:rPr>
+          <w:rFonts w:ascii="Times New Roman" w:hAnsi="Times New Roman" w:cs="Times New Roman"/>
+          <w:sz w:val="24"/>
+          <w:szCs w:val="24"/>
+        </w:rPr>
+      </w:pPr>
+      <w:r>
+        <w:rPr>
+          <w:rFonts w:ascii="Times New Roman" w:hAnsi="Times New Roman" w:cs="Times New Roman"/>
+          <w:sz w:val="24"/>
+          <w:szCs w:val="24"/>
+        </w:rPr>
+        <w:lastRenderedPageBreak/>
+        <w:t xml:space="preserve">   display(service);</w:t>
+      </w:r>
+    </w:p>
+    <w:p>
+      <w:pPr>
+        <w:spacing w:line="276" w:lineRule="auto"/>
+        <w:jc w:val="both"/>
+        <w:rPr>
+          <w:rFonts w:ascii="Times New Roman" w:hAnsi="Times New Roman" w:cs="Times New Roman"/>
+          <w:sz w:val="24"/>
+          <w:szCs w:val="24"/>
+        </w:rPr>
+      </w:pPr>
+      <w:r>
+        <w:rPr>
+          <w:rFonts w:ascii="Times New Roman" w:hAnsi="Times New Roman" w:cs="Times New Roman"/>
+          <w:sz w:val="24"/>
+          <w:szCs w:val="24"/>
+        </w:rPr>
+        <w:t>});</w:t>
+      </w:r>
+    </w:p>
+    <w:p>
+      <w:pPr>
+        <w:spacing w:line="276" w:lineRule="auto"/>
+        <w:jc w:val="both"/>
+        <w:rPr>
+          <w:rFonts w:ascii="Times New Roman" w:hAnsi="Times New Roman" w:cs="Times New Roman"/>
           <w:b/>
           <w:bCs/>
           <w:sz w:val="24"/>
           <w:szCs w:val="24"/>
         </w:rPr>
       </w:pPr>
-    </w:p>
-    <w:p>
-      <w:pPr>
-        <w:spacing w:line="276" w:lineRule="auto"/>
-        <w:jc w:val="both"/>
-        <w:rPr>
-          <w:rFonts w:ascii="Times New Roman" w:hAnsi="Times New Roman" w:cs="Times New Roman"/>
-          <w:sz w:val="24"/>
-          <w:szCs w:val="24"/>
-        </w:rPr>
-      </w:pPr>
       <w:r>
         <w:rPr>
           <w:rFonts w:ascii="Times New Roman" w:hAnsi="Times New Roman" w:cs="Times New Roman"/>
@@ -13119,992 +13214,6 @@
           <w:sz w:val="24"/>
           <w:szCs w:val="24"/>
         </w:rPr>
-        <w:t>7. Role Update Condition Coverage</w:t>
-      </w:r>
-    </w:p>
-    <w:p>
-      <w:pPr>
-        <w:spacing w:line="276" w:lineRule="auto"/>
-        <w:jc w:val="both"/>
-        <w:rPr>
-          <w:rFonts w:ascii="Times New Roman" w:hAnsi="Times New Roman" w:cs="Times New Roman"/>
-          <w:b/>
-          <w:bCs/>
-          <w:sz w:val="24"/>
-          <w:szCs w:val="24"/>
-        </w:rPr>
-      </w:pPr>
-      <w:r>
-        <w:rPr>
-          <w:rFonts w:ascii="Times New Roman" w:hAnsi="Times New Roman" w:cs="Times New Roman"/>
-          <w:b/>
-          <w:bCs/>
-          <w:sz w:val="24"/>
-          <w:szCs w:val="24"/>
-        </w:rPr>
-        <w:t>Condition:</w:t>
-      </w:r>
-    </w:p>
-    <w:p>
-      <w:pPr>
-        <w:spacing w:line="276" w:lineRule="auto"/>
-        <w:jc w:val="both"/>
-        <w:rPr>
-          <w:rFonts w:ascii="Times New Roman" w:hAnsi="Times New Roman" w:cs="Times New Roman"/>
-          <w:sz w:val="24"/>
-          <w:szCs w:val="24"/>
-        </w:rPr>
-      </w:pPr>
-      <w:proofErr w:type="gramStart"/>
-      <w:r>
-        <w:rPr>
-          <w:rFonts w:ascii="Times New Roman" w:hAnsi="Times New Roman" w:cs="Times New Roman"/>
-          <w:sz w:val="24"/>
-          <w:szCs w:val="24"/>
-        </w:rPr>
-        <w:t>if(</w:t>
-      </w:r>
-      <w:proofErr w:type="spellStart"/>
-      <w:proofErr w:type="gramEnd"/>
-      <w:r>
-        <w:rPr>
-          <w:rFonts w:ascii="Times New Roman" w:hAnsi="Times New Roman" w:cs="Times New Roman"/>
-          <w:sz w:val="24"/>
-          <w:szCs w:val="24"/>
-        </w:rPr>
-        <w:t>userExists</w:t>
-      </w:r>
-      <w:proofErr w:type="spellEnd"/>
-      <w:r>
-        <w:rPr>
-          <w:rFonts w:ascii="Times New Roman" w:hAnsi="Times New Roman" w:cs="Times New Roman"/>
-          <w:sz w:val="24"/>
-          <w:szCs w:val="24"/>
-        </w:rPr>
-        <w:t xml:space="preserve"> &amp;&amp; </w:t>
-      </w:r>
-      <w:proofErr w:type="spellStart"/>
-      <w:r>
-        <w:rPr>
-          <w:rFonts w:ascii="Times New Roman" w:hAnsi="Times New Roman" w:cs="Times New Roman"/>
-          <w:sz w:val="24"/>
-          <w:szCs w:val="24"/>
-        </w:rPr>
-        <w:t>roleValid</w:t>
-      </w:r>
-      <w:proofErr w:type="spellEnd"/>
-      <w:r>
-        <w:rPr>
-          <w:rFonts w:ascii="Times New Roman" w:hAnsi="Times New Roman" w:cs="Times New Roman"/>
-          <w:sz w:val="24"/>
-          <w:szCs w:val="24"/>
-        </w:rPr>
-        <w:t>)</w:t>
-      </w:r>
-    </w:p>
-    <w:tbl>
-      <w:tblPr>
-        <w:tblStyle w:val="TableGrid"/>
-        <w:tblW w:w="7901" w:type="dxa"/>
-        <w:tblLook w:val="04A0" w:firstRow="1" w:lastRow="0" w:firstColumn="1" w:lastColumn="0" w:noHBand="0" w:noVBand="1"/>
-      </w:tblPr>
-      <w:tblGrid>
-        <w:gridCol w:w="930"/>
-        <w:gridCol w:w="1389"/>
-        <w:gridCol w:w="1295"/>
-        <w:gridCol w:w="1990"/>
-        <w:gridCol w:w="2297"/>
-      </w:tblGrid>
-      <w:tr>
-        <w:trPr>
-          <w:trHeight w:val="524"/>
-        </w:trPr>
-        <w:tc>
-          <w:tcPr>
-            <w:tcW w:w="0" w:type="auto"/>
-            <w:hideMark/>
-          </w:tcPr>
-          <w:p>
-            <w:pPr>
-              <w:spacing w:line="276" w:lineRule="auto"/>
-              <w:jc w:val="both"/>
-              <w:rPr>
-                <w:rFonts w:ascii="Times New Roman" w:hAnsi="Times New Roman" w:cs="Times New Roman"/>
-                <w:b/>
-                <w:bCs/>
-                <w:sz w:val="24"/>
-                <w:szCs w:val="24"/>
-              </w:rPr>
-            </w:pPr>
-            <w:r>
-              <w:rPr>
-                <w:rFonts w:ascii="Times New Roman" w:hAnsi="Times New Roman" w:cs="Times New Roman"/>
-                <w:b/>
-                <w:bCs/>
-                <w:sz w:val="24"/>
-                <w:szCs w:val="24"/>
-              </w:rPr>
-              <w:t>TC ID</w:t>
-            </w:r>
-          </w:p>
-        </w:tc>
-        <w:tc>
-          <w:tcPr>
-            <w:tcW w:w="0" w:type="auto"/>
-            <w:hideMark/>
-          </w:tcPr>
-          <w:p>
-            <w:pPr>
-              <w:spacing w:line="276" w:lineRule="auto"/>
-              <w:jc w:val="both"/>
-              <w:rPr>
-                <w:rFonts w:ascii="Times New Roman" w:hAnsi="Times New Roman" w:cs="Times New Roman"/>
-                <w:b/>
-                <w:bCs/>
-                <w:sz w:val="24"/>
-                <w:szCs w:val="24"/>
-              </w:rPr>
-            </w:pPr>
-            <w:proofErr w:type="spellStart"/>
-            <w:r>
-              <w:rPr>
-                <w:rFonts w:ascii="Times New Roman" w:hAnsi="Times New Roman" w:cs="Times New Roman"/>
-                <w:b/>
-                <w:bCs/>
-                <w:sz w:val="24"/>
-                <w:szCs w:val="24"/>
-              </w:rPr>
-              <w:t>UserExists</w:t>
-            </w:r>
-            <w:proofErr w:type="spellEnd"/>
-          </w:p>
-        </w:tc>
-        <w:tc>
-          <w:tcPr>
-            <w:tcW w:w="0" w:type="auto"/>
-            <w:hideMark/>
-          </w:tcPr>
-          <w:p>
-            <w:pPr>
-              <w:spacing w:line="276" w:lineRule="auto"/>
-              <w:jc w:val="both"/>
-              <w:rPr>
-                <w:rFonts w:ascii="Times New Roman" w:hAnsi="Times New Roman" w:cs="Times New Roman"/>
-                <w:b/>
-                <w:bCs/>
-                <w:sz w:val="24"/>
-                <w:szCs w:val="24"/>
-              </w:rPr>
-            </w:pPr>
-            <w:proofErr w:type="spellStart"/>
-            <w:r>
-              <w:rPr>
-                <w:rFonts w:ascii="Times New Roman" w:hAnsi="Times New Roman" w:cs="Times New Roman"/>
-                <w:b/>
-                <w:bCs/>
-                <w:sz w:val="24"/>
-                <w:szCs w:val="24"/>
-              </w:rPr>
-              <w:t>RoleValid</w:t>
-            </w:r>
-            <w:proofErr w:type="spellEnd"/>
-          </w:p>
-        </w:tc>
-        <w:tc>
-          <w:tcPr>
-            <w:tcW w:w="0" w:type="auto"/>
-            <w:hideMark/>
-          </w:tcPr>
-          <w:p>
-            <w:pPr>
-              <w:spacing w:line="276" w:lineRule="auto"/>
-              <w:jc w:val="both"/>
-              <w:rPr>
-                <w:rFonts w:ascii="Times New Roman" w:hAnsi="Times New Roman" w:cs="Times New Roman"/>
-                <w:b/>
-                <w:bCs/>
-                <w:sz w:val="24"/>
-                <w:szCs w:val="24"/>
-              </w:rPr>
-            </w:pPr>
-            <w:r>
-              <w:rPr>
-                <w:rFonts w:ascii="Times New Roman" w:hAnsi="Times New Roman" w:cs="Times New Roman"/>
-                <w:b/>
-                <w:bCs/>
-                <w:sz w:val="24"/>
-                <w:szCs w:val="24"/>
-              </w:rPr>
-              <w:t>Expected Result</w:t>
-            </w:r>
-          </w:p>
-        </w:tc>
-        <w:tc>
-          <w:tcPr>
-            <w:tcW w:w="0" w:type="auto"/>
-            <w:hideMark/>
-          </w:tcPr>
-          <w:p>
-            <w:pPr>
-              <w:spacing w:line="276" w:lineRule="auto"/>
-              <w:jc w:val="both"/>
-              <w:rPr>
-                <w:rFonts w:ascii="Times New Roman" w:hAnsi="Times New Roman" w:cs="Times New Roman"/>
-                <w:b/>
-                <w:bCs/>
-                <w:sz w:val="24"/>
-                <w:szCs w:val="24"/>
-              </w:rPr>
-            </w:pPr>
-            <w:r>
-              <w:rPr>
-                <w:rFonts w:ascii="Times New Roman" w:hAnsi="Times New Roman" w:cs="Times New Roman"/>
-                <w:b/>
-                <w:bCs/>
-                <w:sz w:val="24"/>
-                <w:szCs w:val="24"/>
-              </w:rPr>
-              <w:t>Condition Covered</w:t>
-            </w:r>
-          </w:p>
-        </w:tc>
-      </w:tr>
-      <w:tr>
-        <w:trPr>
-          <w:trHeight w:val="496"/>
-        </w:trPr>
-        <w:tc>
-          <w:tcPr>
-            <w:tcW w:w="0" w:type="auto"/>
-            <w:hideMark/>
-          </w:tcPr>
-          <w:p>
-            <w:pPr>
-              <w:spacing w:line="276" w:lineRule="auto"/>
-              <w:jc w:val="both"/>
-              <w:rPr>
-                <w:rFonts w:ascii="Times New Roman" w:hAnsi="Times New Roman" w:cs="Times New Roman"/>
-                <w:sz w:val="24"/>
-                <w:szCs w:val="24"/>
-              </w:rPr>
-            </w:pPr>
-            <w:r>
-              <w:rPr>
-                <w:rFonts w:ascii="Times New Roman" w:hAnsi="Times New Roman" w:cs="Times New Roman"/>
-                <w:sz w:val="24"/>
-                <w:szCs w:val="24"/>
-              </w:rPr>
-              <w:t>TC01</w:t>
-            </w:r>
-          </w:p>
-        </w:tc>
-        <w:tc>
-          <w:tcPr>
-            <w:tcW w:w="0" w:type="auto"/>
-            <w:hideMark/>
-          </w:tcPr>
-          <w:p>
-            <w:pPr>
-              <w:spacing w:line="276" w:lineRule="auto"/>
-              <w:jc w:val="both"/>
-              <w:rPr>
-                <w:rFonts w:ascii="Times New Roman" w:hAnsi="Times New Roman" w:cs="Times New Roman"/>
-                <w:sz w:val="24"/>
-                <w:szCs w:val="24"/>
-              </w:rPr>
-            </w:pPr>
-            <w:r>
-              <w:rPr>
-                <w:rFonts w:ascii="Times New Roman" w:hAnsi="Times New Roman" w:cs="Times New Roman"/>
-                <w:sz w:val="24"/>
-                <w:szCs w:val="24"/>
-              </w:rPr>
-              <w:t>TRUE</w:t>
-            </w:r>
-          </w:p>
-        </w:tc>
-        <w:tc>
-          <w:tcPr>
-            <w:tcW w:w="0" w:type="auto"/>
-            <w:hideMark/>
-          </w:tcPr>
-          <w:p>
-            <w:pPr>
-              <w:spacing w:line="276" w:lineRule="auto"/>
-              <w:jc w:val="both"/>
-              <w:rPr>
-                <w:rFonts w:ascii="Times New Roman" w:hAnsi="Times New Roman" w:cs="Times New Roman"/>
-                <w:sz w:val="24"/>
-                <w:szCs w:val="24"/>
-              </w:rPr>
-            </w:pPr>
-            <w:r>
-              <w:rPr>
-                <w:rFonts w:ascii="Times New Roman" w:hAnsi="Times New Roman" w:cs="Times New Roman"/>
-                <w:sz w:val="24"/>
-                <w:szCs w:val="24"/>
-              </w:rPr>
-              <w:t>TRUE</w:t>
-            </w:r>
-          </w:p>
-        </w:tc>
-        <w:tc>
-          <w:tcPr>
-            <w:tcW w:w="0" w:type="auto"/>
-            <w:hideMark/>
-          </w:tcPr>
-          <w:p>
-            <w:pPr>
-              <w:spacing w:line="276" w:lineRule="auto"/>
-              <w:jc w:val="both"/>
-              <w:rPr>
-                <w:rFonts w:ascii="Times New Roman" w:hAnsi="Times New Roman" w:cs="Times New Roman"/>
-                <w:sz w:val="24"/>
-                <w:szCs w:val="24"/>
-              </w:rPr>
-            </w:pPr>
-            <w:r>
-              <w:rPr>
-                <w:rFonts w:ascii="Times New Roman" w:hAnsi="Times New Roman" w:cs="Times New Roman"/>
-                <w:sz w:val="24"/>
-                <w:szCs w:val="24"/>
-              </w:rPr>
-              <w:t>Role updated</w:t>
-            </w:r>
-          </w:p>
-        </w:tc>
-        <w:tc>
-          <w:tcPr>
-            <w:tcW w:w="0" w:type="auto"/>
-            <w:hideMark/>
-          </w:tcPr>
-          <w:p>
-            <w:pPr>
-              <w:spacing w:line="276" w:lineRule="auto"/>
-              <w:jc w:val="both"/>
-              <w:rPr>
-                <w:rFonts w:ascii="Times New Roman" w:hAnsi="Times New Roman" w:cs="Times New Roman"/>
-                <w:sz w:val="24"/>
-                <w:szCs w:val="24"/>
-              </w:rPr>
-            </w:pPr>
-            <w:r>
-              <w:rPr>
-                <w:rFonts w:ascii="Times New Roman" w:hAnsi="Times New Roman" w:cs="Times New Roman"/>
-                <w:sz w:val="24"/>
-                <w:szCs w:val="24"/>
-              </w:rPr>
-              <w:t>Both TRUE</w:t>
-            </w:r>
-          </w:p>
-        </w:tc>
-      </w:tr>
-      <w:tr>
-        <w:trPr>
-          <w:trHeight w:val="524"/>
-        </w:trPr>
-        <w:tc>
-          <w:tcPr>
-            <w:tcW w:w="0" w:type="auto"/>
-            <w:hideMark/>
-          </w:tcPr>
-          <w:p>
-            <w:pPr>
-              <w:spacing w:line="276" w:lineRule="auto"/>
-              <w:jc w:val="both"/>
-              <w:rPr>
-                <w:rFonts w:ascii="Times New Roman" w:hAnsi="Times New Roman" w:cs="Times New Roman"/>
-                <w:sz w:val="24"/>
-                <w:szCs w:val="24"/>
-              </w:rPr>
-            </w:pPr>
-            <w:r>
-              <w:rPr>
-                <w:rFonts w:ascii="Times New Roman" w:hAnsi="Times New Roman" w:cs="Times New Roman"/>
-                <w:sz w:val="24"/>
-                <w:szCs w:val="24"/>
-              </w:rPr>
-              <w:t>TC02</w:t>
-            </w:r>
-          </w:p>
-        </w:tc>
-        <w:tc>
-          <w:tcPr>
-            <w:tcW w:w="0" w:type="auto"/>
-            <w:hideMark/>
-          </w:tcPr>
-          <w:p>
-            <w:pPr>
-              <w:spacing w:line="276" w:lineRule="auto"/>
-              <w:jc w:val="both"/>
-              <w:rPr>
-                <w:rFonts w:ascii="Times New Roman" w:hAnsi="Times New Roman" w:cs="Times New Roman"/>
-                <w:sz w:val="24"/>
-                <w:szCs w:val="24"/>
-              </w:rPr>
-            </w:pPr>
-            <w:r>
-              <w:rPr>
-                <w:rFonts w:ascii="Times New Roman" w:hAnsi="Times New Roman" w:cs="Times New Roman"/>
-                <w:sz w:val="24"/>
-                <w:szCs w:val="24"/>
-              </w:rPr>
-              <w:t>TRUE</w:t>
-            </w:r>
-          </w:p>
-        </w:tc>
-        <w:tc>
-          <w:tcPr>
-            <w:tcW w:w="0" w:type="auto"/>
-            <w:hideMark/>
-          </w:tcPr>
-          <w:p>
-            <w:pPr>
-              <w:spacing w:line="276" w:lineRule="auto"/>
-              <w:jc w:val="both"/>
-              <w:rPr>
-                <w:rFonts w:ascii="Times New Roman" w:hAnsi="Times New Roman" w:cs="Times New Roman"/>
-                <w:sz w:val="24"/>
-                <w:szCs w:val="24"/>
-              </w:rPr>
-            </w:pPr>
-            <w:r>
-              <w:rPr>
-                <w:rFonts w:ascii="Times New Roman" w:hAnsi="Times New Roman" w:cs="Times New Roman"/>
-                <w:sz w:val="24"/>
-                <w:szCs w:val="24"/>
-              </w:rPr>
-              <w:t>FALSE</w:t>
-            </w:r>
-          </w:p>
-        </w:tc>
-        <w:tc>
-          <w:tcPr>
-            <w:tcW w:w="0" w:type="auto"/>
-            <w:hideMark/>
-          </w:tcPr>
-          <w:p>
-            <w:pPr>
-              <w:spacing w:line="276" w:lineRule="auto"/>
-              <w:jc w:val="both"/>
-              <w:rPr>
-                <w:rFonts w:ascii="Times New Roman" w:hAnsi="Times New Roman" w:cs="Times New Roman"/>
-                <w:sz w:val="24"/>
-                <w:szCs w:val="24"/>
-              </w:rPr>
-            </w:pPr>
-            <w:r>
-              <w:rPr>
-                <w:rFonts w:ascii="Times New Roman" w:hAnsi="Times New Roman" w:cs="Times New Roman"/>
-                <w:sz w:val="24"/>
-                <w:szCs w:val="24"/>
-              </w:rPr>
-              <w:t>Invalid role</w:t>
-            </w:r>
-          </w:p>
-        </w:tc>
-        <w:tc>
-          <w:tcPr>
-            <w:tcW w:w="0" w:type="auto"/>
-            <w:hideMark/>
-          </w:tcPr>
-          <w:p>
-            <w:pPr>
-              <w:spacing w:line="276" w:lineRule="auto"/>
-              <w:jc w:val="both"/>
-              <w:rPr>
-                <w:rFonts w:ascii="Times New Roman" w:hAnsi="Times New Roman" w:cs="Times New Roman"/>
-                <w:sz w:val="24"/>
-                <w:szCs w:val="24"/>
-              </w:rPr>
-            </w:pPr>
-            <w:r>
-              <w:rPr>
-                <w:rFonts w:ascii="Times New Roman" w:hAnsi="Times New Roman" w:cs="Times New Roman"/>
-                <w:sz w:val="24"/>
-                <w:szCs w:val="24"/>
-              </w:rPr>
-              <w:t>First TRUE</w:t>
-            </w:r>
-          </w:p>
-        </w:tc>
-      </w:tr>
-      <w:tr>
-        <w:trPr>
-          <w:trHeight w:val="496"/>
-        </w:trPr>
-        <w:tc>
-          <w:tcPr>
-            <w:tcW w:w="0" w:type="auto"/>
-            <w:hideMark/>
-          </w:tcPr>
-          <w:p>
-            <w:pPr>
-              <w:spacing w:line="276" w:lineRule="auto"/>
-              <w:jc w:val="both"/>
-              <w:rPr>
-                <w:rFonts w:ascii="Times New Roman" w:hAnsi="Times New Roman" w:cs="Times New Roman"/>
-                <w:sz w:val="24"/>
-                <w:szCs w:val="24"/>
-              </w:rPr>
-            </w:pPr>
-            <w:r>
-              <w:rPr>
-                <w:rFonts w:ascii="Times New Roman" w:hAnsi="Times New Roman" w:cs="Times New Roman"/>
-                <w:sz w:val="24"/>
-                <w:szCs w:val="24"/>
-              </w:rPr>
-              <w:t>TC03</w:t>
-            </w:r>
-          </w:p>
-        </w:tc>
-        <w:tc>
-          <w:tcPr>
-            <w:tcW w:w="0" w:type="auto"/>
-            <w:hideMark/>
-          </w:tcPr>
-          <w:p>
-            <w:pPr>
-              <w:spacing w:line="276" w:lineRule="auto"/>
-              <w:jc w:val="both"/>
-              <w:rPr>
-                <w:rFonts w:ascii="Times New Roman" w:hAnsi="Times New Roman" w:cs="Times New Roman"/>
-                <w:sz w:val="24"/>
-                <w:szCs w:val="24"/>
-              </w:rPr>
-            </w:pPr>
-            <w:r>
-              <w:rPr>
-                <w:rFonts w:ascii="Times New Roman" w:hAnsi="Times New Roman" w:cs="Times New Roman"/>
-                <w:sz w:val="24"/>
-                <w:szCs w:val="24"/>
-              </w:rPr>
-              <w:t>FALSE</w:t>
-            </w:r>
-          </w:p>
-        </w:tc>
-        <w:tc>
-          <w:tcPr>
-            <w:tcW w:w="0" w:type="auto"/>
-            <w:hideMark/>
-          </w:tcPr>
-          <w:p>
-            <w:pPr>
-              <w:spacing w:line="276" w:lineRule="auto"/>
-              <w:jc w:val="both"/>
-              <w:rPr>
-                <w:rFonts w:ascii="Times New Roman" w:hAnsi="Times New Roman" w:cs="Times New Roman"/>
-                <w:sz w:val="24"/>
-                <w:szCs w:val="24"/>
-              </w:rPr>
-            </w:pPr>
-            <w:r>
-              <w:rPr>
-                <w:rFonts w:ascii="Times New Roman" w:hAnsi="Times New Roman" w:cs="Times New Roman"/>
-                <w:sz w:val="24"/>
-                <w:szCs w:val="24"/>
-              </w:rPr>
-              <w:t>TRUE</w:t>
-            </w:r>
-          </w:p>
-        </w:tc>
-        <w:tc>
-          <w:tcPr>
-            <w:tcW w:w="0" w:type="auto"/>
-            <w:hideMark/>
-          </w:tcPr>
-          <w:p>
-            <w:pPr>
-              <w:spacing w:line="276" w:lineRule="auto"/>
-              <w:jc w:val="both"/>
-              <w:rPr>
-                <w:rFonts w:ascii="Times New Roman" w:hAnsi="Times New Roman" w:cs="Times New Roman"/>
-                <w:sz w:val="24"/>
-                <w:szCs w:val="24"/>
-              </w:rPr>
-            </w:pPr>
-            <w:r>
-              <w:rPr>
-                <w:rFonts w:ascii="Times New Roman" w:hAnsi="Times New Roman" w:cs="Times New Roman"/>
-                <w:sz w:val="24"/>
-                <w:szCs w:val="24"/>
-              </w:rPr>
-              <w:t>User not found</w:t>
-            </w:r>
-          </w:p>
-        </w:tc>
-        <w:tc>
-          <w:tcPr>
-            <w:tcW w:w="0" w:type="auto"/>
-            <w:hideMark/>
-          </w:tcPr>
-          <w:p>
-            <w:pPr>
-              <w:spacing w:line="276" w:lineRule="auto"/>
-              <w:jc w:val="both"/>
-              <w:rPr>
-                <w:rFonts w:ascii="Times New Roman" w:hAnsi="Times New Roman" w:cs="Times New Roman"/>
-                <w:sz w:val="24"/>
-                <w:szCs w:val="24"/>
-              </w:rPr>
-            </w:pPr>
-            <w:r>
-              <w:rPr>
-                <w:rFonts w:ascii="Times New Roman" w:hAnsi="Times New Roman" w:cs="Times New Roman"/>
-                <w:sz w:val="24"/>
-                <w:szCs w:val="24"/>
-              </w:rPr>
-              <w:t>Second TRUE</w:t>
-            </w:r>
-          </w:p>
-        </w:tc>
-      </w:tr>
-      <w:tr>
-        <w:trPr>
-          <w:trHeight w:val="496"/>
-        </w:trPr>
-        <w:tc>
-          <w:tcPr>
-            <w:tcW w:w="0" w:type="auto"/>
-            <w:hideMark/>
-          </w:tcPr>
-          <w:p>
-            <w:pPr>
-              <w:spacing w:line="276" w:lineRule="auto"/>
-              <w:jc w:val="both"/>
-              <w:rPr>
-                <w:rFonts w:ascii="Times New Roman" w:hAnsi="Times New Roman" w:cs="Times New Roman"/>
-                <w:sz w:val="24"/>
-                <w:szCs w:val="24"/>
-              </w:rPr>
-            </w:pPr>
-            <w:r>
-              <w:rPr>
-                <w:rFonts w:ascii="Times New Roman" w:hAnsi="Times New Roman" w:cs="Times New Roman"/>
-                <w:sz w:val="24"/>
-                <w:szCs w:val="24"/>
-              </w:rPr>
-              <w:t>TC04</w:t>
-            </w:r>
-          </w:p>
-        </w:tc>
-        <w:tc>
-          <w:tcPr>
-            <w:tcW w:w="0" w:type="auto"/>
-            <w:hideMark/>
-          </w:tcPr>
-          <w:p>
-            <w:pPr>
-              <w:spacing w:line="276" w:lineRule="auto"/>
-              <w:jc w:val="both"/>
-              <w:rPr>
-                <w:rFonts w:ascii="Times New Roman" w:hAnsi="Times New Roman" w:cs="Times New Roman"/>
-                <w:sz w:val="24"/>
-                <w:szCs w:val="24"/>
-              </w:rPr>
-            </w:pPr>
-            <w:r>
-              <w:rPr>
-                <w:rFonts w:ascii="Times New Roman" w:hAnsi="Times New Roman" w:cs="Times New Roman"/>
-                <w:sz w:val="24"/>
-                <w:szCs w:val="24"/>
-              </w:rPr>
-              <w:t>FALSE</w:t>
-            </w:r>
-          </w:p>
-        </w:tc>
-        <w:tc>
-          <w:tcPr>
-            <w:tcW w:w="0" w:type="auto"/>
-            <w:hideMark/>
-          </w:tcPr>
-          <w:p>
-            <w:pPr>
-              <w:spacing w:line="276" w:lineRule="auto"/>
-              <w:jc w:val="both"/>
-              <w:rPr>
-                <w:rFonts w:ascii="Times New Roman" w:hAnsi="Times New Roman" w:cs="Times New Roman"/>
-                <w:sz w:val="24"/>
-                <w:szCs w:val="24"/>
-              </w:rPr>
-            </w:pPr>
-            <w:r>
-              <w:rPr>
-                <w:rFonts w:ascii="Times New Roman" w:hAnsi="Times New Roman" w:cs="Times New Roman"/>
-                <w:sz w:val="24"/>
-                <w:szCs w:val="24"/>
-              </w:rPr>
-              <w:t>FALSE</w:t>
-            </w:r>
-          </w:p>
-        </w:tc>
-        <w:tc>
-          <w:tcPr>
-            <w:tcW w:w="0" w:type="auto"/>
-            <w:hideMark/>
-          </w:tcPr>
-          <w:p>
-            <w:pPr>
-              <w:spacing w:line="276" w:lineRule="auto"/>
-              <w:jc w:val="both"/>
-              <w:rPr>
-                <w:rFonts w:ascii="Times New Roman" w:hAnsi="Times New Roman" w:cs="Times New Roman"/>
-                <w:sz w:val="24"/>
-                <w:szCs w:val="24"/>
-              </w:rPr>
-            </w:pPr>
-            <w:r>
-              <w:rPr>
-                <w:rFonts w:ascii="Times New Roman" w:hAnsi="Times New Roman" w:cs="Times New Roman"/>
-                <w:sz w:val="24"/>
-                <w:szCs w:val="24"/>
-              </w:rPr>
-              <w:t>Error</w:t>
-            </w:r>
-          </w:p>
-        </w:tc>
-        <w:tc>
-          <w:tcPr>
-            <w:tcW w:w="0" w:type="auto"/>
-            <w:hideMark/>
-          </w:tcPr>
-          <w:p>
-            <w:pPr>
-              <w:spacing w:line="276" w:lineRule="auto"/>
-              <w:jc w:val="both"/>
-              <w:rPr>
-                <w:rFonts w:ascii="Times New Roman" w:hAnsi="Times New Roman" w:cs="Times New Roman"/>
-                <w:sz w:val="24"/>
-                <w:szCs w:val="24"/>
-              </w:rPr>
-            </w:pPr>
-            <w:r>
-              <w:rPr>
-                <w:rFonts w:ascii="Times New Roman" w:hAnsi="Times New Roman" w:cs="Times New Roman"/>
-                <w:sz w:val="24"/>
-                <w:szCs w:val="24"/>
-              </w:rPr>
-              <w:t>Both FALSE</w:t>
-            </w:r>
-          </w:p>
-        </w:tc>
-      </w:tr>
-    </w:tbl>
-    <w:p>
-      <w:pPr>
-        <w:spacing w:line="276" w:lineRule="auto"/>
-        <w:jc w:val="both"/>
-        <w:rPr>
-          <w:rFonts w:ascii="Times New Roman" w:hAnsi="Times New Roman" w:cs="Times New Roman"/>
-          <w:sz w:val="24"/>
-          <w:szCs w:val="24"/>
-        </w:rPr>
-      </w:pPr>
-    </w:p>
-    <w:p>
-      <w:pPr>
-        <w:spacing w:line="276" w:lineRule="auto"/>
-        <w:jc w:val="both"/>
-        <w:rPr>
-          <w:rFonts w:ascii="Times New Roman" w:hAnsi="Times New Roman" w:cs="Times New Roman"/>
-          <w:sz w:val="24"/>
-          <w:szCs w:val="24"/>
-        </w:rPr>
-      </w:pPr>
-    </w:p>
-    <w:p>
-      <w:pPr>
-        <w:spacing w:line="276" w:lineRule="auto"/>
-        <w:jc w:val="both"/>
-        <w:rPr>
-          <w:rFonts w:ascii="Times New Roman" w:hAnsi="Times New Roman" w:cs="Times New Roman"/>
-          <w:b/>
-          <w:bCs/>
-          <w:sz w:val="24"/>
-          <w:szCs w:val="24"/>
-        </w:rPr>
-      </w:pPr>
-      <w:r>
-        <w:rPr>
-          <w:rFonts w:ascii="Times New Roman" w:hAnsi="Times New Roman" w:cs="Times New Roman"/>
-          <w:b/>
-          <w:bCs/>
-          <w:sz w:val="24"/>
-          <w:szCs w:val="24"/>
-        </w:rPr>
-        <w:t>Loop Testing</w:t>
-      </w:r>
-    </w:p>
-    <w:p>
-      <w:pPr>
-        <w:spacing w:line="276" w:lineRule="auto"/>
-        <w:jc w:val="both"/>
-        <w:rPr>
-          <w:rFonts w:ascii="Times New Roman" w:hAnsi="Times New Roman" w:cs="Times New Roman"/>
-          <w:b/>
-          <w:bCs/>
-          <w:sz w:val="24"/>
-          <w:szCs w:val="24"/>
-        </w:rPr>
-      </w:pPr>
-      <w:r>
-        <w:rPr>
-          <w:rFonts w:ascii="Times New Roman" w:hAnsi="Times New Roman" w:cs="Times New Roman"/>
-          <w:b/>
-          <w:bCs/>
-          <w:sz w:val="24"/>
-          <w:szCs w:val="24"/>
-        </w:rPr>
-        <w:t>1. Service Listing Loop</w:t>
-      </w:r>
-    </w:p>
-    <w:p>
-      <w:pPr>
-        <w:spacing w:line="276" w:lineRule="auto"/>
-        <w:jc w:val="both"/>
-        <w:rPr>
-          <w:rFonts w:ascii="Times New Roman" w:hAnsi="Times New Roman" w:cs="Times New Roman"/>
-          <w:b/>
-          <w:bCs/>
-          <w:sz w:val="24"/>
-          <w:szCs w:val="24"/>
-        </w:rPr>
-      </w:pPr>
-      <w:r>
-        <w:rPr>
-          <w:rFonts w:ascii="Times New Roman" w:hAnsi="Times New Roman" w:cs="Times New Roman"/>
-          <w:b/>
-          <w:bCs/>
-          <w:sz w:val="24"/>
-          <w:szCs w:val="24"/>
-        </w:rPr>
-        <w:t xml:space="preserve">Function: </w:t>
-      </w:r>
-      <w:proofErr w:type="spellStart"/>
-      <w:proofErr w:type="gramStart"/>
-      <w:r>
-        <w:rPr>
-          <w:rFonts w:ascii="Times New Roman" w:hAnsi="Times New Roman" w:cs="Times New Roman"/>
-          <w:b/>
-          <w:bCs/>
-          <w:sz w:val="24"/>
-          <w:szCs w:val="24"/>
-        </w:rPr>
-        <w:t>displayServices</w:t>
-      </w:r>
-      <w:proofErr w:type="spellEnd"/>
-      <w:r>
-        <w:rPr>
-          <w:rFonts w:ascii="Times New Roman" w:hAnsi="Times New Roman" w:cs="Times New Roman"/>
-          <w:b/>
-          <w:bCs/>
-          <w:sz w:val="24"/>
-          <w:szCs w:val="24"/>
-        </w:rPr>
-        <w:t>(</w:t>
-      </w:r>
-      <w:proofErr w:type="gramEnd"/>
-      <w:r>
-        <w:rPr>
-          <w:rFonts w:ascii="Times New Roman" w:hAnsi="Times New Roman" w:cs="Times New Roman"/>
-          <w:b/>
-          <w:bCs/>
-          <w:sz w:val="24"/>
-          <w:szCs w:val="24"/>
-        </w:rPr>
-        <w:t>)</w:t>
-      </w:r>
-    </w:p>
-    <w:p>
-      <w:pPr>
-        <w:spacing w:line="276" w:lineRule="auto"/>
-        <w:jc w:val="both"/>
-        <w:rPr>
-          <w:rFonts w:ascii="Times New Roman" w:hAnsi="Times New Roman" w:cs="Times New Roman"/>
-          <w:sz w:val="24"/>
-          <w:szCs w:val="24"/>
-        </w:rPr>
-      </w:pPr>
-      <w:proofErr w:type="spellStart"/>
-      <w:proofErr w:type="gramStart"/>
-      <w:r>
-        <w:rPr>
-          <w:rFonts w:ascii="Times New Roman" w:hAnsi="Times New Roman" w:cs="Times New Roman"/>
-          <w:sz w:val="24"/>
-          <w:szCs w:val="24"/>
-        </w:rPr>
-        <w:t>services.forEach</w:t>
-      </w:r>
-      <w:proofErr w:type="spellEnd"/>
-      <w:proofErr w:type="gramEnd"/>
-      <w:r>
-        <w:rPr>
-          <w:rFonts w:ascii="Times New Roman" w:hAnsi="Times New Roman" w:cs="Times New Roman"/>
-          <w:sz w:val="24"/>
-          <w:szCs w:val="24"/>
-        </w:rPr>
-        <w:t>(service =&gt; {</w:t>
-      </w:r>
-    </w:p>
-    <w:p>
-      <w:pPr>
-        <w:spacing w:line="276" w:lineRule="auto"/>
-        <w:jc w:val="both"/>
-        <w:rPr>
-          <w:rFonts w:ascii="Times New Roman" w:hAnsi="Times New Roman" w:cs="Times New Roman"/>
-          <w:sz w:val="24"/>
-          <w:szCs w:val="24"/>
-        </w:rPr>
-      </w:pPr>
-      <w:r>
-        <w:rPr>
-          <w:rFonts w:ascii="Times New Roman" w:hAnsi="Times New Roman" w:cs="Times New Roman"/>
-          <w:sz w:val="24"/>
-          <w:szCs w:val="24"/>
-        </w:rPr>
-        <w:t xml:space="preserve">   display(service);</w:t>
-      </w:r>
-    </w:p>
-    <w:p>
-      <w:pPr>
-        <w:spacing w:line="276" w:lineRule="auto"/>
-        <w:jc w:val="both"/>
-        <w:rPr>
-          <w:rFonts w:ascii="Times New Roman" w:hAnsi="Times New Roman" w:cs="Times New Roman"/>
-          <w:sz w:val="24"/>
-          <w:szCs w:val="24"/>
-        </w:rPr>
-      </w:pPr>
-      <w:r>
-        <w:rPr>
-          <w:rFonts w:ascii="Times New Roman" w:hAnsi="Times New Roman" w:cs="Times New Roman"/>
-          <w:sz w:val="24"/>
-          <w:szCs w:val="24"/>
-        </w:rPr>
-        <w:t>});</w:t>
-      </w:r>
-    </w:p>
-    <w:p>
-      <w:pPr>
-        <w:spacing w:line="276" w:lineRule="auto"/>
-        <w:jc w:val="both"/>
-        <w:rPr>
-          <w:rFonts w:ascii="Times New Roman" w:hAnsi="Times New Roman" w:cs="Times New Roman"/>
-          <w:b/>
-          <w:bCs/>
-          <w:sz w:val="24"/>
-          <w:szCs w:val="24"/>
-        </w:rPr>
-      </w:pPr>
-      <w:r>
-        <w:rPr>
-          <w:rFonts w:ascii="Times New Roman" w:hAnsi="Times New Roman" w:cs="Times New Roman"/>
-          <w:b/>
-          <w:bCs/>
-          <w:sz w:val="24"/>
-          <w:szCs w:val="24"/>
-        </w:rPr>
-        <w:lastRenderedPageBreak/>
         <w:t xml:space="preserve">Loop Type: </w:t>
       </w:r>
       <w:proofErr w:type="spellStart"/>
@@ -14831,6 +13940,114 @@
         <w:jc w:val="both"/>
         <w:rPr>
           <w:rFonts w:ascii="Times New Roman" w:hAnsi="Times New Roman" w:cs="Times New Roman"/>
+          <w:sz w:val="24"/>
+          <w:szCs w:val="24"/>
+        </w:rPr>
+      </w:pPr>
+      <w:r>
+        <w:rPr>
+          <w:rFonts w:ascii="Times New Roman" w:hAnsi="Times New Roman" w:cs="Times New Roman"/>
+          <w:sz w:val="24"/>
+          <w:szCs w:val="24"/>
+        </w:rPr>
+        <w:lastRenderedPageBreak/>
+        <w:drawing>
+          <wp:inline distT="0" distB="0" distL="0" distR="0" wp14:anchorId="6C3775AE" wp14:editId="6440E093">
+            <wp:extent cx="8863330" cy="3210560"/>
+            <wp:effectExtent l="0" t="0" r="0" b="8890"/>
+            <wp:docPr id="40" name="Picture 40"/>
+            <wp:cNvGraphicFramePr>
+              <a:graphicFrameLocks xmlns:a="http://schemas.openxmlformats.org/drawingml/2006/main" noChangeAspect="1"/>
+            </wp:cNvGraphicFramePr>
+            <a:graphic xmlns:a="http://schemas.openxmlformats.org/drawingml/2006/main">
+              <a:graphicData uri="http://schemas.openxmlformats.org/drawingml/2006/picture">
+                <pic:pic xmlns:pic="http://schemas.openxmlformats.org/drawingml/2006/picture">
+                  <pic:nvPicPr>
+                    <pic:cNvPr id="1" name=""/>
+                    <pic:cNvPicPr/>
+                  </pic:nvPicPr>
+                  <pic:blipFill>
+                    <a:blip r:embed="rId35"/>
+                    <a:stretch>
+                      <a:fillRect/>
+                    </a:stretch>
+                  </pic:blipFill>
+                  <pic:spPr>
+                    <a:xfrm>
+                      <a:off x="0" y="0"/>
+                      <a:ext cx="8863330" cy="3210560"/>
+                    </a:xfrm>
+                    <a:prstGeom prst="rect">
+                      <a:avLst/>
+                    </a:prstGeom>
+                  </pic:spPr>
+                </pic:pic>
+              </a:graphicData>
+            </a:graphic>
+          </wp:inline>
+        </w:drawing>
+      </w:r>
+      <w:r>
+        <w:rPr>
+          <w:rFonts w:ascii="Times New Roman" w:hAnsi="Times New Roman" w:cs="Times New Roman"/>
+          <w:sz w:val="24"/>
+          <w:szCs w:val="24"/>
+        </w:rPr>
+        <w:lastRenderedPageBreak/>
+        <w:drawing>
+          <wp:inline distT="0" distB="0" distL="0" distR="0" wp14:anchorId="7A07E2B1" wp14:editId="3CBBEDAE">
+            <wp:extent cx="8863330" cy="3471545"/>
+            <wp:effectExtent l="0" t="0" r="0" b="0"/>
+            <wp:docPr id="41" name="Picture 41"/>
+            <wp:cNvGraphicFramePr>
+              <a:graphicFrameLocks xmlns:a="http://schemas.openxmlformats.org/drawingml/2006/main" noChangeAspect="1"/>
+            </wp:cNvGraphicFramePr>
+            <a:graphic xmlns:a="http://schemas.openxmlformats.org/drawingml/2006/main">
+              <a:graphicData uri="http://schemas.openxmlformats.org/drawingml/2006/picture">
+                <pic:pic xmlns:pic="http://schemas.openxmlformats.org/drawingml/2006/picture">
+                  <pic:nvPicPr>
+                    <pic:cNvPr id="1" name=""/>
+                    <pic:cNvPicPr/>
+                  </pic:nvPicPr>
+                  <pic:blipFill>
+                    <a:blip r:embed="rId36"/>
+                    <a:stretch>
+                      <a:fillRect/>
+                    </a:stretch>
+                  </pic:blipFill>
+                  <pic:spPr>
+                    <a:xfrm>
+                      <a:off x="0" y="0"/>
+                      <a:ext cx="8863330" cy="3471545"/>
+                    </a:xfrm>
+                    <a:prstGeom prst="rect">
+                      <a:avLst/>
+                    </a:prstGeom>
+                  </pic:spPr>
+                </pic:pic>
+              </a:graphicData>
+            </a:graphic>
+          </wp:inline>
+        </w:drawing>
+      </w:r>
+    </w:p>
+    <w:p>
+      <w:pPr>
+        <w:spacing w:line="276" w:lineRule="auto"/>
+        <w:jc w:val="both"/>
+        <w:rPr>
+          <w:rFonts w:ascii="Times New Roman" w:hAnsi="Times New Roman" w:cs="Times New Roman"/>
+          <w:sz w:val="24"/>
+          <w:szCs w:val="24"/>
+        </w:rPr>
+      </w:pPr>
+    </w:p>
+    <w:p>
+      <w:pPr>
+        <w:spacing w:line="276" w:lineRule="auto"/>
+        <w:jc w:val="both"/>
+        <w:rPr>
+          <w:rFonts w:ascii="Times New Roman" w:hAnsi="Times New Roman" w:cs="Times New Roman"/>
           <w:b/>
           <w:bCs/>
           <w:sz w:val="24"/>
@@ -15145,6 +14362,7 @@
                 <w:sz w:val="24"/>
                 <w:szCs w:val="24"/>
               </w:rPr>
+              <w:lastRenderedPageBreak/>
               <w:t>Test Case ID</w:t>
             </w:r>
           </w:p>
@@ -15820,6 +15038,124 @@
         <w:jc w:val="both"/>
         <w:rPr>
           <w:rFonts w:ascii="Times New Roman" w:hAnsi="Times New Roman" w:cs="Times New Roman"/>
+          <w:sz w:val="24"/>
+          <w:szCs w:val="24"/>
+        </w:rPr>
+      </w:pPr>
+      <w:r>
+        <w:rPr>
+          <w:rFonts w:ascii="Times New Roman" w:hAnsi="Times New Roman" w:cs="Times New Roman"/>
+          <w:sz w:val="24"/>
+          <w:szCs w:val="24"/>
+        </w:rPr>
+        <w:drawing>
+          <wp:inline distT="0" distB="0" distL="0" distR="0" wp14:anchorId="3C963859" wp14:editId="23D52743">
+            <wp:extent cx="8863330" cy="2628900"/>
+            <wp:effectExtent l="0" t="0" r="0" b="0"/>
+            <wp:docPr id="46" name="Picture 46"/>
+            <wp:cNvGraphicFramePr>
+              <a:graphicFrameLocks xmlns:a="http://schemas.openxmlformats.org/drawingml/2006/main" noChangeAspect="1"/>
+            </wp:cNvGraphicFramePr>
+            <a:graphic xmlns:a="http://schemas.openxmlformats.org/drawingml/2006/main">
+              <a:graphicData uri="http://schemas.openxmlformats.org/drawingml/2006/picture">
+                <pic:pic xmlns:pic="http://schemas.openxmlformats.org/drawingml/2006/picture">
+                  <pic:nvPicPr>
+                    <pic:cNvPr id="1" name=""/>
+                    <pic:cNvPicPr/>
+                  </pic:nvPicPr>
+                  <pic:blipFill>
+                    <a:blip r:embed="rId37"/>
+                    <a:stretch>
+                      <a:fillRect/>
+                    </a:stretch>
+                  </pic:blipFill>
+                  <pic:spPr>
+                    <a:xfrm>
+                      <a:off x="0" y="0"/>
+                      <a:ext cx="8863330" cy="2628900"/>
+                    </a:xfrm>
+                    <a:prstGeom prst="rect">
+                      <a:avLst/>
+                    </a:prstGeom>
+                  </pic:spPr>
+                </pic:pic>
+              </a:graphicData>
+            </a:graphic>
+          </wp:inline>
+        </w:drawing>
+      </w:r>
+    </w:p>
+    <w:p>
+      <w:pPr>
+        <w:spacing w:line="276" w:lineRule="auto"/>
+        <w:jc w:val="both"/>
+        <w:rPr>
+          <w:rFonts w:ascii="Times New Roman" w:hAnsi="Times New Roman" w:cs="Times New Roman"/>
+          <w:sz w:val="24"/>
+          <w:szCs w:val="24"/>
+        </w:rPr>
+      </w:pPr>
+      <w:r>
+        <w:rPr>
+          <w:rFonts w:ascii="Times New Roman" w:hAnsi="Times New Roman" w:cs="Times New Roman"/>
+          <w:sz w:val="24"/>
+          <w:szCs w:val="24"/>
+        </w:rPr>
+        <w:lastRenderedPageBreak/>
+        <w:drawing>
+          <wp:inline distT="0" distB="0" distL="0" distR="0" wp14:anchorId="02B551AF" wp14:editId="31CF4F85">
+            <wp:extent cx="8863330" cy="3439160"/>
+            <wp:effectExtent l="0" t="0" r="0" b="8890"/>
+            <wp:docPr id="43" name="Picture 43"/>
+            <wp:cNvGraphicFramePr>
+              <a:graphicFrameLocks xmlns:a="http://schemas.openxmlformats.org/drawingml/2006/main" noChangeAspect="1"/>
+            </wp:cNvGraphicFramePr>
+            <a:graphic xmlns:a="http://schemas.openxmlformats.org/drawingml/2006/main">
+              <a:graphicData uri="http://schemas.openxmlformats.org/drawingml/2006/picture">
+                <pic:pic xmlns:pic="http://schemas.openxmlformats.org/drawingml/2006/picture">
+                  <pic:nvPicPr>
+                    <pic:cNvPr id="1" name=""/>
+                    <pic:cNvPicPr/>
+                  </pic:nvPicPr>
+                  <pic:blipFill>
+                    <a:blip r:embed="rId38"/>
+                    <a:stretch>
+                      <a:fillRect/>
+                    </a:stretch>
+                  </pic:blipFill>
+                  <pic:spPr>
+                    <a:xfrm>
+                      <a:off x="0" y="0"/>
+                      <a:ext cx="8863330" cy="3439160"/>
+                    </a:xfrm>
+                    <a:prstGeom prst="rect">
+                      <a:avLst/>
+                    </a:prstGeom>
+                  </pic:spPr>
+                </pic:pic>
+              </a:graphicData>
+            </a:graphic>
+          </wp:inline>
+        </w:drawing>
+      </w:r>
+    </w:p>
+    <w:p>
+      <w:pPr>
+        <w:spacing w:line="276" w:lineRule="auto"/>
+        <w:jc w:val="both"/>
+        <w:rPr>
+          <w:rFonts w:ascii="Times New Roman" w:hAnsi="Times New Roman" w:cs="Times New Roman"/>
+          <w:sz w:val="24"/>
+          <w:szCs w:val="24"/>
+        </w:rPr>
+      </w:pPr>
+    </w:p>
+    <w:p>
+      <w:pPr>
+        <w:spacing w:line="276" w:lineRule="auto"/>
+        <w:jc w:val="both"/>
+        <w:rPr>
+          <w:rFonts w:ascii="Times New Roman" w:hAnsi="Times New Roman" w:cs="Times New Roman"/>
           <w:b/>
           <w:bCs/>
           <w:sz w:val="24"/>
@@ -15857,7 +15193,6 @@
           <w:sz w:val="24"/>
           <w:szCs w:val="24"/>
         </w:rPr>
-        <w:lastRenderedPageBreak/>
         <w:t xml:space="preserve">Function: </w:t>
       </w:r>
       <w:proofErr w:type="spellStart"/>
@@ -16019,6 +15354,7 @@
           <w:sz w:val="24"/>
           <w:szCs w:val="24"/>
         </w:rPr>
+        <w:lastRenderedPageBreak/>
         <w:t>Loop Type: While Loop</w:t>
       </w:r>
     </w:p>
@@ -16723,6 +16059,71 @@
         <w:jc w:val="both"/>
         <w:rPr>
           <w:rFonts w:ascii="Times New Roman" w:hAnsi="Times New Roman" w:cs="Times New Roman"/>
+          <w:sz w:val="24"/>
+          <w:szCs w:val="24"/>
+        </w:rPr>
+      </w:pPr>
+      <w:r>
+        <w:rPr>
+          <w:rFonts w:ascii="Times New Roman" w:hAnsi="Times New Roman" w:cs="Times New Roman"/>
+          <w:sz w:val="24"/>
+          <w:szCs w:val="24"/>
+        </w:rPr>
+        <w:lastRenderedPageBreak/>
+        <w:drawing>
+          <wp:inline distT="0" distB="0" distL="0" distR="0" wp14:anchorId="5064F724" wp14:editId="4C69F68C">
+            <wp:extent cx="4810796" cy="4572638"/>
+            <wp:effectExtent l="0" t="0" r="8890" b="0"/>
+            <wp:docPr id="44" name="Picture 44"/>
+            <wp:cNvGraphicFramePr>
+              <a:graphicFrameLocks xmlns:a="http://schemas.openxmlformats.org/drawingml/2006/main" noChangeAspect="1"/>
+            </wp:cNvGraphicFramePr>
+            <a:graphic xmlns:a="http://schemas.openxmlformats.org/drawingml/2006/main">
+              <a:graphicData uri="http://schemas.openxmlformats.org/drawingml/2006/picture">
+                <pic:pic xmlns:pic="http://schemas.openxmlformats.org/drawingml/2006/picture">
+                  <pic:nvPicPr>
+                    <pic:cNvPr id="1" name=""/>
+                    <pic:cNvPicPr/>
+                  </pic:nvPicPr>
+                  <pic:blipFill>
+                    <a:blip r:embed="rId39"/>
+                    <a:stretch>
+                      <a:fillRect/>
+                    </a:stretch>
+                  </pic:blipFill>
+                  <pic:spPr>
+                    <a:xfrm>
+                      <a:off x="0" y="0"/>
+                      <a:ext cx="4810796" cy="4572638"/>
+                    </a:xfrm>
+                    <a:prstGeom prst="rect">
+                      <a:avLst/>
+                    </a:prstGeom>
+                  </pic:spPr>
+                </pic:pic>
+              </a:graphicData>
+            </a:graphic>
+          </wp:inline>
+        </w:drawing>
+      </w:r>
+    </w:p>
+    <w:p>
+      <w:pPr>
+        <w:spacing w:line="276" w:lineRule="auto"/>
+        <w:jc w:val="both"/>
+        <w:rPr>
+          <w:rFonts w:ascii="Times New Roman" w:hAnsi="Times New Roman" w:cs="Times New Roman"/>
+          <w:sz w:val="24"/>
+          <w:szCs w:val="24"/>
+        </w:rPr>
+      </w:pPr>
+    </w:p>
+    <w:p>
+      <w:pPr>
+        <w:spacing w:line="276" w:lineRule="auto"/>
+        <w:jc w:val="both"/>
+        <w:rPr>
+          <w:rFonts w:ascii="Times New Roman" w:hAnsi="Times New Roman" w:cs="Times New Roman"/>
           <w:b/>
           <w:bCs/>
           <w:sz w:val="24"/>
@@ -16817,6 +16218,7 @@
           <w:sz w:val="24"/>
           <w:szCs w:val="24"/>
         </w:rPr>
+        <w:lastRenderedPageBreak/>
         <w:t>Loop Type: For-of Loop</w:t>
       </w:r>
     </w:p>
@@ -17398,7 +16800,6 @@
                 <w:sz w:val="24"/>
                 <w:szCs w:val="24"/>
               </w:rPr>
-              <w:lastRenderedPageBreak/>
               <w:t>LT16</w:t>
             </w:r>
           </w:p>
@@ -17522,21 +16923,147 @@
         <w:jc w:val="both"/>
         <w:rPr>
           <w:rFonts w:ascii="Times New Roman" w:hAnsi="Times New Roman" w:cs="Times New Roman"/>
+          <w:noProof/>
+        </w:rPr>
+      </w:pPr>
+      <w:r>
+        <w:rPr>
+          <w:rFonts w:ascii="Times New Roman" w:hAnsi="Times New Roman" w:cs="Times New Roman"/>
+          <w:sz w:val="24"/>
+          <w:szCs w:val="24"/>
+        </w:rPr>
+        <w:lastRenderedPageBreak/>
+        <w:drawing>
+          <wp:inline distT="0" distB="0" distL="0" distR="0" wp14:anchorId="03C594D8" wp14:editId="5709B988">
+            <wp:extent cx="8863330" cy="3145155"/>
+            <wp:effectExtent l="0" t="0" r="0" b="0"/>
+            <wp:docPr id="47" name="Picture 47"/>
+            <wp:cNvGraphicFramePr>
+              <a:graphicFrameLocks xmlns:a="http://schemas.openxmlformats.org/drawingml/2006/main" noChangeAspect="1"/>
+            </wp:cNvGraphicFramePr>
+            <a:graphic xmlns:a="http://schemas.openxmlformats.org/drawingml/2006/main">
+              <a:graphicData uri="http://schemas.openxmlformats.org/drawingml/2006/picture">
+                <pic:pic xmlns:pic="http://schemas.openxmlformats.org/drawingml/2006/picture">
+                  <pic:nvPicPr>
+                    <pic:cNvPr id="1" name=""/>
+                    <pic:cNvPicPr/>
+                  </pic:nvPicPr>
+                  <pic:blipFill>
+                    <a:blip r:embed="rId40"/>
+                    <a:stretch>
+                      <a:fillRect/>
+                    </a:stretch>
+                  </pic:blipFill>
+                  <pic:spPr>
+                    <a:xfrm>
+                      <a:off x="0" y="0"/>
+                      <a:ext cx="8863330" cy="3145155"/>
+                    </a:xfrm>
+                    <a:prstGeom prst="rect">
+                      <a:avLst/>
+                    </a:prstGeom>
+                  </pic:spPr>
+                </pic:pic>
+              </a:graphicData>
+            </a:graphic>
+          </wp:inline>
+        </w:drawing>
+      </w:r>
+      <w:r>
+        <w:rPr>
+          <w:rFonts w:ascii="Times New Roman" w:hAnsi="Times New Roman" w:cs="Times New Roman"/>
+          <w:noProof/>
+        </w:rPr>
+        <w:t xml:space="preserve"> </w:t>
+      </w:r>
+      <w:r>
+        <w:rPr>
+          <w:rFonts w:ascii="Times New Roman" w:hAnsi="Times New Roman" w:cs="Times New Roman"/>
+          <w:sz w:val="24"/>
+          <w:szCs w:val="24"/>
+        </w:rPr>
+        <w:lastRenderedPageBreak/>
+        <w:drawing>
+          <wp:inline distT="0" distB="0" distL="0" distR="0" wp14:anchorId="7B8EFA11" wp14:editId="7E4F0869">
+            <wp:extent cx="8863330" cy="3130550"/>
+            <wp:effectExtent l="0" t="0" r="0" b="0"/>
+            <wp:docPr id="50" name="Picture 50"/>
+            <wp:cNvGraphicFramePr>
+              <a:graphicFrameLocks xmlns:a="http://schemas.openxmlformats.org/drawingml/2006/main" noChangeAspect="1"/>
+            </wp:cNvGraphicFramePr>
+            <a:graphic xmlns:a="http://schemas.openxmlformats.org/drawingml/2006/main">
+              <a:graphicData uri="http://schemas.openxmlformats.org/drawingml/2006/picture">
+                <pic:pic xmlns:pic="http://schemas.openxmlformats.org/drawingml/2006/picture">
+                  <pic:nvPicPr>
+                    <pic:cNvPr id="1" name=""/>
+                    <pic:cNvPicPr/>
+                  </pic:nvPicPr>
+                  <pic:blipFill>
+                    <a:blip r:embed="rId41"/>
+                    <a:stretch>
+                      <a:fillRect/>
+                    </a:stretch>
+                  </pic:blipFill>
+                  <pic:spPr>
+                    <a:xfrm>
+                      <a:off x="0" y="0"/>
+                      <a:ext cx="8863330" cy="3130550"/>
+                    </a:xfrm>
+                    <a:prstGeom prst="rect">
+                      <a:avLst/>
+                    </a:prstGeom>
+                  </pic:spPr>
+                </pic:pic>
+              </a:graphicData>
+            </a:graphic>
+          </wp:inline>
+        </w:drawing>
+      </w:r>
+    </w:p>
+    <w:p>
+      <w:pPr>
+        <w:spacing w:line="276" w:lineRule="auto"/>
+        <w:jc w:val="both"/>
+        <w:rPr>
+          <w:rFonts w:ascii="Times New Roman" w:hAnsi="Times New Roman" w:cs="Times New Roman"/>
           <w:b/>
           <w:bCs/>
           <w:sz w:val="24"/>
           <w:szCs w:val="24"/>
         </w:rPr>
       </w:pPr>
-      <w:r>
+    </w:p>
+    <w:p>
+      <w:pPr>
+        <w:spacing w:line="276" w:lineRule="auto"/>
+        <w:jc w:val="both"/>
         <w:rPr>
           <w:rFonts w:ascii="Times New Roman" w:hAnsi="Times New Roman" w:cs="Times New Roman"/>
           <w:b/>
           <w:bCs/>
-          <w:sz w:val="24"/>
-          <w:szCs w:val="24"/>
-        </w:rPr>
-        <w:t>5. Admin User Iteration Loop</w:t>
+          <w:sz w:val="28"/>
+          <w:szCs w:val="28"/>
+        </w:rPr>
+      </w:pPr>
+      <w:r>
+        <w:rPr>
+          <w:rFonts w:ascii="Times New Roman" w:hAnsi="Times New Roman" w:cs="Times New Roman"/>
+          <w:b/>
+          <w:bCs/>
+          <w:sz w:val="28"/>
+          <w:szCs w:val="28"/>
+        </w:rPr>
+        <w:t xml:space="preserve">5. </w:t>
+      </w:r>
+      <w:r>
+        <w:rPr>
+          <w:rFonts w:ascii="Times New Roman" w:hAnsi="Times New Roman" w:cs="Times New Roman"/>
+          <w:b/>
+          <w:bCs/>
+          <w:sz w:val="28"/>
+          <w:szCs w:val="28"/>
+        </w:rPr>
+        <w:t>Control Flow Testing (CFT)</w:t>
       </w:r>
     </w:p>
     <w:p>
@@ -17545,22 +17072,12 @@
         <w:jc w:val="both"/>
         <w:rPr>
           <w:rFonts w:ascii="Times New Roman" w:hAnsi="Times New Roman" w:cs="Times New Roman"/>
-          <w:sz w:val="24"/>
-          <w:szCs w:val="24"/>
-        </w:rPr>
-      </w:pPr>
-      <w:r>
-        <w:rPr>
-          <w:rFonts w:ascii="Times New Roman" w:hAnsi="Times New Roman" w:cs="Times New Roman"/>
           <w:b/>
           <w:bCs/>
           <w:sz w:val="24"/>
           <w:szCs w:val="24"/>
         </w:rPr>
-        <w:t xml:space="preserve">Function: </w:t>
-      </w:r>
-      <w:proofErr w:type="spellStart"/>
-      <w:proofErr w:type="gramStart"/>
+      </w:pPr>
       <w:r>
         <w:rPr>
           <w:rFonts w:ascii="Times New Roman" w:hAnsi="Times New Roman" w:cs="Times New Roman"/>
@@ -17569,807 +17086,21 @@
           <w:sz w:val="24"/>
           <w:szCs w:val="24"/>
         </w:rPr>
-        <w:t>updateAllUsers</w:t>
-      </w:r>
-      <w:proofErr w:type="spellEnd"/>
-      <w:r>
-        <w:rPr>
-          <w:rFonts w:ascii="Times New Roman" w:hAnsi="Times New Roman" w:cs="Times New Roman"/>
-          <w:b/>
-          <w:bCs/>
-          <w:sz w:val="24"/>
-          <w:szCs w:val="24"/>
-        </w:rPr>
-        <w:t>(</w:t>
-      </w:r>
-      <w:proofErr w:type="gramEnd"/>
-      <w:r>
-        <w:rPr>
-          <w:rFonts w:ascii="Times New Roman" w:hAnsi="Times New Roman" w:cs="Times New Roman"/>
-          <w:b/>
-          <w:bCs/>
-          <w:sz w:val="24"/>
-          <w:szCs w:val="24"/>
-        </w:rPr>
-        <w:t>)</w:t>
-      </w:r>
-    </w:p>
-    <w:p>
-      <w:pPr>
-        <w:spacing w:line="276" w:lineRule="auto"/>
-        <w:jc w:val="both"/>
-        <w:rPr>
-          <w:rFonts w:ascii="Times New Roman" w:hAnsi="Times New Roman" w:cs="Times New Roman"/>
-          <w:b/>
-          <w:bCs/>
-          <w:sz w:val="24"/>
-          <w:szCs w:val="24"/>
-        </w:rPr>
-      </w:pPr>
-      <w:r>
-        <w:rPr>
-          <w:rFonts w:ascii="Times New Roman" w:hAnsi="Times New Roman" w:cs="Times New Roman"/>
-          <w:b/>
-          <w:bCs/>
-          <w:sz w:val="24"/>
-          <w:szCs w:val="24"/>
-        </w:rPr>
-        <w:t>Loop Type: Map Loop</w:t>
-      </w:r>
-    </w:p>
-    <w:tbl>
-      <w:tblPr>
-        <w:tblStyle w:val="TableGrid"/>
-        <w:tblW w:w="9386" w:type="dxa"/>
-        <w:tblLook w:val="04A0" w:firstRow="1" w:lastRow="0" w:firstColumn="1" w:lastColumn="0" w:noHBand="0" w:noVBand="1"/>
-      </w:tblPr>
-      <w:tblGrid>
-        <w:gridCol w:w="1649"/>
-        <w:gridCol w:w="1629"/>
-        <w:gridCol w:w="1971"/>
-        <w:gridCol w:w="2065"/>
-        <w:gridCol w:w="2072"/>
-      </w:tblGrid>
-      <w:tr>
-        <w:trPr>
-          <w:trHeight w:val="468"/>
-        </w:trPr>
-        <w:tc>
-          <w:tcPr>
-            <w:tcW w:w="0" w:type="auto"/>
-            <w:hideMark/>
-          </w:tcPr>
-          <w:p>
-            <w:pPr>
-              <w:spacing w:line="276" w:lineRule="auto"/>
-              <w:jc w:val="both"/>
-              <w:rPr>
-                <w:rFonts w:ascii="Times New Roman" w:hAnsi="Times New Roman" w:cs="Times New Roman"/>
-                <w:b/>
-                <w:bCs/>
-                <w:sz w:val="24"/>
-                <w:szCs w:val="24"/>
-              </w:rPr>
-            </w:pPr>
-            <w:r>
-              <w:rPr>
-                <w:rFonts w:ascii="Times New Roman" w:hAnsi="Times New Roman" w:cs="Times New Roman"/>
-                <w:b/>
-                <w:bCs/>
-                <w:sz w:val="24"/>
-                <w:szCs w:val="24"/>
-              </w:rPr>
-              <w:t>Test Case ID</w:t>
-            </w:r>
-          </w:p>
-        </w:tc>
-        <w:tc>
-          <w:tcPr>
-            <w:tcW w:w="0" w:type="auto"/>
-            <w:hideMark/>
-          </w:tcPr>
-          <w:p>
-            <w:pPr>
-              <w:spacing w:line="276" w:lineRule="auto"/>
-              <w:jc w:val="both"/>
-              <w:rPr>
-                <w:rFonts w:ascii="Times New Roman" w:hAnsi="Times New Roman" w:cs="Times New Roman"/>
-                <w:b/>
-                <w:bCs/>
-                <w:sz w:val="24"/>
-                <w:szCs w:val="24"/>
-              </w:rPr>
-            </w:pPr>
-            <w:r>
-              <w:rPr>
-                <w:rFonts w:ascii="Times New Roman" w:hAnsi="Times New Roman" w:cs="Times New Roman"/>
-                <w:b/>
-                <w:bCs/>
-                <w:sz w:val="24"/>
-                <w:szCs w:val="24"/>
-              </w:rPr>
-              <w:t>Input Users</w:t>
-            </w:r>
-          </w:p>
-        </w:tc>
-        <w:tc>
-          <w:tcPr>
-            <w:tcW w:w="0" w:type="auto"/>
-            <w:hideMark/>
-          </w:tcPr>
-          <w:p>
-            <w:pPr>
-              <w:spacing w:line="276" w:lineRule="auto"/>
-              <w:jc w:val="both"/>
-              <w:rPr>
-                <w:rFonts w:ascii="Times New Roman" w:hAnsi="Times New Roman" w:cs="Times New Roman"/>
-                <w:b/>
-                <w:bCs/>
-                <w:sz w:val="24"/>
-                <w:szCs w:val="24"/>
-              </w:rPr>
-            </w:pPr>
-            <w:r>
-              <w:rPr>
-                <w:rFonts w:ascii="Times New Roman" w:hAnsi="Times New Roman" w:cs="Times New Roman"/>
-                <w:b/>
-                <w:bCs/>
-                <w:sz w:val="24"/>
-                <w:szCs w:val="24"/>
-              </w:rPr>
-              <w:t>Loop Iterations</w:t>
-            </w:r>
-          </w:p>
-        </w:tc>
-        <w:tc>
-          <w:tcPr>
-            <w:tcW w:w="0" w:type="auto"/>
-            <w:hideMark/>
-          </w:tcPr>
-          <w:p>
-            <w:pPr>
-              <w:spacing w:line="276" w:lineRule="auto"/>
-              <w:jc w:val="both"/>
-              <w:rPr>
-                <w:rFonts w:ascii="Times New Roman" w:hAnsi="Times New Roman" w:cs="Times New Roman"/>
-                <w:b/>
-                <w:bCs/>
-                <w:sz w:val="24"/>
-                <w:szCs w:val="24"/>
-              </w:rPr>
-            </w:pPr>
-            <w:r>
-              <w:rPr>
-                <w:rFonts w:ascii="Times New Roman" w:hAnsi="Times New Roman" w:cs="Times New Roman"/>
-                <w:b/>
-                <w:bCs/>
-                <w:sz w:val="24"/>
-                <w:szCs w:val="24"/>
-              </w:rPr>
-              <w:t>Expected Result</w:t>
-            </w:r>
-          </w:p>
-        </w:tc>
-        <w:tc>
-          <w:tcPr>
-            <w:tcW w:w="0" w:type="auto"/>
-            <w:hideMark/>
-          </w:tcPr>
-          <w:p>
-            <w:pPr>
-              <w:spacing w:line="276" w:lineRule="auto"/>
-              <w:jc w:val="both"/>
-              <w:rPr>
-                <w:rFonts w:ascii="Times New Roman" w:hAnsi="Times New Roman" w:cs="Times New Roman"/>
-                <w:b/>
-                <w:bCs/>
-                <w:sz w:val="24"/>
-                <w:szCs w:val="24"/>
-              </w:rPr>
-            </w:pPr>
-            <w:r>
-              <w:rPr>
-                <w:rFonts w:ascii="Times New Roman" w:hAnsi="Times New Roman" w:cs="Times New Roman"/>
-                <w:b/>
-                <w:bCs/>
-                <w:sz w:val="24"/>
-                <w:szCs w:val="24"/>
-              </w:rPr>
-              <w:t>Case Type</w:t>
-            </w:r>
-          </w:p>
-        </w:tc>
-      </w:tr>
-      <w:tr>
-        <w:trPr>
-          <w:trHeight w:val="443"/>
-        </w:trPr>
-        <w:tc>
-          <w:tcPr>
-            <w:tcW w:w="0" w:type="auto"/>
-            <w:hideMark/>
-          </w:tcPr>
-          <w:p>
-            <w:pPr>
-              <w:spacing w:line="276" w:lineRule="auto"/>
-              <w:jc w:val="both"/>
-              <w:rPr>
-                <w:rFonts w:ascii="Times New Roman" w:hAnsi="Times New Roman" w:cs="Times New Roman"/>
-                <w:sz w:val="24"/>
-                <w:szCs w:val="24"/>
-              </w:rPr>
-            </w:pPr>
-            <w:r>
-              <w:rPr>
-                <w:rFonts w:ascii="Times New Roman" w:hAnsi="Times New Roman" w:cs="Times New Roman"/>
-                <w:sz w:val="24"/>
-                <w:szCs w:val="24"/>
-              </w:rPr>
-              <w:t>LT17</w:t>
-            </w:r>
-          </w:p>
-        </w:tc>
-        <w:tc>
-          <w:tcPr>
-            <w:tcW w:w="0" w:type="auto"/>
-            <w:hideMark/>
-          </w:tcPr>
-          <w:p>
-            <w:pPr>
-              <w:spacing w:line="276" w:lineRule="auto"/>
-              <w:jc w:val="both"/>
-              <w:rPr>
-                <w:rFonts w:ascii="Times New Roman" w:hAnsi="Times New Roman" w:cs="Times New Roman"/>
-                <w:sz w:val="24"/>
-                <w:szCs w:val="24"/>
-              </w:rPr>
-            </w:pPr>
-            <w:r>
-              <w:rPr>
-                <w:rFonts w:ascii="Times New Roman" w:hAnsi="Times New Roman" w:cs="Times New Roman"/>
-                <w:sz w:val="24"/>
-                <w:szCs w:val="24"/>
-              </w:rPr>
-              <w:t>[]</w:t>
-            </w:r>
-          </w:p>
-        </w:tc>
-        <w:tc>
-          <w:tcPr>
-            <w:tcW w:w="0" w:type="auto"/>
-            <w:hideMark/>
-          </w:tcPr>
-          <w:p>
-            <w:pPr>
-              <w:spacing w:line="276" w:lineRule="auto"/>
-              <w:jc w:val="both"/>
-              <w:rPr>
-                <w:rFonts w:ascii="Times New Roman" w:hAnsi="Times New Roman" w:cs="Times New Roman"/>
-                <w:sz w:val="24"/>
-                <w:szCs w:val="24"/>
-              </w:rPr>
-            </w:pPr>
-            <w:r>
-              <w:rPr>
-                <w:rFonts w:ascii="Times New Roman" w:hAnsi="Times New Roman" w:cs="Times New Roman"/>
-                <w:sz w:val="24"/>
-                <w:szCs w:val="24"/>
-              </w:rPr>
-              <w:t>0</w:t>
-            </w:r>
-          </w:p>
-        </w:tc>
-        <w:tc>
-          <w:tcPr>
-            <w:tcW w:w="0" w:type="auto"/>
-            <w:hideMark/>
-          </w:tcPr>
-          <w:p>
-            <w:pPr>
-              <w:spacing w:line="276" w:lineRule="auto"/>
-              <w:jc w:val="both"/>
-              <w:rPr>
-                <w:rFonts w:ascii="Times New Roman" w:hAnsi="Times New Roman" w:cs="Times New Roman"/>
-                <w:sz w:val="24"/>
-                <w:szCs w:val="24"/>
-              </w:rPr>
-            </w:pPr>
-            <w:r>
-              <w:rPr>
-                <w:rFonts w:ascii="Times New Roman" w:hAnsi="Times New Roman" w:cs="Times New Roman"/>
-                <w:sz w:val="24"/>
-                <w:szCs w:val="24"/>
-              </w:rPr>
-              <w:t>No update</w:t>
-            </w:r>
-          </w:p>
-        </w:tc>
-        <w:tc>
-          <w:tcPr>
-            <w:tcW w:w="0" w:type="auto"/>
-            <w:hideMark/>
-          </w:tcPr>
-          <w:p>
-            <w:pPr>
-              <w:spacing w:line="276" w:lineRule="auto"/>
-              <w:jc w:val="both"/>
-              <w:rPr>
-                <w:rFonts w:ascii="Times New Roman" w:hAnsi="Times New Roman" w:cs="Times New Roman"/>
-                <w:sz w:val="24"/>
-                <w:szCs w:val="24"/>
-              </w:rPr>
-            </w:pPr>
-            <w:r>
-              <w:rPr>
-                <w:rFonts w:ascii="Times New Roman" w:hAnsi="Times New Roman" w:cs="Times New Roman"/>
-                <w:sz w:val="24"/>
-                <w:szCs w:val="24"/>
-              </w:rPr>
-              <w:t>Empty array</w:t>
-            </w:r>
-          </w:p>
-        </w:tc>
-      </w:tr>
-      <w:tr>
-        <w:trPr>
-          <w:trHeight w:val="468"/>
-        </w:trPr>
-        <w:tc>
-          <w:tcPr>
-            <w:tcW w:w="0" w:type="auto"/>
-            <w:hideMark/>
-          </w:tcPr>
-          <w:p>
-            <w:pPr>
-              <w:spacing w:line="276" w:lineRule="auto"/>
-              <w:jc w:val="both"/>
-              <w:rPr>
-                <w:rFonts w:ascii="Times New Roman" w:hAnsi="Times New Roman" w:cs="Times New Roman"/>
-                <w:sz w:val="24"/>
-                <w:szCs w:val="24"/>
-              </w:rPr>
-            </w:pPr>
-            <w:r>
-              <w:rPr>
-                <w:rFonts w:ascii="Times New Roman" w:hAnsi="Times New Roman" w:cs="Times New Roman"/>
-                <w:sz w:val="24"/>
-                <w:szCs w:val="24"/>
-              </w:rPr>
-              <w:t>LT18</w:t>
-            </w:r>
-          </w:p>
-        </w:tc>
-        <w:tc>
-          <w:tcPr>
-            <w:tcW w:w="0" w:type="auto"/>
-            <w:hideMark/>
-          </w:tcPr>
-          <w:p>
-            <w:pPr>
-              <w:spacing w:line="276" w:lineRule="auto"/>
-              <w:jc w:val="both"/>
-              <w:rPr>
-                <w:rFonts w:ascii="Times New Roman" w:hAnsi="Times New Roman" w:cs="Times New Roman"/>
-                <w:sz w:val="24"/>
-                <w:szCs w:val="24"/>
-              </w:rPr>
-            </w:pPr>
-            <w:r>
-              <w:rPr>
-                <w:rFonts w:ascii="Times New Roman" w:hAnsi="Times New Roman" w:cs="Times New Roman"/>
-                <w:sz w:val="24"/>
-                <w:szCs w:val="24"/>
-              </w:rPr>
-              <w:t>[U1]</w:t>
-            </w:r>
-          </w:p>
-        </w:tc>
-        <w:tc>
-          <w:tcPr>
-            <w:tcW w:w="0" w:type="auto"/>
-            <w:hideMark/>
-          </w:tcPr>
-          <w:p>
-            <w:pPr>
-              <w:spacing w:line="276" w:lineRule="auto"/>
-              <w:jc w:val="both"/>
-              <w:rPr>
-                <w:rFonts w:ascii="Times New Roman" w:hAnsi="Times New Roman" w:cs="Times New Roman"/>
-                <w:sz w:val="24"/>
-                <w:szCs w:val="24"/>
-              </w:rPr>
-            </w:pPr>
-            <w:r>
-              <w:rPr>
-                <w:rFonts w:ascii="Times New Roman" w:hAnsi="Times New Roman" w:cs="Times New Roman"/>
-                <w:sz w:val="24"/>
-                <w:szCs w:val="24"/>
-              </w:rPr>
-              <w:t>1</w:t>
-            </w:r>
-          </w:p>
-        </w:tc>
-        <w:tc>
-          <w:tcPr>
-            <w:tcW w:w="0" w:type="auto"/>
-            <w:hideMark/>
-          </w:tcPr>
-          <w:p>
-            <w:pPr>
-              <w:spacing w:line="276" w:lineRule="auto"/>
-              <w:jc w:val="both"/>
-              <w:rPr>
-                <w:rFonts w:ascii="Times New Roman" w:hAnsi="Times New Roman" w:cs="Times New Roman"/>
-                <w:sz w:val="24"/>
-                <w:szCs w:val="24"/>
-              </w:rPr>
-            </w:pPr>
-            <w:r>
-              <w:rPr>
-                <w:rFonts w:ascii="Times New Roman" w:hAnsi="Times New Roman" w:cs="Times New Roman"/>
-                <w:sz w:val="24"/>
-                <w:szCs w:val="24"/>
-              </w:rPr>
-              <w:t>One user updated</w:t>
-            </w:r>
-          </w:p>
-        </w:tc>
-        <w:tc>
-          <w:tcPr>
-            <w:tcW w:w="0" w:type="auto"/>
-            <w:hideMark/>
-          </w:tcPr>
-          <w:p>
-            <w:pPr>
-              <w:spacing w:line="276" w:lineRule="auto"/>
-              <w:jc w:val="both"/>
-              <w:rPr>
-                <w:rFonts w:ascii="Times New Roman" w:hAnsi="Times New Roman" w:cs="Times New Roman"/>
-                <w:sz w:val="24"/>
-                <w:szCs w:val="24"/>
-              </w:rPr>
-            </w:pPr>
-            <w:r>
-              <w:rPr>
-                <w:rFonts w:ascii="Times New Roman" w:hAnsi="Times New Roman" w:cs="Times New Roman"/>
-                <w:sz w:val="24"/>
-                <w:szCs w:val="24"/>
-              </w:rPr>
-              <w:t>Single iteration</w:t>
-            </w:r>
-          </w:p>
-        </w:tc>
-      </w:tr>
-      <w:tr>
-        <w:trPr>
-          <w:trHeight w:val="443"/>
-        </w:trPr>
-        <w:tc>
-          <w:tcPr>
-            <w:tcW w:w="0" w:type="auto"/>
-            <w:hideMark/>
-          </w:tcPr>
-          <w:p>
-            <w:pPr>
-              <w:spacing w:line="276" w:lineRule="auto"/>
-              <w:jc w:val="both"/>
-              <w:rPr>
-                <w:rFonts w:ascii="Times New Roman" w:hAnsi="Times New Roman" w:cs="Times New Roman"/>
-                <w:sz w:val="24"/>
-                <w:szCs w:val="24"/>
-              </w:rPr>
-            </w:pPr>
-            <w:r>
-              <w:rPr>
-                <w:rFonts w:ascii="Times New Roman" w:hAnsi="Times New Roman" w:cs="Times New Roman"/>
-                <w:sz w:val="24"/>
-                <w:szCs w:val="24"/>
-              </w:rPr>
-              <w:t>LT19</w:t>
-            </w:r>
-          </w:p>
-        </w:tc>
-        <w:tc>
-          <w:tcPr>
-            <w:tcW w:w="0" w:type="auto"/>
-            <w:hideMark/>
-          </w:tcPr>
-          <w:p>
-            <w:pPr>
-              <w:spacing w:line="276" w:lineRule="auto"/>
-              <w:jc w:val="both"/>
-              <w:rPr>
-                <w:rFonts w:ascii="Times New Roman" w:hAnsi="Times New Roman" w:cs="Times New Roman"/>
-                <w:sz w:val="24"/>
-                <w:szCs w:val="24"/>
-              </w:rPr>
-            </w:pPr>
-            <w:r>
-              <w:rPr>
-                <w:rFonts w:ascii="Times New Roman" w:hAnsi="Times New Roman" w:cs="Times New Roman"/>
-                <w:sz w:val="24"/>
-                <w:szCs w:val="24"/>
-              </w:rPr>
-              <w:t>[U1, U2, U3]</w:t>
-            </w:r>
-          </w:p>
-        </w:tc>
-        <w:tc>
-          <w:tcPr>
-            <w:tcW w:w="0" w:type="auto"/>
-            <w:hideMark/>
-          </w:tcPr>
-          <w:p>
-            <w:pPr>
-              <w:spacing w:line="276" w:lineRule="auto"/>
-              <w:jc w:val="both"/>
-              <w:rPr>
-                <w:rFonts w:ascii="Times New Roman" w:hAnsi="Times New Roman" w:cs="Times New Roman"/>
-                <w:sz w:val="24"/>
-                <w:szCs w:val="24"/>
-              </w:rPr>
-            </w:pPr>
-            <w:r>
-              <w:rPr>
-                <w:rFonts w:ascii="Times New Roman" w:hAnsi="Times New Roman" w:cs="Times New Roman"/>
-                <w:sz w:val="24"/>
-                <w:szCs w:val="24"/>
-              </w:rPr>
-              <w:t>3</w:t>
-            </w:r>
-          </w:p>
-        </w:tc>
-        <w:tc>
-          <w:tcPr>
-            <w:tcW w:w="0" w:type="auto"/>
-            <w:hideMark/>
-          </w:tcPr>
-          <w:p>
-            <w:pPr>
-              <w:spacing w:line="276" w:lineRule="auto"/>
-              <w:jc w:val="both"/>
-              <w:rPr>
-                <w:rFonts w:ascii="Times New Roman" w:hAnsi="Times New Roman" w:cs="Times New Roman"/>
-                <w:sz w:val="24"/>
-                <w:szCs w:val="24"/>
-              </w:rPr>
-            </w:pPr>
-            <w:r>
-              <w:rPr>
-                <w:rFonts w:ascii="Times New Roman" w:hAnsi="Times New Roman" w:cs="Times New Roman"/>
-                <w:sz w:val="24"/>
-                <w:szCs w:val="24"/>
-              </w:rPr>
-              <w:t>All updated</w:t>
-            </w:r>
-          </w:p>
-        </w:tc>
-        <w:tc>
-          <w:tcPr>
-            <w:tcW w:w="0" w:type="auto"/>
-            <w:hideMark/>
-          </w:tcPr>
-          <w:p>
-            <w:pPr>
-              <w:spacing w:line="276" w:lineRule="auto"/>
-              <w:jc w:val="both"/>
-              <w:rPr>
-                <w:rFonts w:ascii="Times New Roman" w:hAnsi="Times New Roman" w:cs="Times New Roman"/>
-                <w:sz w:val="24"/>
-                <w:szCs w:val="24"/>
-              </w:rPr>
-            </w:pPr>
-            <w:r>
-              <w:rPr>
-                <w:rFonts w:ascii="Times New Roman" w:hAnsi="Times New Roman" w:cs="Times New Roman"/>
-                <w:sz w:val="24"/>
-                <w:szCs w:val="24"/>
-              </w:rPr>
-              <w:t>Multiple iteration</w:t>
-            </w:r>
-          </w:p>
-        </w:tc>
-      </w:tr>
-      <w:tr>
-        <w:trPr>
-          <w:trHeight w:val="443"/>
-        </w:trPr>
-        <w:tc>
-          <w:tcPr>
-            <w:tcW w:w="0" w:type="auto"/>
-            <w:hideMark/>
-          </w:tcPr>
-          <w:p>
-            <w:pPr>
-              <w:spacing w:line="276" w:lineRule="auto"/>
-              <w:jc w:val="both"/>
-              <w:rPr>
-                <w:rFonts w:ascii="Times New Roman" w:hAnsi="Times New Roman" w:cs="Times New Roman"/>
-                <w:sz w:val="24"/>
-                <w:szCs w:val="24"/>
-              </w:rPr>
-            </w:pPr>
-            <w:r>
-              <w:rPr>
-                <w:rFonts w:ascii="Times New Roman" w:hAnsi="Times New Roman" w:cs="Times New Roman"/>
-                <w:sz w:val="24"/>
-                <w:szCs w:val="24"/>
-              </w:rPr>
-              <w:t>LT20</w:t>
-            </w:r>
-          </w:p>
-        </w:tc>
-        <w:tc>
-          <w:tcPr>
-            <w:tcW w:w="0" w:type="auto"/>
-            <w:hideMark/>
-          </w:tcPr>
-          <w:p>
-            <w:pPr>
-              <w:spacing w:line="276" w:lineRule="auto"/>
-              <w:jc w:val="both"/>
-              <w:rPr>
-                <w:rFonts w:ascii="Times New Roman" w:hAnsi="Times New Roman" w:cs="Times New Roman"/>
-                <w:sz w:val="24"/>
-                <w:szCs w:val="24"/>
-              </w:rPr>
-            </w:pPr>
-            <w:r>
-              <w:rPr>
-                <w:rFonts w:ascii="Times New Roman" w:hAnsi="Times New Roman" w:cs="Times New Roman"/>
-                <w:sz w:val="24"/>
-                <w:szCs w:val="24"/>
-              </w:rPr>
-              <w:t>1000 users</w:t>
-            </w:r>
-          </w:p>
-        </w:tc>
-        <w:tc>
-          <w:tcPr>
-            <w:tcW w:w="0" w:type="auto"/>
-            <w:hideMark/>
-          </w:tcPr>
-          <w:p>
-            <w:pPr>
-              <w:spacing w:line="276" w:lineRule="auto"/>
-              <w:jc w:val="both"/>
-              <w:rPr>
-                <w:rFonts w:ascii="Times New Roman" w:hAnsi="Times New Roman" w:cs="Times New Roman"/>
-                <w:sz w:val="24"/>
-                <w:szCs w:val="24"/>
-              </w:rPr>
-            </w:pPr>
-            <w:r>
-              <w:rPr>
-                <w:rFonts w:ascii="Times New Roman" w:hAnsi="Times New Roman" w:cs="Times New Roman"/>
-                <w:sz w:val="24"/>
-                <w:szCs w:val="24"/>
-              </w:rPr>
-              <w:t>1000</w:t>
-            </w:r>
-          </w:p>
-        </w:tc>
-        <w:tc>
-          <w:tcPr>
-            <w:tcW w:w="0" w:type="auto"/>
-            <w:hideMark/>
-          </w:tcPr>
-          <w:p>
-            <w:pPr>
-              <w:spacing w:line="276" w:lineRule="auto"/>
-              <w:jc w:val="both"/>
-              <w:rPr>
-                <w:rFonts w:ascii="Times New Roman" w:hAnsi="Times New Roman" w:cs="Times New Roman"/>
-                <w:sz w:val="24"/>
-                <w:szCs w:val="24"/>
-              </w:rPr>
-            </w:pPr>
-            <w:r>
-              <w:rPr>
-                <w:rFonts w:ascii="Times New Roman" w:hAnsi="Times New Roman" w:cs="Times New Roman"/>
-                <w:sz w:val="24"/>
-                <w:szCs w:val="24"/>
-              </w:rPr>
-              <w:t>No crash</w:t>
-            </w:r>
-          </w:p>
-        </w:tc>
-        <w:tc>
-          <w:tcPr>
-            <w:tcW w:w="0" w:type="auto"/>
-            <w:hideMark/>
-          </w:tcPr>
-          <w:p>
-            <w:pPr>
-              <w:spacing w:line="276" w:lineRule="auto"/>
-              <w:jc w:val="both"/>
-              <w:rPr>
-                <w:rFonts w:ascii="Times New Roman" w:hAnsi="Times New Roman" w:cs="Times New Roman"/>
-                <w:sz w:val="24"/>
-                <w:szCs w:val="24"/>
-              </w:rPr>
-            </w:pPr>
-            <w:r>
-              <w:rPr>
-                <w:rFonts w:ascii="Times New Roman" w:hAnsi="Times New Roman" w:cs="Times New Roman"/>
-                <w:sz w:val="24"/>
-                <w:szCs w:val="24"/>
-              </w:rPr>
-              <w:t>Stress test</w:t>
-            </w:r>
-          </w:p>
-        </w:tc>
-      </w:tr>
-    </w:tbl>
-    <w:p>
-      <w:pPr>
-        <w:spacing w:line="276" w:lineRule="auto"/>
-        <w:jc w:val="both"/>
-        <w:rPr>
-          <w:rFonts w:ascii="Times New Roman" w:hAnsi="Times New Roman" w:cs="Times New Roman"/>
-          <w:sz w:val="24"/>
-          <w:szCs w:val="24"/>
-        </w:rPr>
-      </w:pPr>
-    </w:p>
-    <w:p>
-      <w:pPr>
-        <w:spacing w:line="276" w:lineRule="auto"/>
-        <w:jc w:val="both"/>
-        <w:rPr>
-          <w:rFonts w:ascii="Times New Roman" w:hAnsi="Times New Roman" w:cs="Times New Roman"/>
-          <w:b/>
-          <w:bCs/>
-          <w:sz w:val="24"/>
-          <w:szCs w:val="24"/>
-        </w:rPr>
-      </w:pPr>
-    </w:p>
-    <w:p>
-      <w:pPr>
-        <w:spacing w:line="276" w:lineRule="auto"/>
-        <w:jc w:val="both"/>
-        <w:rPr>
-          <w:rFonts w:ascii="Times New Roman" w:hAnsi="Times New Roman" w:cs="Times New Roman"/>
-          <w:b/>
-          <w:bCs/>
-          <w:sz w:val="24"/>
-          <w:szCs w:val="24"/>
-        </w:rPr>
-      </w:pPr>
-      <w:r>
-        <w:rPr>
-          <w:rFonts w:ascii="Times New Roman" w:hAnsi="Times New Roman" w:cs="Times New Roman"/>
-          <w:b/>
-          <w:bCs/>
-          <w:sz w:val="24"/>
-          <w:szCs w:val="24"/>
-        </w:rPr>
-        <w:t>Control Flow Testing (CFT)</w:t>
-      </w:r>
-    </w:p>
-    <w:p>
-      <w:pPr>
-        <w:spacing w:line="276" w:lineRule="auto"/>
-        <w:jc w:val="both"/>
-        <w:rPr>
-          <w:rFonts w:ascii="Times New Roman" w:hAnsi="Times New Roman" w:cs="Times New Roman"/>
-          <w:b/>
-          <w:bCs/>
-          <w:sz w:val="24"/>
-          <w:szCs w:val="24"/>
-        </w:rPr>
-      </w:pPr>
-      <w:r>
-        <w:rPr>
-          <w:rFonts w:ascii="Times New Roman" w:hAnsi="Times New Roman" w:cs="Times New Roman"/>
-          <w:b/>
-          <w:bCs/>
-          <w:sz w:val="24"/>
-          <w:szCs w:val="24"/>
-        </w:rPr>
         <w:t xml:space="preserve">Diagram: </w:t>
       </w:r>
+      <w:hyperlink r:id="rId42" w:history="1">
+        <w:r>
+          <w:rPr>
+            <w:rStyle w:val="Hyperlink"/>
+            <w:rFonts w:ascii="Times New Roman" w:hAnsi="Times New Roman" w:cs="Times New Roman"/>
+            <w:b/>
+            <w:bCs/>
+            <w:sz w:val="24"/>
+            <w:szCs w:val="24"/>
+          </w:rPr>
+          <w:t>CFG.drawio.png</w:t>
+        </w:r>
+      </w:hyperlink>
     </w:p>
     <w:p>
       <w:pPr>
@@ -24267,8 +22998,8 @@
           <w:rFonts w:ascii="Times New Roman" w:hAnsi="Times New Roman" w:cs="Times New Roman"/>
           <w:b/>
           <w:bCs/>
-          <w:sz w:val="24"/>
-          <w:szCs w:val="24"/>
+          <w:sz w:val="28"/>
+          <w:szCs w:val="28"/>
         </w:rPr>
       </w:pPr>
       <w:r>
@@ -24276,8 +23007,18 @@
           <w:rFonts w:ascii="Times New Roman" w:hAnsi="Times New Roman" w:cs="Times New Roman"/>
           <w:b/>
           <w:bCs/>
-          <w:sz w:val="24"/>
-          <w:szCs w:val="24"/>
+          <w:sz w:val="28"/>
+          <w:szCs w:val="28"/>
+        </w:rPr>
+        <w:t xml:space="preserve">6. </w:t>
+      </w:r>
+      <w:r>
+        <w:rPr>
+          <w:rFonts w:ascii="Times New Roman" w:hAnsi="Times New Roman" w:cs="Times New Roman"/>
+          <w:b/>
+          <w:bCs/>
+          <w:sz w:val="28"/>
+          <w:szCs w:val="28"/>
         </w:rPr>
         <w:t xml:space="preserve">Cyclomatic Complexity Analysis </w:t>
       </w:r>
@@ -28388,6 +27129,29 @@
       </w:tblBorders>
     </w:tblPr>
   </w:style>
+  <w:style w:type="character" w:styleId="Hyperlink">
+    <w:name w:val="Hyperlink"/>
+    <w:basedOn w:val="DefaultParagraphFont"/>
+    <w:uiPriority w:val="99"/>
+    <w:unhideWhenUsed/>
+    <w:rsid w:val="006E1929"/>
+    <w:rPr>
+      <w:color w:val="0563C1" w:themeColor="hyperlink"/>
+      <w:u w:val="single"/>
+    </w:rPr>
+  </w:style>
+  <w:style w:type="character" w:styleId="UnresolvedMention">
+    <w:name w:val="Unresolved Mention"/>
+    <w:basedOn w:val="DefaultParagraphFont"/>
+    <w:uiPriority w:val="99"/>
+    <w:semiHidden/>
+    <w:unhideWhenUsed/>
+    <w:rsid w:val="006E1929"/>
+    <w:rPr>
+      <w:color w:val="605E5C"/>
+      <w:shd w:val="clear" w:color="auto" w:fill="E1DFDD"/>
+    </w:rPr>
+  </w:style>
 </w:styles>
 </file>
 
